--- a/00-首页/题组Word/第一轮·竞赛教材版/第一轮原理·9-方程式与离子反应（学生版-打印版）.docx
+++ b/00-首页/题组Word/第一轮·竞赛教材版/第一轮原理·9-方程式与离子反应（学生版-打印版）.docx
@@ -26746,7 +26746,7 @@
               <m:rPr>
                 <m:sty m:val="p"/>
               </m:rPr>
-              <m:t>​</m:t>
+              <m:t xml:space="preserve"> </m:t>
             </m:r>
           </m:e>
           <m:sup>
@@ -26804,7 +26804,7 @@
               <m:rPr>
                 <m:sty m:val="p"/>
               </m:rPr>
-              <m:t>​</m:t>
+              <m:t xml:space="preserve"> </m:t>
             </m:r>
           </m:e>
           <m:sup>
@@ -26862,7 +26862,7 @@
               <m:rPr>
                 <m:sty m:val="p"/>
               </m:rPr>
-              <m:t>​</m:t>
+              <m:t xml:space="preserve"> </m:t>
             </m:r>
           </m:e>
           <m:sup>
@@ -26912,7 +26912,7 @@
               <m:rPr>
                 <m:sty m:val="p"/>
               </m:rPr>
-              <m:t>​</m:t>
+              <m:t xml:space="preserve"> </m:t>
             </m:r>
           </m:e>
           <m:sup>
@@ -27005,7 +27005,7 @@
               <m:rPr>
                 <m:sty m:val="p"/>
               </m:rPr>
-              <m:t>​</m:t>
+              <m:t xml:space="preserve"> </m:t>
             </m:r>
           </m:e>
           <m:sup>
@@ -27093,7 +27093,7 @@
               <m:rPr>
                 <m:sty m:val="p"/>
               </m:rPr>
-              <m:t>​</m:t>
+              <m:t xml:space="preserve"> </m:t>
             </m:r>
           </m:e>
           <m:sup>
@@ -27143,7 +27143,7 @@
               <m:rPr>
                 <m:sty m:val="p"/>
               </m:rPr>
-              <m:t>​</m:t>
+              <m:t xml:space="preserve"> </m:t>
             </m:r>
           </m:e>
           <m:sup>
@@ -27305,7 +27305,7 @@
               <m:rPr>
                 <m:sty m:val="p"/>
               </m:rPr>
-              <m:t>​</m:t>
+              <m:t xml:space="preserve"> </m:t>
             </m:r>
           </m:e>
           <m:sup>
@@ -27415,7 +27415,7 @@
               <m:rPr>
                 <m:sty m:val="p"/>
               </m:rPr>
-              <m:t>​</m:t>
+              <m:t xml:space="preserve"> </m:t>
             </m:r>
           </m:e>
           <m:sup>
@@ -27525,7 +27525,7 @@
               <m:rPr>
                 <m:sty m:val="p"/>
               </m:rPr>
-              <m:t>​</m:t>
+              <m:t xml:space="preserve"> </m:t>
             </m:r>
           </m:e>
           <m:sup>
@@ -27676,7 +27676,7 @@
               <m:rPr>
                 <m:sty m:val="p"/>
               </m:rPr>
-              <m:t>​</m:t>
+              <m:t xml:space="preserve"> </m:t>
             </m:r>
           </m:e>
           <m:sup>
@@ -27728,7 +27728,7 @@
               <m:rPr>
                 <m:sty m:val="p"/>
               </m:rPr>
-              <m:t>​</m:t>
+              <m:t xml:space="preserve"> </m:t>
             </m:r>
           </m:e>
           <m:sup>
@@ -27778,7 +27778,7 @@
               <m:rPr>
                 <m:sty m:val="p"/>
               </m:rPr>
-              <m:t>​</m:t>
+              <m:t xml:space="preserve"> </m:t>
             </m:r>
           </m:e>
           <m:sup>
@@ -27839,7 +27839,7 @@
               <m:rPr>
                 <m:sty m:val="p"/>
               </m:rPr>
-              <m:t>​</m:t>
+              <m:t xml:space="preserve"> </m:t>
             </m:r>
           </m:e>
           <m:sup>
@@ -27915,7 +27915,7 @@
               <m:rPr>
                 <m:sty m:val="p"/>
               </m:rPr>
-              <m:t>​</m:t>
+              <m:t xml:space="preserve"> </m:t>
             </m:r>
           </m:e>
           <m:sup>
@@ -27973,7 +27973,7 @@
               <m:rPr>
                 <m:sty m:val="p"/>
               </m:rPr>
-              <m:t>​</m:t>
+              <m:t xml:space="preserve"> </m:t>
             </m:r>
           </m:e>
           <m:sub>
@@ -28021,7 +28021,7 @@
                   <m:rPr>
                     <m:sty m:val="p"/>
                   </m:rPr>
-                  <m:t>​</m:t>
+                  <m:t xml:space="preserve"> </m:t>
                 </m:r>
               </m:lim>
             </m:limUpp>
@@ -28149,7 +28149,7 @@
                   <m:rPr>
                     <m:sty m:val="p"/>
                   </m:rPr>
-                  <m:t>​</m:t>
+                  <m:t xml:space="preserve"> </m:t>
                 </m:r>
               </m:lim>
             </m:limUpp>
@@ -28300,7 +28300,7 @@
               <m:rPr>
                 <m:sty m:val="p"/>
               </m:rPr>
-              <m:t>​</m:t>
+              <m:t xml:space="preserve"> </m:t>
             </m:r>
           </m:e>
           <m:sup>
@@ -28370,7 +28370,7 @@
               <m:rPr>
                 <m:sty m:val="p"/>
               </m:rPr>
-              <m:t>​</m:t>
+              <m:t xml:space="preserve"> </m:t>
             </m:r>
           </m:e>
           <m:sup>
@@ -28469,7 +28469,7 @@
               <m:rPr>
                 <m:sty m:val="p"/>
               </m:rPr>
-              <m:t>​</m:t>
+              <m:t xml:space="preserve"> </m:t>
             </m:r>
           </m:e>
           <m:sup>
@@ -28521,7 +28521,7 @@
               <m:rPr>
                 <m:sty m:val="p"/>
               </m:rPr>
-              <m:t>​</m:t>
+              <m:t xml:space="preserve"> </m:t>
             </m:r>
           </m:e>
           <m:sup>
@@ -28573,7 +28573,7 @@
               <m:rPr>
                 <m:sty m:val="p"/>
               </m:rPr>
-              <m:t>​</m:t>
+              <m:t xml:space="preserve"> </m:t>
             </m:r>
           </m:e>
           <m:sup>

--- a/00-首页/题组Word/第一轮·竞赛教材版/第一轮原理·9-方程式与离子反应（学生版-打印版）.docx
+++ b/00-首页/题组Word/第一轮·竞赛教材版/第一轮原理·9-方程式与离子反应（学生版-打印版）.docx
@@ -153,6 +153,7 @@
     <w:p>
       <w:pPr>
         <w:pStyle w:val="Compact"/>
+        <w:spacing w:before="0" w:after="0"/>
       </w:pPr>
       <w:r>
         <w:rPr>
@@ -170,6 +171,7 @@
     <w:p>
       <w:pPr>
         <w:pStyle w:val="Compact"/>
+        <w:spacing w:before="0" w:after="0"/>
       </w:pPr>
       <w:r>
         <w:rPr>
@@ -200,6 +202,7 @@
     <w:p>
       <w:pPr>
         <w:pStyle w:val="Compact"/>
+        <w:spacing w:before="0" w:after="0"/>
       </w:pPr>
       <w:r>
         <w:rPr>
@@ -217,6 +220,7 @@
     <w:p>
       <w:pPr>
         <w:pStyle w:val="Compact"/>
+        <w:spacing w:before="0" w:after="0"/>
       </w:pPr>
       <w:r>
         <w:rPr>
@@ -2662,6 +2666,7 @@
     <w:p>
       <w:pPr>
         <w:pStyle w:val="BodyText"/>
+        <w:spacing w:before="0" w:after="0"/>
       </w:pPr>
       <w:r>
         <w:rPr>
@@ -2832,6 +2837,7 @@
     <w:p>
       <w:pPr>
         <w:pStyle w:val="BodyText"/>
+        <w:spacing w:before="0" w:after="0"/>
       </w:pPr>
       <w:r>
         <w:rPr>
@@ -3002,6 +3008,7 @@
     <w:p>
       <w:pPr>
         <w:pStyle w:val="BodyText"/>
+        <w:spacing w:before="0" w:after="0"/>
       </w:pPr>
       <w:r>
         <w:rPr>
@@ -3169,6 +3176,7 @@
     <w:p>
       <w:pPr>
         <w:pStyle w:val="BodyText"/>
+        <w:spacing w:before="0" w:after="0"/>
       </w:pPr>
       <w:r>
         <w:rPr>
@@ -6281,8 +6289,8 @@
     <w:p>
       <w:pPr>
         <w:pStyle w:val="BodyText"/>
+        <w:spacing w:before="0" w:after="0"/>
         <w:ind w:left="480" w:hanging="480"/>
-        <w:spacing w:after="0"/>
       </w:pPr>
       <w:r>
         <w:rPr>
@@ -6306,20 +6314,45 @@
     <w:p>
       <w:pPr>
         <w:pStyle w:val="BodyText"/>
+        <w:spacing w:before="0" w:after="0"/>
         <w:ind w:left="480" w:hanging="480"/>
+      </w:pPr>
+      <w:r>
+        <w:rPr>
+          <w:rFonts w:ascii="Times New Roman" w:hAnsi="Times New Roman" w:eastAsia="Times New Roman" w:cs="Times New Roman"/>
+        </w:rPr>
+        <w:t xml:space="preserve">B. </w:t>
+      </w:r>
+      <w:r>
+        <w:rPr>
+          <w:rFonts w:hint="eastAsia" w:ascii="Times New Roman" w:hAnsi="Times New Roman" w:eastAsia="FangSong" w:cs="Times New Roman"/>
+        </w:rPr>
+        <w:t xml:space="preserve">不变</w:t>
+      </w:r>
+      <w:r>
+        <w:rPr>
+          <w:rFonts w:ascii="Times New Roman" w:hAnsi="Times New Roman" w:eastAsia="Times New Roman" w:cs="Times New Roman"/>
+        </w:rPr>
+        <w:t xml:space="preserve"> </w:t>
+      </w:r>
+    </w:p>
+    <w:p>
+      <w:pPr>
+        <w:pStyle w:val="BodyText"/>
         <w:spacing w:before="0" w:after="0"/>
-      </w:pPr>
-      <w:r>
-        <w:rPr>
-          <w:rFonts w:ascii="Times New Roman" w:hAnsi="Times New Roman" w:eastAsia="Times New Roman" w:cs="Times New Roman"/>
-        </w:rPr>
-        <w:t xml:space="preserve">B. </w:t>
-      </w:r>
-      <w:r>
-        <w:rPr>
-          <w:rFonts w:hint="eastAsia" w:ascii="Times New Roman" w:hAnsi="Times New Roman" w:eastAsia="FangSong" w:cs="Times New Roman"/>
-        </w:rPr>
-        <w:t xml:space="preserve">不变</w:t>
+        <w:ind w:left="480" w:hanging="480"/>
+      </w:pPr>
+      <w:r>
+        <w:rPr>
+          <w:rFonts w:ascii="Times New Roman" w:hAnsi="Times New Roman" w:eastAsia="Times New Roman" w:cs="Times New Roman"/>
+        </w:rPr>
+        <w:t xml:space="preserve">C. </w:t>
+      </w:r>
+      <w:r>
+        <w:rPr>
+          <w:rFonts w:hint="eastAsia" w:ascii="Times New Roman" w:hAnsi="Times New Roman" w:eastAsia="FangSong" w:cs="Times New Roman"/>
+        </w:rPr>
+        <w:t xml:space="preserve">减小</w:t>
       </w:r>
       <w:r>
         <w:rPr>
@@ -6331,33 +6364,8 @@
     <w:p>
       <w:pPr>
         <w:pStyle w:val="BodyText"/>
+        <w:spacing w:before="0" w:after="0"/>
         <w:ind w:left="480" w:hanging="480"/>
-        <w:spacing w:before="0" w:after="0"/>
-      </w:pPr>
-      <w:r>
-        <w:rPr>
-          <w:rFonts w:ascii="Times New Roman" w:hAnsi="Times New Roman" w:eastAsia="Times New Roman" w:cs="Times New Roman"/>
-        </w:rPr>
-        <w:t xml:space="preserve">C. </w:t>
-      </w:r>
-      <w:r>
-        <w:rPr>
-          <w:rFonts w:hint="eastAsia" w:ascii="Times New Roman" w:hAnsi="Times New Roman" w:eastAsia="FangSong" w:cs="Times New Roman"/>
-        </w:rPr>
-        <w:t xml:space="preserve">减小</w:t>
-      </w:r>
-      <w:r>
-        <w:rPr>
-          <w:rFonts w:ascii="Times New Roman" w:hAnsi="Times New Roman" w:eastAsia="Times New Roman" w:cs="Times New Roman"/>
-        </w:rPr>
-        <w:t xml:space="preserve"> </w:t>
-      </w:r>
-    </w:p>
-    <w:p>
-      <w:pPr>
-        <w:pStyle w:val="BodyText"/>
-        <w:ind w:left="480" w:hanging="480"/>
-        <w:spacing w:before="0" w:after="180"/>
       </w:pPr>
       <w:r>
         <w:rPr>
@@ -6941,8 +6949,8 @@
     <w:p>
       <w:pPr>
         <w:pStyle w:val="BodyText"/>
+        <w:spacing w:before="0" w:after="0"/>
         <w:ind w:left="480" w:hanging="480"/>
-        <w:spacing w:after="0"/>
       </w:pPr>
       <w:r>
         <w:rPr>
@@ -7030,14 +7038,39 @@
     <w:p>
       <w:pPr>
         <w:pStyle w:val="BodyText"/>
+        <w:spacing w:before="0" w:after="0"/>
         <w:ind w:left="480" w:hanging="480"/>
+      </w:pPr>
+      <w:r>
+        <w:rPr>
+          <w:rFonts w:ascii="Times New Roman" w:hAnsi="Times New Roman" w:eastAsia="Times New Roman" w:cs="Times New Roman"/>
+        </w:rPr>
+        <w:t xml:space="preserve">B. HI </w:t>
+      </w:r>
+      <w:r>
+        <w:rPr>
+          <w:rFonts w:hint="eastAsia" w:ascii="Times New Roman" w:hAnsi="Times New Roman" w:eastAsia="FangSong" w:cs="Times New Roman"/>
+        </w:rPr>
+        <w:t xml:space="preserve">溶液</w:t>
+      </w:r>
+      <w:r>
+        <w:rPr>
+          <w:rFonts w:ascii="Times New Roman" w:hAnsi="Times New Roman" w:eastAsia="Times New Roman" w:cs="Times New Roman"/>
+        </w:rPr>
+        <w:t xml:space="preserve"> </w:t>
+      </w:r>
+    </w:p>
+    <w:p>
+      <w:pPr>
+        <w:pStyle w:val="BodyText"/>
         <w:spacing w:before="0" w:after="0"/>
-      </w:pPr>
-      <w:r>
-        <w:rPr>
-          <w:rFonts w:ascii="Times New Roman" w:hAnsi="Times New Roman" w:eastAsia="Times New Roman" w:cs="Times New Roman"/>
-        </w:rPr>
-        <w:t xml:space="preserve">B. HI </w:t>
+        <w:ind w:left="480" w:hanging="480"/>
+      </w:pPr>
+      <w:r>
+        <w:rPr>
+          <w:rFonts w:ascii="Times New Roman" w:hAnsi="Times New Roman" w:eastAsia="Times New Roman" w:cs="Times New Roman"/>
+        </w:rPr>
+        <w:t xml:space="preserve">C. NaOH </w:t>
       </w:r>
       <w:r>
         <w:rPr>
@@ -7055,33 +7088,8 @@
     <w:p>
       <w:pPr>
         <w:pStyle w:val="BodyText"/>
+        <w:spacing w:before="0" w:after="0"/>
         <w:ind w:left="480" w:hanging="480"/>
-        <w:spacing w:before="0" w:after="0"/>
-      </w:pPr>
-      <w:r>
-        <w:rPr>
-          <w:rFonts w:ascii="Times New Roman" w:hAnsi="Times New Roman" w:eastAsia="Times New Roman" w:cs="Times New Roman"/>
-        </w:rPr>
-        <w:t xml:space="preserve">C. NaOH </w:t>
-      </w:r>
-      <w:r>
-        <w:rPr>
-          <w:rFonts w:hint="eastAsia" w:ascii="Times New Roman" w:hAnsi="Times New Roman" w:eastAsia="FangSong" w:cs="Times New Roman"/>
-        </w:rPr>
-        <w:t xml:space="preserve">溶液</w:t>
-      </w:r>
-      <w:r>
-        <w:rPr>
-          <w:rFonts w:ascii="Times New Roman" w:hAnsi="Times New Roman" w:eastAsia="Times New Roman" w:cs="Times New Roman"/>
-        </w:rPr>
-        <w:t xml:space="preserve"> </w:t>
-      </w:r>
-    </w:p>
-    <w:p>
-      <w:pPr>
-        <w:pStyle w:val="BodyText"/>
-        <w:ind w:left="480" w:hanging="480"/>
-        <w:spacing w:before="0" w:after="180"/>
       </w:pPr>
       <w:r>
         <w:rPr>
@@ -13326,6 +13334,14 @@
       <w:tblPr>
         <w:tblStyle w:val="Table"/>
         <w:tblW w:type="auto" w:w="0"/>
+        <w:tblBorders>
+          <w:top w:val="single" w:sz="12" w:space="0" w:color="000000"/>
+          <w:left w:val="none" w:sz="0" w:space="0" w:color="auto"/>
+          <w:bottom w:val="single" w:sz="12" w:space="0" w:color="000000"/>
+          <w:right w:val="none" w:sz="0" w:space="0" w:color="auto"/>
+          <w:insideH w:val="none" w:sz="0" w:space="0" w:color="auto"/>
+          <w:insideV w:val="none" w:sz="0" w:space="0" w:color="auto"/>
+        </w:tblBorders>
         <w:tblLook w:firstRow="1" w:lastRow="0" w:firstColumn="0" w:lastColumn="0" w:noHBand="0" w:noVBand="0" w:val="0020"/>
       </w:tblPr>
       <w:tblGrid>
@@ -13339,7 +13355,11 @@
           <w:tblHeader w:val="on"/>
         </w:trPr>
         <w:tc>
-          <w:tcPr/>
+          <w:tcPr>
+            <w:tcBorders>
+              <w:bottom w:val="single" w:sz="8" w:space="0" w:color="000000"/>
+            </w:tcBorders>
+          </w:tcPr>
           <w:p>
             <w:pPr>
               <w:pStyle w:val="Compact"/>
@@ -13355,7 +13375,11 @@
           </w:p>
         </w:tc>
         <w:tc>
-          <w:tcPr/>
+          <w:tcPr>
+            <w:tcBorders>
+              <w:bottom w:val="single" w:sz="8" w:space="0" w:color="000000"/>
+            </w:tcBorders>
+          </w:tcPr>
           <w:p>
             <w:pPr>
               <w:pStyle w:val="Compact"/>
@@ -13406,7 +13430,11 @@
           </w:p>
         </w:tc>
         <w:tc>
-          <w:tcPr/>
+          <w:tcPr>
+            <w:tcBorders>
+              <w:bottom w:val="single" w:sz="8" w:space="0" w:color="000000"/>
+            </w:tcBorders>
+          </w:tcPr>
           <w:p>
             <w:pPr>
               <w:pStyle w:val="Compact"/>
@@ -13457,7 +13485,11 @@
           </w:p>
         </w:tc>
         <w:tc>
-          <w:tcPr/>
+          <w:tcPr>
+            <w:tcBorders>
+              <w:bottom w:val="single" w:sz="8" w:space="0" w:color="000000"/>
+            </w:tcBorders>
+          </w:tcPr>
           <w:p>
             <w:pPr>
               <w:pStyle w:val="Compact"/>
@@ -23381,6 +23413,14 @@
         <w:tblStyle w:val="Table"/>
         <w:tblW w:type="pct" w:w="5000"/>
         <w:tblLayout w:type="fixed"/>
+        <w:tblBorders>
+          <w:top w:val="single" w:sz="12" w:space="0" w:color="000000"/>
+          <w:left w:val="none" w:sz="0" w:space="0" w:color="auto"/>
+          <w:bottom w:val="single" w:sz="12" w:space="0" w:color="000000"/>
+          <w:right w:val="none" w:sz="0" w:space="0" w:color="auto"/>
+          <w:insideH w:val="none" w:sz="0" w:space="0" w:color="auto"/>
+          <w:insideV w:val="none" w:sz="0" w:space="0" w:color="auto"/>
+        </w:tblBorders>
         <w:tblLook w:firstRow="1" w:lastRow="0" w:firstColumn="0" w:lastColumn="0" w:noHBand="0" w:noVBand="0" w:val="0020"/>
       </w:tblPr>
       <w:tblGrid>
@@ -23395,7 +23435,11 @@
           <w:tblHeader w:val="on"/>
         </w:trPr>
         <w:tc>
-          <w:tcPr/>
+          <w:tcPr>
+            <w:tcBorders>
+              <w:bottom w:val="single" w:sz="8" w:space="0" w:color="000000"/>
+            </w:tcBorders>
+          </w:tcPr>
           <w:p>
             <w:pPr>
               <w:pStyle w:val="Compact"/>
@@ -23411,7 +23455,11 @@
           </w:p>
         </w:tc>
         <w:tc>
-          <w:tcPr/>
+          <w:tcPr>
+            <w:tcBorders>
+              <w:bottom w:val="single" w:sz="8" w:space="0" w:color="000000"/>
+            </w:tcBorders>
+          </w:tcPr>
           <w:p>
             <w:pPr>
               <w:pStyle w:val="Compact"/>
@@ -23477,7 +23525,11 @@
           </w:p>
         </w:tc>
         <w:tc>
-          <w:tcPr/>
+          <w:tcPr>
+            <w:tcBorders>
+              <w:bottom w:val="single" w:sz="8" w:space="0" w:color="000000"/>
+            </w:tcBorders>
+          </w:tcPr>
           <w:p>
             <w:pPr>
               <w:pStyle w:val="Compact"/>
@@ -23543,7 +23595,11 @@
           </w:p>
         </w:tc>
         <w:tc>
-          <w:tcPr/>
+          <w:tcPr>
+            <w:tcBorders>
+              <w:bottom w:val="single" w:sz="8" w:space="0" w:color="000000"/>
+            </w:tcBorders>
+          </w:tcPr>
           <w:p>
             <w:pPr>
               <w:pStyle w:val="Compact"/>
@@ -23609,7 +23665,11 @@
           </w:p>
         </w:tc>
         <w:tc>
-          <w:tcPr/>
+          <w:tcPr>
+            <w:tcBorders>
+              <w:bottom w:val="single" w:sz="8" w:space="0" w:color="000000"/>
+            </w:tcBorders>
+          </w:tcPr>
           <w:p>
             <w:pPr>
               <w:pStyle w:val="Compact"/>
@@ -30905,8 +30965,8 @@
     <w:p>
       <w:pPr>
         <w:pStyle w:val="BodyText"/>
+        <w:spacing w:before="0" w:after="0"/>
         <w:ind w:left="480" w:hanging="480"/>
-        <w:spacing w:after="0"/>
       </w:pPr>
       <w:r>
         <w:rPr>
@@ -30959,8 +31019,8 @@
     <w:p>
       <w:pPr>
         <w:pStyle w:val="BodyText"/>
+        <w:spacing w:before="0" w:after="0"/>
         <w:ind w:left="480" w:hanging="480"/>
-        <w:spacing w:before="0" w:after="0"/>
       </w:pPr>
       <w:r>
         <w:rPr>
@@ -31065,8 +31125,8 @@
     <w:p>
       <w:pPr>
         <w:pStyle w:val="BodyText"/>
+        <w:spacing w:before="0" w:after="0"/>
         <w:ind w:left="480" w:hanging="480"/>
-        <w:spacing w:before="0" w:after="0"/>
       </w:pPr>
       <w:r>
         <w:rPr>
@@ -31186,8 +31246,8 @@
     <w:p>
       <w:pPr>
         <w:pStyle w:val="BodyText"/>
+        <w:spacing w:before="0" w:after="0"/>
         <w:ind w:left="480" w:hanging="480"/>
-        <w:spacing w:before="0" w:after="180"/>
       </w:pPr>
       <w:r>
         <w:rPr>
@@ -33280,7 +33340,6 @@
     <w:bookmarkEnd w:id="115"/>
     <w:bookmarkEnd w:id="116"/>
     <w:sectPr>
-      <w:headerReference w:type="default" r:id="rId112"/>
       <w:footerReference w:type="default" r:id="rId9"/>
       <w:footnotePr>
         <w:numRestart w:val="eachSect"/>
@@ -33307,16 +33366,6 @@
       <w:rPr>
         <w:rFonts w:ascii="Times New Roman" w:hAnsi="Times New Roman" w:eastAsia="Times New Roman" w:cs="Times New Roman"/>
         <w:b w:val="0"/>
-        <w:color w:val="000000"/>
-        <w:sz w:val="20"/>
-      </w:rPr>
-      <w:t xml:space="preserve">第 </w:t>
-    </w:r>
-    <w:r>
-      <w:rPr>
-        <w:rFonts w:ascii="Times New Roman" w:hAnsi="Times New Roman" w:eastAsia="Times New Roman" w:cs="Times New Roman"/>
-        <w:b w:val="0"/>
-        <w:color w:val="000000"/>
         <w:sz w:val="20"/>
       </w:rPr>
       <w:fldChar w:fldCharType="begin"/>
@@ -33325,7 +33374,6 @@
       <w:rPr>
         <w:rFonts w:ascii="Times New Roman" w:hAnsi="Times New Roman" w:eastAsia="Times New Roman" w:cs="Times New Roman"/>
         <w:b w:val="0"/>
-        <w:color w:val="000000"/>
         <w:sz w:val="20"/>
       </w:rPr>
       <w:instrText xml:space="preserve"> PAGE </w:instrText>
@@ -33334,91 +33382,9 @@
       <w:rPr>
         <w:rFonts w:ascii="Times New Roman" w:hAnsi="Times New Roman" w:eastAsia="Times New Roman" w:cs="Times New Roman"/>
         <w:b w:val="0"/>
-        <w:color w:val="000000"/>
-        <w:sz w:val="20"/>
-      </w:rPr>
-      <w:fldChar w:fldCharType="separate"/>
-    </w:r>
-    <w:r>
-      <w:rPr>
-        <w:rFonts w:ascii="Times New Roman" w:hAnsi="Times New Roman" w:eastAsia="Times New Roman" w:cs="Times New Roman"/>
-        <w:b w:val="0"/>
-        <w:color w:val="000000"/>
-        <w:sz w:val="20"/>
-      </w:rPr>
-      <w:t>1</w:t>
-    </w:r>
-    <w:r>
-      <w:rPr>
-        <w:rFonts w:ascii="Times New Roman" w:hAnsi="Times New Roman" w:eastAsia="Times New Roman" w:cs="Times New Roman"/>
-        <w:b w:val="0"/>
-        <w:color w:val="000000"/>
         <w:sz w:val="20"/>
       </w:rPr>
       <w:fldChar w:fldCharType="end"/>
-    </w:r>
-    <w:r>
-      <w:rPr>
-        <w:rFonts w:ascii="Times New Roman" w:hAnsi="Times New Roman" w:eastAsia="Times New Roman" w:cs="Times New Roman"/>
-        <w:b w:val="0"/>
-        <w:color w:val="000000"/>
-        <w:sz w:val="20"/>
-      </w:rPr>
-      <w:t xml:space="preserve"> 页 / 共 </w:t>
-    </w:r>
-    <w:r>
-      <w:rPr>
-        <w:rFonts w:ascii="Times New Roman" w:hAnsi="Times New Roman" w:eastAsia="Times New Roman" w:cs="Times New Roman"/>
-        <w:b w:val="0"/>
-        <w:color w:val="000000"/>
-        <w:sz w:val="20"/>
-      </w:rPr>
-      <w:fldChar w:fldCharType="begin"/>
-    </w:r>
-    <w:r>
-      <w:rPr>
-        <w:rFonts w:ascii="Times New Roman" w:hAnsi="Times New Roman" w:eastAsia="Times New Roman" w:cs="Times New Roman"/>
-        <w:b w:val="0"/>
-        <w:color w:val="000000"/>
-        <w:sz w:val="20"/>
-      </w:rPr>
-      <w:instrText xml:space="preserve"> NUMPAGES </w:instrText>
-    </w:r>
-    <w:r>
-      <w:rPr>
-        <w:rFonts w:ascii="Times New Roman" w:hAnsi="Times New Roman" w:eastAsia="Times New Roman" w:cs="Times New Roman"/>
-        <w:b w:val="0"/>
-        <w:color w:val="000000"/>
-        <w:sz w:val="20"/>
-      </w:rPr>
-      <w:fldChar w:fldCharType="separate"/>
-    </w:r>
-    <w:r>
-      <w:rPr>
-        <w:rFonts w:ascii="Times New Roman" w:hAnsi="Times New Roman" w:eastAsia="Times New Roman" w:cs="Times New Roman"/>
-        <w:b w:val="0"/>
-        <w:color w:val="000000"/>
-        <w:sz w:val="20"/>
-      </w:rPr>
-      <w:t>1</w:t>
-    </w:r>
-    <w:r>
-      <w:rPr>
-        <w:rFonts w:ascii="Times New Roman" w:hAnsi="Times New Roman" w:eastAsia="Times New Roman" w:cs="Times New Roman"/>
-        <w:b w:val="0"/>
-        <w:color w:val="000000"/>
-        <w:sz w:val="20"/>
-      </w:rPr>
-      <w:fldChar w:fldCharType="end"/>
-    </w:r>
-    <w:r>
-      <w:rPr>
-        <w:rFonts w:ascii="Times New Roman" w:hAnsi="Times New Roman" w:eastAsia="Times New Roman" w:cs="Times New Roman"/>
-        <w:b w:val="0"/>
-        <w:color w:val="000000"/>
-        <w:sz w:val="20"/>
-      </w:rPr>
-      <w:t xml:space="preserve"> 页</w:t>
     </w:r>
   </w:p>
 </w:ftr>
@@ -33441,28 +33407,6 @@
     </w:p>
   </w:footnote>
 </w:footnotes>
-</file>
-
-<file path=word/header1.xml><?xml version="1.0" encoding="utf-8"?>
-<w:hdr xmlns:m="http://schemas.openxmlformats.org/officeDocument/2006/math" xmlns:mc="http://schemas.openxmlformats.org/markup-compatibility/2006" xmlns:mo="http://schemas.microsoft.com/office/mac/office/2008/main" xmlns:mv="urn:schemas-microsoft-com:mac:vml" xmlns:o="urn:schemas-microsoft-com:office:office" xmlns:r="http://schemas.openxmlformats.org/officeDocument/2006/relationships" xmlns:v="urn:schemas-microsoft-com:vml" xmlns:w10="urn:schemas-microsoft-com:office:word" xmlns:w14="http://schemas.microsoft.com/office/word/2010/wordml" xmlns:w="http://schemas.openxmlformats.org/wordprocessingml/2006/main" xmlns:wne="http://schemas.microsoft.com/office/word/2006/wordml" xmlns:wp14="http://schemas.microsoft.com/office/word/2010/wordprocessingDrawing" xmlns:wp="http://schemas.openxmlformats.org/drawingml/2006/wordprocessingDrawing" xmlns:wpc="http://schemas.microsoft.com/office/word/2010/wordprocessingCanvas" xmlns:wpg="http://schemas.microsoft.com/office/word/2010/wordprocessingGroup" xmlns:wpi="http://schemas.microsoft.com/office/word/2010/wordprocessingInk" xmlns:wps="http://schemas.microsoft.com/office/word/2010/wordprocessingShape" mc:Ignorable="w14 wp14">
-  <w:p>
-    <w:pPr>
-      <w:jc w:val="right"/>
-      <w:pBdr>
-        <w:bottom w:val="single" w:sz="4" w:space="2" w:color="000000"/>
-      </w:pBdr>
-    </w:pPr>
-    <w:r>
-      <w:rPr>
-        <w:rFonts w:ascii="Times New Roman" w:hAnsi="Times New Roman" w:eastAsia="Times New Roman" w:cs="Times New Roman"/>
-        <w:b w:val="0"/>
-        <w:color w:val="000000"/>
-        <w:sz w:val="18"/>
-      </w:rPr>
-      <w:t xml:space="preserve">第一轮化学原理 · 方程式与离子反应 · 练习</w:t>
-    </w:r>
-  </w:p>
-</w:hdr>
 </file>
 
 <file path=word/numbering.xml><?xml version="1.0" encoding="utf-8"?>

--- a/00-首页/题组Word/第一轮·竞赛教材版/第一轮原理·9-方程式与离子反应（学生版-打印版）.docx
+++ b/00-首页/题组Word/第一轮·竞赛教材版/第一轮原理·9-方程式与离子反应（学生版-打印版）.docx
@@ -6,8 +6,9 @@
     <w:p>
       <w:pPr>
         <w:pStyle w:val="Heading1"/>
-        <w:spacing w:before="280" w:after="120"/>
+        <w:spacing w:before="0" w:after="240"/>
         <w:jc w:val="center"/>
+        <w:keepNext/>
       </w:pPr>
       <w:r>
         <w:rPr>
@@ -38,6 +39,60 @@
           <w:rFonts w:hint="eastAsia" w:ascii="Times New Roman" w:hAnsi="Times New Roman" w:eastAsia="SimHei" w:cs="Times New Roman"/>
         </w:rPr>
         <w:t>练习</w:t>
+      </w:r>
+    </w:p>
+    <w:p>
+      <w:pPr>
+        <w:pStyle w:val="BlockText"/>
+        <w:ind w:firstLine="420"/>
+      </w:pPr>
+      <w:r>
+        <w:rPr>
+          <w:rFonts w:hint="eastAsia" w:ascii="Times New Roman" w:hAnsi="Times New Roman" w:eastAsia="FangSong" w:cs="Times New Roman"/>
+        </w:rPr>
+        <w:t xml:space="preserve">共</w:t>
+      </w:r>
+      <w:r>
+        <w:rPr>
+          <w:rFonts w:ascii="Times New Roman" w:hAnsi="Times New Roman" w:eastAsia="Times New Roman" w:cs="Times New Roman"/>
+        </w:rPr>
+        <w:t xml:space="preserve"> 40 </w:t>
+      </w:r>
+      <w:r>
+        <w:rPr>
+          <w:rFonts w:hint="eastAsia" w:ascii="Times New Roman" w:hAnsi="Times New Roman" w:eastAsia="FangSong" w:cs="Times New Roman"/>
+        </w:rPr>
+        <w:t>题</w:t>
+      </w:r>
+      <w:r>
+        <w:rPr>
+          <w:rFonts w:hint="eastAsia" w:ascii="Times New Roman" w:hAnsi="Times New Roman" w:eastAsia="Times New Roman" w:cs="Times New Roman"/>
+        </w:rPr>
+        <w:t>。</w:t>
+      </w:r>
+      <w:r>
+        <w:rPr>
+          <w:rFonts w:hint="eastAsia" w:ascii="Times New Roman" w:hAnsi="Times New Roman" w:eastAsia="FangSong" w:cs="Times New Roman"/>
+        </w:rPr>
+        <w:t>建议先独立完成</w:t>
+      </w:r>
+      <w:r>
+        <w:rPr>
+          <w:rFonts w:hint="eastAsia" w:ascii="Times New Roman" w:hAnsi="Times New Roman" w:eastAsia="Times New Roman" w:cs="Times New Roman"/>
+        </w:rPr>
+        <w:t>，</w:t>
+      </w:r>
+      <w:r>
+        <w:rPr>
+          <w:rFonts w:hint="eastAsia" w:ascii="Times New Roman" w:hAnsi="Times New Roman" w:eastAsia="FangSong" w:cs="Times New Roman"/>
+        </w:rPr>
+        <w:t>再核对答案</w:t>
+      </w:r>
+      <w:r>
+        <w:rPr>
+          <w:rFonts w:hint="eastAsia" w:ascii="Times New Roman" w:hAnsi="Times New Roman" w:eastAsia="Times New Roman" w:cs="Times New Roman"/>
+        </w:rPr>
+        <w:t>。</w:t>
       </w:r>
     </w:p>
     <w:p>
@@ -54,7 +109,8 @@
     <w:p>
       <w:pPr>
         <w:pStyle w:val="Heading2"/>
-        <w:spacing w:before="280" w:after="120"/>
+        <w:spacing w:before="280" w:after="80"/>
+        <w:keepNext/>
       </w:pPr>
       <w:r>
         <w:rPr>
@@ -91,6 +147,7 @@
     <w:p>
       <w:pPr>
         <w:pStyle w:val="FirstParagraph"/>
+        <w:ind w:firstLine="420"/>
       </w:pPr>
       <w:r>
         <w:rPr>
@@ -153,7 +210,11 @@
     <w:p>
       <w:pPr>
         <w:pStyle w:val="Compact"/>
-        <w:spacing w:before="0" w:after="0"/>
+        <w:numPr>
+          <w:ilvl w:val="0"/>
+          <w:numId w:val="1001"/>
+        </w:numPr>
+        <w:ind w:firstLine="420"/>
       </w:pPr>
       <w:r>
         <w:rPr>
@@ -171,7 +232,11 @@
     <w:p>
       <w:pPr>
         <w:pStyle w:val="Compact"/>
-        <w:spacing w:before="0" w:after="0"/>
+        <w:numPr>
+          <w:ilvl w:val="0"/>
+          <w:numId w:val="1001"/>
+        </w:numPr>
+        <w:ind w:firstLine="420"/>
       </w:pPr>
       <w:r>
         <w:rPr>
@@ -202,7 +267,11 @@
     <w:p>
       <w:pPr>
         <w:pStyle w:val="Compact"/>
-        <w:spacing w:before="0" w:after="0"/>
+        <w:numPr>
+          <w:ilvl w:val="0"/>
+          <w:numId w:val="1001"/>
+        </w:numPr>
+        <w:ind w:firstLine="420"/>
       </w:pPr>
       <w:r>
         <w:rPr>
@@ -220,7 +289,11 @@
     <w:p>
       <w:pPr>
         <w:pStyle w:val="Compact"/>
-        <w:spacing w:before="0" w:after="0"/>
+        <w:numPr>
+          <w:ilvl w:val="0"/>
+          <w:numId w:val="1001"/>
+        </w:numPr>
+        <w:ind w:firstLine="420"/>
       </w:pPr>
       <w:r>
         <w:rPr>
@@ -237,13 +310,13 @@
     </w:p>
     <w:p>
       <w:pPr>
-        <w:spacing w:before="0" w:after="0"/>
-      </w:pPr>
-    </w:p>
-    <w:p>
-      <w:pPr>
-        <w:spacing w:before="0" w:after="0"/>
-      </w:pPr>
+        <w:spacing w:before="160" w:after="80"/>
+      </w:pPr>
+      <w:r>
+        <w:pict>
+          <v:rect style="width:0;height:1.5pt" o:hralign="center" o:hrstd="t" o:hr="t"/>
+        </w:pict>
+      </w:r>
     </w:p>
     <w:p>
       <w:pPr>
@@ -284,6 +357,7 @@
     <w:p>
       <w:pPr>
         <w:pStyle w:val="FirstParagraph"/>
+        <w:ind w:firstLine="420"/>
       </w:pPr>
       <w:r>
         <w:rPr>
@@ -502,28 +576,13 @@
     </w:p>
     <w:p>
       <w:pPr>
-        <w:spacing w:before="0" w:after="0"/>
-      </w:pPr>
-    </w:p>
-    <w:p>
-      <w:pPr>
-        <w:spacing w:before="0" w:after="0"/>
-      </w:pPr>
-    </w:p>
-    <w:p>
-      <w:pPr>
-        <w:spacing w:before="0" w:after="0"/>
-      </w:pPr>
-    </w:p>
-    <w:p>
-      <w:pPr>
-        <w:spacing w:before="0" w:after="0"/>
-      </w:pPr>
-    </w:p>
-    <w:p>
-      <w:pPr>
-        <w:spacing w:before="0" w:after="0"/>
-      </w:pPr>
+        <w:spacing w:before="160" w:after="80"/>
+      </w:pPr>
+      <w:r>
+        <w:pict>
+          <v:rect style="width:0;height:1.5pt" o:hralign="center" o:hrstd="t" o:hr="t"/>
+        </w:pict>
+      </w:r>
     </w:p>
     <w:p>
       <w:pPr>
@@ -564,6 +623,7 @@
     <w:p>
       <w:pPr>
         <w:pStyle w:val="FirstParagraph"/>
+        <w:ind w:firstLine="420"/>
       </w:pPr>
       <w:r>
         <w:rPr>
@@ -597,6 +657,7 @@
           <w:ilvl w:val="0"/>
           <w:numId w:val="1002"/>
         </w:numPr>
+        <w:ind w:firstLine="420"/>
       </w:pPr>
       <w:r>
         <w:rPr>
@@ -742,6 +803,7 @@
           <w:ilvl w:val="0"/>
           <w:numId w:val="1002"/>
         </w:numPr>
+        <w:ind w:firstLine="420"/>
       </w:pPr>
       <w:r>
         <w:rPr>
@@ -849,6 +911,7 @@
           <w:ilvl w:val="0"/>
           <w:numId w:val="1002"/>
         </w:numPr>
+        <w:ind w:firstLine="420"/>
       </w:pPr>
       <m:oMath>
         <m:oMathPr>
@@ -1002,6 +1065,7 @@
           <w:ilvl w:val="0"/>
           <w:numId w:val="1002"/>
         </w:numPr>
+        <w:ind w:firstLine="420"/>
       </w:pPr>
       <m:oMath>
         <m:r>
@@ -1061,6 +1125,7 @@
           <w:ilvl w:val="0"/>
           <w:numId w:val="1002"/>
         </w:numPr>
+        <w:ind w:firstLine="420"/>
       </w:pPr>
       <m:oMath>
         <m:oMathPr>
@@ -1215,28 +1280,13 @@
     </w:p>
     <w:p>
       <w:pPr>
-        <w:spacing w:before="0" w:after="0"/>
-      </w:pPr>
-    </w:p>
-    <w:p>
-      <w:pPr>
-        <w:spacing w:before="0" w:after="0"/>
-      </w:pPr>
-    </w:p>
-    <w:p>
-      <w:pPr>
-        <w:spacing w:before="0" w:after="0"/>
-      </w:pPr>
-    </w:p>
-    <w:p>
-      <w:pPr>
-        <w:spacing w:before="0" w:after="0"/>
-      </w:pPr>
-    </w:p>
-    <w:p>
-      <w:pPr>
-        <w:spacing w:before="0" w:after="0"/>
-      </w:pPr>
+        <w:spacing w:before="160" w:after="80"/>
+      </w:pPr>
+      <w:r>
+        <w:pict>
+          <v:rect style="width:0;height:1.5pt" o:hralign="center" o:hrstd="t" o:hr="t"/>
+        </w:pict>
+      </w:r>
     </w:p>
     <w:p>
       <w:pPr>
@@ -1277,6 +1327,7 @@
     <w:p>
       <w:pPr>
         <w:pStyle w:val="FirstParagraph"/>
+        <w:ind w:firstLine="420"/>
       </w:pPr>
       <w:r>
         <w:rPr>
@@ -1310,6 +1361,7 @@
           <w:ilvl w:val="0"/>
           <w:numId w:val="1003"/>
         </w:numPr>
+        <w:ind w:firstLine="420"/>
       </w:pPr>
       <w:r>
         <w:rPr>
@@ -1379,6 +1431,7 @@
           <w:ilvl w:val="0"/>
           <w:numId w:val="1003"/>
         </w:numPr>
+        <w:ind w:firstLine="420"/>
       </w:pPr>
       <m:oMath>
         <m:r>
@@ -1456,6 +1509,7 @@
           <w:ilvl w:val="0"/>
           <w:numId w:val="1003"/>
         </w:numPr>
+        <w:ind w:firstLine="420"/>
       </w:pPr>
       <w:r>
         <w:rPr>
@@ -1557,6 +1611,7 @@
           <w:ilvl w:val="0"/>
           <w:numId w:val="1003"/>
         </w:numPr>
+        <w:ind w:firstLine="420"/>
       </w:pPr>
       <w:r>
         <w:rPr>
@@ -1656,6 +1711,7 @@
           <w:ilvl w:val="0"/>
           <w:numId w:val="1003"/>
         </w:numPr>
+        <w:ind w:firstLine="420"/>
       </w:pPr>
       <m:oMath>
         <m:oMathPr>
@@ -1763,43 +1819,13 @@
     </w:p>
     <w:p>
       <w:pPr>
-        <w:spacing w:before="0" w:after="0"/>
-      </w:pPr>
-    </w:p>
-    <w:p>
-      <w:pPr>
-        <w:spacing w:before="0" w:after="0"/>
-      </w:pPr>
-    </w:p>
-    <w:p>
-      <w:pPr>
-        <w:spacing w:before="0" w:after="0"/>
-      </w:pPr>
-    </w:p>
-    <w:p>
-      <w:pPr>
-        <w:spacing w:before="0" w:after="0"/>
-      </w:pPr>
-    </w:p>
-    <w:p>
-      <w:pPr>
-        <w:spacing w:before="0" w:after="0"/>
-      </w:pPr>
-    </w:p>
-    <w:p>
-      <w:pPr>
-        <w:spacing w:before="0" w:after="0"/>
-      </w:pPr>
-    </w:p>
-    <w:p>
-      <w:pPr>
-        <w:spacing w:before="0" w:after="0"/>
-      </w:pPr>
-    </w:p>
-    <w:p>
-      <w:pPr>
-        <w:spacing w:before="0" w:after="0"/>
-      </w:pPr>
+        <w:spacing w:before="160" w:after="80"/>
+      </w:pPr>
+      <w:r>
+        <w:pict>
+          <v:rect style="width:0;height:1.5pt" o:hralign="center" o:hrstd="t" o:hr="t"/>
+        </w:pict>
+      </w:r>
     </w:p>
     <w:p>
       <w:pPr>
@@ -1840,6 +1866,7 @@
     <w:p>
       <w:pPr>
         <w:pStyle w:val="FirstParagraph"/>
+        <w:ind w:firstLine="420"/>
       </w:pPr>
       <w:r>
         <w:rPr>
@@ -1873,6 +1900,7 @@
           <w:ilvl w:val="0"/>
           <w:numId w:val="1004"/>
         </w:numPr>
+        <w:ind w:firstLine="420"/>
       </w:pPr>
       <w:r>
         <w:rPr>
@@ -1906,6 +1934,7 @@
           <w:ilvl w:val="0"/>
           <w:numId w:val="1004"/>
         </w:numPr>
+        <w:ind w:firstLine="420"/>
       </w:pPr>
       <w:r>
         <w:rPr>
@@ -2103,6 +2132,7 @@
           <w:ilvl w:val="0"/>
           <w:numId w:val="1004"/>
         </w:numPr>
+        <w:ind w:firstLine="420"/>
       </w:pPr>
       <w:r>
         <w:rPr>
@@ -2148,6 +2178,7 @@
           <w:ilvl w:val="0"/>
           <w:numId w:val="1004"/>
         </w:numPr>
+        <w:ind w:firstLine="420"/>
       </w:pPr>
       <w:r>
         <w:rPr>
@@ -2205,6 +2236,7 @@
           <w:ilvl w:val="0"/>
           <w:numId w:val="1004"/>
         </w:numPr>
+        <w:ind w:firstLine="420"/>
       </w:pPr>
       <w:r>
         <w:rPr>
@@ -2233,28 +2265,13 @@
     </w:p>
     <w:p>
       <w:pPr>
-        <w:spacing w:before="0" w:after="0"/>
-      </w:pPr>
-    </w:p>
-    <w:p>
-      <w:pPr>
-        <w:spacing w:before="0" w:after="0"/>
-      </w:pPr>
-    </w:p>
-    <w:p>
-      <w:pPr>
-        <w:spacing w:before="0" w:after="0"/>
-      </w:pPr>
-    </w:p>
-    <w:p>
-      <w:pPr>
-        <w:spacing w:before="0" w:after="0"/>
-      </w:pPr>
-    </w:p>
-    <w:p>
-      <w:pPr>
-        <w:spacing w:before="0" w:after="0"/>
-      </w:pPr>
+        <w:spacing w:before="160" w:after="80"/>
+      </w:pPr>
+      <w:r>
+        <w:pict>
+          <v:rect style="width:0;height:1.5pt" o:hralign="center" o:hrstd="t" o:hr="t"/>
+        </w:pict>
+      </w:r>
     </w:p>
     <w:p>
       <w:pPr>
@@ -2295,6 +2312,7 @@
     <w:p>
       <w:pPr>
         <w:pStyle w:val="FirstParagraph"/>
+        <w:ind w:firstLine="420"/>
       </w:pPr>
       <w:r>
         <w:rPr>
@@ -2483,6 +2501,7 @@
           <w:ilvl w:val="0"/>
           <w:numId w:val="1005"/>
         </w:numPr>
+        <w:ind w:firstLine="420"/>
       </w:pPr>
       <w:r>
         <w:rPr>
@@ -2515,6 +2534,7 @@
           <w:ilvl w:val="0"/>
           <w:numId w:val="1005"/>
         </w:numPr>
+        <w:ind w:firstLine="420"/>
       </w:pPr>
       <w:r>
         <w:rPr>
@@ -2547,6 +2567,7 @@
           <w:ilvl w:val="0"/>
           <w:numId w:val="1005"/>
         </w:numPr>
+        <w:ind w:firstLine="420"/>
       </w:pPr>
       <w:r>
         <w:rPr>
@@ -2569,28 +2590,13 @@
     </w:p>
     <w:p>
       <w:pPr>
-        <w:spacing w:before="0" w:after="0"/>
-      </w:pPr>
-    </w:p>
-    <w:p>
-      <w:pPr>
-        <w:spacing w:before="0" w:after="0"/>
-      </w:pPr>
-    </w:p>
-    <w:p>
-      <w:pPr>
-        <w:spacing w:before="0" w:after="0"/>
-      </w:pPr>
-    </w:p>
-    <w:p>
-      <w:pPr>
-        <w:spacing w:before="0" w:after="0"/>
-      </w:pPr>
-    </w:p>
-    <w:p>
-      <w:pPr>
-        <w:spacing w:before="0" w:after="0"/>
-      </w:pPr>
+        <w:spacing w:before="160" w:after="80"/>
+      </w:pPr>
+      <w:r>
+        <w:pict>
+          <v:rect style="width:0;height:1.5pt" o:hralign="center" o:hrstd="t" o:hr="t"/>
+        </w:pict>
+      </w:r>
     </w:p>
     <w:p>
       <w:pPr>
@@ -2631,6 +2637,7 @@
     <w:p>
       <w:pPr>
         <w:pStyle w:val="FirstParagraph"/>
+        <w:ind w:firstLine="420"/>
       </w:pPr>
       <w:r>
         <w:rPr>
@@ -2666,7 +2673,6 @@
     <w:p>
       <w:pPr>
         <w:pStyle w:val="BodyText"/>
-        <w:spacing w:before="0" w:after="0"/>
       </w:pPr>
       <w:r>
         <w:rPr>
@@ -2837,7 +2843,6 @@
     <w:p>
       <w:pPr>
         <w:pStyle w:val="BodyText"/>
-        <w:spacing w:before="0" w:after="0"/>
       </w:pPr>
       <w:r>
         <w:rPr>
@@ -3008,7 +3013,6 @@
     <w:p>
       <w:pPr>
         <w:pStyle w:val="BodyText"/>
-        <w:spacing w:before="0" w:after="0"/>
       </w:pPr>
       <w:r>
         <w:rPr>
@@ -3176,7 +3180,6 @@
     <w:p>
       <w:pPr>
         <w:pStyle w:val="BodyText"/>
-        <w:spacing w:before="0" w:after="0"/>
       </w:pPr>
       <w:r>
         <w:rPr>
@@ -3370,13 +3373,13 @@
     </w:p>
     <w:p>
       <w:pPr>
-        <w:spacing w:before="0" w:after="0"/>
-      </w:pPr>
-    </w:p>
-    <w:p>
-      <w:pPr>
-        <w:spacing w:before="0" w:after="0"/>
-      </w:pPr>
+        <w:spacing w:before="160" w:after="80"/>
+      </w:pPr>
+      <w:r>
+        <w:pict>
+          <v:rect style="width:0;height:1.5pt" o:hralign="center" o:hrstd="t" o:hr="t"/>
+        </w:pict>
+      </w:r>
     </w:p>
     <w:p>
       <w:pPr>
@@ -3417,6 +3420,7 @@
     <w:p>
       <w:pPr>
         <w:pStyle w:val="FirstParagraph"/>
+        <w:ind w:firstLine="420"/>
       </w:pPr>
       <w:r>
         <w:rPr>
@@ -3546,18 +3550,13 @@
     </w:p>
     <w:p>
       <w:pPr>
-        <w:spacing w:before="0" w:after="0"/>
-      </w:pPr>
-    </w:p>
-    <w:p>
-      <w:pPr>
-        <w:spacing w:before="0" w:after="0"/>
-      </w:pPr>
-    </w:p>
-    <w:p>
-      <w:pPr>
-        <w:spacing w:before="0" w:after="0"/>
-      </w:pPr>
+        <w:spacing w:before="160" w:after="80"/>
+      </w:pPr>
+      <w:r>
+        <w:pict>
+          <v:rect style="width:0;height:1.5pt" o:hralign="center" o:hrstd="t" o:hr="t"/>
+        </w:pict>
+      </w:r>
     </w:p>
     <w:p>
       <w:pPr>
@@ -3598,6 +3597,7 @@
     <w:p>
       <w:pPr>
         <w:pStyle w:val="FirstParagraph"/>
+        <w:ind w:firstLine="420"/>
       </w:pPr>
       <w:r>
         <w:rPr>
@@ -4009,18 +4009,13 @@
     </w:p>
     <w:p>
       <w:pPr>
-        <w:spacing w:before="0" w:after="0"/>
-      </w:pPr>
-    </w:p>
-    <w:p>
-      <w:pPr>
-        <w:spacing w:before="0" w:after="0"/>
-      </w:pPr>
-    </w:p>
-    <w:p>
-      <w:pPr>
-        <w:spacing w:before="0" w:after="0"/>
-      </w:pPr>
+        <w:spacing w:before="160" w:after="80"/>
+      </w:pPr>
+      <w:r>
+        <w:pict>
+          <v:rect style="width:0;height:1.5pt" o:hralign="center" o:hrstd="t" o:hr="t"/>
+        </w:pict>
+      </w:r>
     </w:p>
     <w:p>
       <w:pPr>
@@ -4061,6 +4056,7 @@
     <w:p>
       <w:pPr>
         <w:pStyle w:val="FirstParagraph"/>
+        <w:ind w:firstLine="420"/>
       </w:pPr>
       <w:r>
         <w:rPr>
@@ -4077,18 +4073,13 @@
     </w:p>
     <w:p>
       <w:pPr>
-        <w:spacing w:before="0" w:after="0"/>
-      </w:pPr>
-    </w:p>
-    <w:p>
-      <w:pPr>
-        <w:spacing w:before="0" w:after="0"/>
-      </w:pPr>
-    </w:p>
-    <w:p>
-      <w:pPr>
-        <w:spacing w:before="0" w:after="0"/>
-      </w:pPr>
+        <w:spacing w:before="160" w:after="80"/>
+      </w:pPr>
+      <w:r>
+        <w:pict>
+          <v:rect style="width:0;height:1.5pt" o:hralign="center" o:hrstd="t" o:hr="t"/>
+        </w:pict>
+      </w:r>
     </w:p>
     <w:p>
       <w:pPr>
@@ -4129,6 +4120,7 @@
     <w:p>
       <w:pPr>
         <w:pStyle w:val="FirstParagraph"/>
+        <w:ind w:firstLine="420"/>
       </w:pPr>
       <w:r>
         <w:rPr>
@@ -4412,6 +4404,7 @@
           <w:ilvl w:val="0"/>
           <w:numId w:val="1006"/>
         </w:numPr>
+        <w:ind w:firstLine="420"/>
       </w:pPr>
       <m:oMath>
         <m:oMathPr>
@@ -4578,6 +4571,7 @@
           <w:ilvl w:val="0"/>
           <w:numId w:val="1006"/>
         </w:numPr>
+        <w:ind w:firstLine="420"/>
       </w:pPr>
       <w:r>
         <w:rPr>
@@ -4598,6 +4592,7 @@
           <w:ilvl w:val="0"/>
           <w:numId w:val="1006"/>
         </w:numPr>
+        <w:ind w:firstLine="420"/>
       </w:pPr>
       <w:r>
         <w:rPr>
@@ -4730,28 +4725,13 @@
     </w:p>
     <w:p>
       <w:pPr>
-        <w:spacing w:before="0" w:after="0"/>
-      </w:pPr>
-    </w:p>
-    <w:p>
-      <w:pPr>
-        <w:spacing w:before="0" w:after="0"/>
-      </w:pPr>
-    </w:p>
-    <w:p>
-      <w:pPr>
-        <w:spacing w:before="0" w:after="0"/>
-      </w:pPr>
-    </w:p>
-    <w:p>
-      <w:pPr>
-        <w:spacing w:before="0" w:after="0"/>
-      </w:pPr>
-    </w:p>
-    <w:p>
-      <w:pPr>
-        <w:spacing w:before="0" w:after="0"/>
-      </w:pPr>
+        <w:spacing w:before="160" w:after="80"/>
+      </w:pPr>
+      <w:r>
+        <w:pict>
+          <v:rect style="width:0;height:1.5pt" o:hralign="center" o:hrstd="t" o:hr="t"/>
+        </w:pict>
+      </w:r>
     </w:p>
     <w:p>
       <w:pPr>
@@ -4792,6 +4772,7 @@
     <w:p>
       <w:pPr>
         <w:pStyle w:val="FirstParagraph"/>
+        <w:ind w:firstLine="420"/>
       </w:pPr>
       <w:r>
         <w:rPr>
@@ -5005,28 +4986,13 @@
     </w:p>
     <w:p>
       <w:pPr>
-        <w:spacing w:before="0" w:after="0"/>
-      </w:pPr>
-    </w:p>
-    <w:p>
-      <w:pPr>
-        <w:spacing w:before="0" w:after="0"/>
-      </w:pPr>
-    </w:p>
-    <w:p>
-      <w:pPr>
-        <w:spacing w:before="0" w:after="0"/>
-      </w:pPr>
-    </w:p>
-    <w:p>
-      <w:pPr>
-        <w:spacing w:before="0" w:after="0"/>
-      </w:pPr>
-    </w:p>
-    <w:p>
-      <w:pPr>
-        <w:spacing w:before="0" w:after="0"/>
-      </w:pPr>
+        <w:spacing w:before="160" w:after="80"/>
+      </w:pPr>
+      <w:r>
+        <w:pict>
+          <v:rect style="width:0;height:1.5pt" o:hralign="center" o:hrstd="t" o:hr="t"/>
+        </w:pict>
+      </w:r>
     </w:p>
     <w:p>
       <w:pPr>
@@ -5067,6 +5033,7 @@
     <w:p>
       <w:pPr>
         <w:pStyle w:val="FirstParagraph"/>
+        <w:ind w:firstLine="420"/>
       </w:pPr>
       <w:r>
         <w:rPr>
@@ -5237,18 +5204,13 @@
     </w:p>
     <w:p>
       <w:pPr>
-        <w:spacing w:before="0" w:after="0"/>
-      </w:pPr>
-    </w:p>
-    <w:p>
-      <w:pPr>
-        <w:spacing w:before="0" w:after="0"/>
-      </w:pPr>
-    </w:p>
-    <w:p>
-      <w:pPr>
-        <w:spacing w:before="0" w:after="0"/>
-      </w:pPr>
+        <w:spacing w:before="160" w:after="80"/>
+      </w:pPr>
+      <w:r>
+        <w:pict>
+          <v:rect style="width:0;height:1.5pt" o:hralign="center" o:hrstd="t" o:hr="t"/>
+        </w:pict>
+      </w:r>
     </w:p>
     <w:p>
       <w:pPr>
@@ -5289,6 +5251,7 @@
     <w:p>
       <w:pPr>
         <w:pStyle w:val="FirstParagraph"/>
+        <w:ind w:firstLine="420"/>
       </w:pPr>
       <w:r>
         <w:rPr>
@@ -5346,18 +5309,13 @@
     </w:p>
     <w:p>
       <w:pPr>
-        <w:spacing w:before="0" w:after="0"/>
-      </w:pPr>
-    </w:p>
-    <w:p>
-      <w:pPr>
-        <w:spacing w:before="0" w:after="0"/>
-      </w:pPr>
-    </w:p>
-    <w:p>
-      <w:pPr>
-        <w:spacing w:before="0" w:after="0"/>
-      </w:pPr>
+        <w:spacing w:before="160" w:after="80"/>
+      </w:pPr>
+      <w:r>
+        <w:pict>
+          <v:rect style="width:0;height:1.5pt" o:hralign="center" o:hrstd="t" o:hr="t"/>
+        </w:pict>
+      </w:r>
     </w:p>
     <w:p>
       <w:pPr>
@@ -5398,6 +5356,7 @@
     <w:p>
       <w:pPr>
         <w:pStyle w:val="FirstParagraph"/>
+        <w:ind w:firstLine="420"/>
       </w:pPr>
       <w:r>
         <w:rPr>
@@ -5624,28 +5583,13 @@
     </w:p>
     <w:p>
       <w:pPr>
-        <w:spacing w:before="0" w:after="0"/>
-      </w:pPr>
-    </w:p>
-    <w:p>
-      <w:pPr>
-        <w:spacing w:before="0" w:after="0"/>
-      </w:pPr>
-    </w:p>
-    <w:p>
-      <w:pPr>
-        <w:spacing w:before="0" w:after="0"/>
-      </w:pPr>
-    </w:p>
-    <w:p>
-      <w:pPr>
-        <w:spacing w:before="0" w:after="0"/>
-      </w:pPr>
-    </w:p>
-    <w:p>
-      <w:pPr>
-        <w:spacing w:before="0" w:after="0"/>
-      </w:pPr>
+        <w:spacing w:before="160" w:after="80"/>
+      </w:pPr>
+      <w:r>
+        <w:pict>
+          <v:rect style="width:0;height:1.5pt" o:hralign="center" o:hrstd="t" o:hr="t"/>
+        </w:pict>
+      </w:r>
     </w:p>
     <w:p>
       <w:pPr>
@@ -5686,6 +5630,7 @@
     <w:p>
       <w:pPr>
         <w:pStyle w:val="FirstParagraph"/>
+        <w:ind w:firstLine="420"/>
       </w:pPr>
       <w:r>
         <w:rPr>
@@ -5968,28 +5913,13 @@
     </w:p>
     <w:p>
       <w:pPr>
-        <w:spacing w:before="0" w:after="0"/>
-      </w:pPr>
-    </w:p>
-    <w:p>
-      <w:pPr>
-        <w:spacing w:before="0" w:after="0"/>
-      </w:pPr>
-    </w:p>
-    <w:p>
-      <w:pPr>
-        <w:spacing w:before="0" w:after="0"/>
-      </w:pPr>
-    </w:p>
-    <w:p>
-      <w:pPr>
-        <w:spacing w:before="0" w:after="0"/>
-      </w:pPr>
-    </w:p>
-    <w:p>
-      <w:pPr>
-        <w:spacing w:before="0" w:after="0"/>
-      </w:pPr>
+        <w:spacing w:before="160" w:after="80"/>
+      </w:pPr>
+      <w:r>
+        <w:pict>
+          <v:rect style="width:0;height:1.5pt" o:hralign="center" o:hrstd="t" o:hr="t"/>
+        </w:pict>
+      </w:r>
     </w:p>
     <w:p>
       <w:pPr>
@@ -6030,6 +5960,7 @@
     <w:p>
       <w:pPr>
         <w:pStyle w:val="FirstParagraph"/>
+        <w:ind w:firstLine="420"/>
       </w:pPr>
       <w:r>
         <w:rPr>
@@ -6289,8 +6220,7 @@
     <w:p>
       <w:pPr>
         <w:pStyle w:val="BodyText"/>
-        <w:spacing w:before="0" w:after="0"/>
-        <w:ind w:left="480" w:hanging="480"/>
+        <w:ind w:firstLine="420"/>
       </w:pPr>
       <w:r>
         <w:rPr>
@@ -6310,13 +6240,6 @@
         </w:rPr>
         <w:t xml:space="preserve"> </w:t>
       </w:r>
-    </w:p>
-    <w:p>
-      <w:pPr>
-        <w:pStyle w:val="BodyText"/>
-        <w:spacing w:before="0" w:after="0"/>
-        <w:ind w:left="480" w:hanging="480"/>
-      </w:pPr>
       <w:r>
         <w:rPr>
           <w:rFonts w:ascii="Times New Roman" w:hAnsi="Times New Roman" w:eastAsia="Times New Roman" w:cs="Times New Roman"/>
@@ -6335,13 +6258,6 @@
         </w:rPr>
         <w:t xml:space="preserve"> </w:t>
       </w:r>
-    </w:p>
-    <w:p>
-      <w:pPr>
-        <w:pStyle w:val="BodyText"/>
-        <w:spacing w:before="0" w:after="0"/>
-        <w:ind w:left="480" w:hanging="480"/>
-      </w:pPr>
       <w:r>
         <w:rPr>
           <w:rFonts w:ascii="Times New Roman" w:hAnsi="Times New Roman" w:eastAsia="Times New Roman" w:cs="Times New Roman"/>
@@ -6360,13 +6276,6 @@
         </w:rPr>
         <w:t xml:space="preserve"> </w:t>
       </w:r>
-    </w:p>
-    <w:p>
-      <w:pPr>
-        <w:pStyle w:val="BodyText"/>
-        <w:spacing w:before="0" w:after="0"/>
-        <w:ind w:left="480" w:hanging="480"/>
-      </w:pPr>
       <w:r>
         <w:rPr>
           <w:rFonts w:ascii="Times New Roman" w:hAnsi="Times New Roman" w:eastAsia="Times New Roman" w:cs="Times New Roman"/>
@@ -6392,7 +6301,7 @@
         </w:rPr>
         <w:drawing>
           <wp:inline>
-            <wp:extent cx="3240000" cy="2691000"/>
+            <wp:extent cx="3240000" cy="2754000"/>
             <wp:effectExtent b="0" l="0" r="0" t="0"/>
             <wp:docPr descr="" title="" id="26" name="Picture"/>
             <a:graphic>
@@ -6413,7 +6322,7 @@
                   <pic:spPr bwMode="auto">
                     <a:xfrm>
                       <a:off x="0" y="0"/>
-                      <a:ext cx="3240000" cy="2691000"/>
+                      <a:ext cx="3240000" cy="2754000"/>
                     </a:xfrm>
                     <a:prstGeom prst="rect">
                       <a:avLst/>
@@ -6434,13 +6343,13 @@
     </w:p>
     <w:p>
       <w:pPr>
-        <w:spacing w:before="0" w:after="0"/>
-      </w:pPr>
-    </w:p>
-    <w:p>
-      <w:pPr>
-        <w:spacing w:before="0" w:after="0"/>
-      </w:pPr>
+        <w:spacing w:before="160" w:after="80"/>
+      </w:pPr>
+      <w:r>
+        <w:pict>
+          <v:rect style="width:0;height:1.5pt" o:hralign="center" o:hrstd="t" o:hr="t"/>
+        </w:pict>
+      </w:r>
     </w:p>
     <w:p>
       <w:pPr>
@@ -6481,6 +6390,7 @@
     <w:p>
       <w:pPr>
         <w:pStyle w:val="FirstParagraph"/>
+        <w:ind w:firstLine="420"/>
       </w:pPr>
       <w:r>
         <w:rPr>
@@ -6949,8 +6859,7 @@
     <w:p>
       <w:pPr>
         <w:pStyle w:val="BodyText"/>
-        <w:spacing w:before="0" w:after="0"/>
-        <w:ind w:left="480" w:hanging="480"/>
+        <w:ind w:firstLine="420"/>
       </w:pPr>
       <w:r>
         <w:rPr>
@@ -7034,13 +6943,6 @@
         </w:rPr>
         <w:t xml:space="preserve"> </w:t>
       </w:r>
-    </w:p>
-    <w:p>
-      <w:pPr>
-        <w:pStyle w:val="BodyText"/>
-        <w:spacing w:before="0" w:after="0"/>
-        <w:ind w:left="480" w:hanging="480"/>
-      </w:pPr>
       <w:r>
         <w:rPr>
           <w:rFonts w:ascii="Times New Roman" w:hAnsi="Times New Roman" w:eastAsia="Times New Roman" w:cs="Times New Roman"/>
@@ -7059,13 +6961,6 @@
         </w:rPr>
         <w:t xml:space="preserve"> </w:t>
       </w:r>
-    </w:p>
-    <w:p>
-      <w:pPr>
-        <w:pStyle w:val="BodyText"/>
-        <w:spacing w:before="0" w:after="0"/>
-        <w:ind w:left="480" w:hanging="480"/>
-      </w:pPr>
       <w:r>
         <w:rPr>
           <w:rFonts w:ascii="Times New Roman" w:hAnsi="Times New Roman" w:eastAsia="Times New Roman" w:cs="Times New Roman"/>
@@ -7084,13 +6979,6 @@
         </w:rPr>
         <w:t xml:space="preserve"> </w:t>
       </w:r>
-    </w:p>
-    <w:p>
-      <w:pPr>
-        <w:pStyle w:val="BodyText"/>
-        <w:spacing w:before="0" w:after="0"/>
-        <w:ind w:left="480" w:hanging="480"/>
-      </w:pPr>
       <w:r>
         <w:rPr>
           <w:rFonts w:ascii="Times New Roman" w:hAnsi="Times New Roman" w:eastAsia="Times New Roman" w:cs="Times New Roman"/>
@@ -7129,13 +7017,13 @@
     </w:p>
     <w:p>
       <w:pPr>
-        <w:spacing w:before="0" w:after="0"/>
-      </w:pPr>
-    </w:p>
-    <w:p>
-      <w:pPr>
-        <w:spacing w:before="0" w:after="0"/>
-      </w:pPr>
+        <w:spacing w:before="160" w:after="80"/>
+      </w:pPr>
+      <w:r>
+        <w:pict>
+          <v:rect style="width:0;height:1.5pt" o:hralign="center" o:hrstd="t" o:hr="t"/>
+        </w:pict>
+      </w:r>
     </w:p>
     <w:p>
       <w:pPr>
@@ -7176,6 +7064,7 @@
     <w:p>
       <w:pPr>
         <w:pStyle w:val="FirstParagraph"/>
+        <w:ind w:firstLine="420"/>
       </w:pPr>
       <w:r>
         <w:rPr>
@@ -7938,18 +7827,13 @@
     </w:p>
     <w:p>
       <w:pPr>
-        <w:spacing w:before="0" w:after="0"/>
-      </w:pPr>
-    </w:p>
-    <w:p>
-      <w:pPr>
-        <w:spacing w:before="0" w:after="0"/>
-      </w:pPr>
-    </w:p>
-    <w:p>
-      <w:pPr>
-        <w:spacing w:before="0" w:after="0"/>
-      </w:pPr>
+        <w:spacing w:before="160" w:after="80"/>
+      </w:pPr>
+      <w:r>
+        <w:pict>
+          <v:rect style="width:0;height:1.5pt" o:hralign="center" o:hrstd="t" o:hr="t"/>
+        </w:pict>
+      </w:r>
     </w:p>
     <w:p>
       <w:pPr>
@@ -7994,6 +7878,7 @@
           <w:ilvl w:val="0"/>
           <w:numId w:val="1007"/>
         </w:numPr>
+        <w:ind w:firstLine="420"/>
       </w:pPr>
       <w:r>
         <w:rPr>
@@ -8064,18 +7949,13 @@
     </w:p>
     <w:p>
       <w:pPr>
-        <w:spacing w:before="0" w:after="0"/>
-      </w:pPr>
-    </w:p>
-    <w:p>
-      <w:pPr>
-        <w:spacing w:before="0" w:after="0"/>
-      </w:pPr>
-    </w:p>
-    <w:p>
-      <w:pPr>
-        <w:spacing w:before="0" w:after="0"/>
-      </w:pPr>
+        <w:spacing w:before="160" w:after="80"/>
+      </w:pPr>
+      <w:r>
+        <w:pict>
+          <v:rect style="width:0;height:1.5pt" o:hralign="center" o:hrstd="t" o:hr="t"/>
+        </w:pict>
+      </w:r>
     </w:p>
     <w:p>
       <w:pPr>
@@ -8125,7 +8005,7 @@
         </w:rPr>
         <w:drawing>
           <wp:inline>
-            <wp:extent cx="1429279" cy="927100"/>
+            <wp:extent cx="1460500" cy="927100"/>
             <wp:effectExtent b="0" l="0" r="0" t="0"/>
             <wp:docPr descr="" title="" id="33" name="Picture"/>
             <a:graphic>
@@ -8146,7 +8026,7 @@
                   <pic:spPr bwMode="auto">
                     <a:xfrm>
                       <a:off x="0" y="0"/>
-                      <a:ext cx="1429279" cy="927100"/>
+                      <a:ext cx="1460500" cy="927100"/>
                     </a:xfrm>
                     <a:prstGeom prst="rect">
                       <a:avLst/>
@@ -8168,6 +8048,7 @@
     <w:p>
       <w:pPr>
         <w:pStyle w:val="BodyText"/>
+        <w:ind w:firstLine="420"/>
       </w:pPr>
       <w:r>
         <w:rPr>
@@ -8204,165 +8085,119 @@
           <w:rFonts w:hint="eastAsia" w:ascii="Times New Roman" w:hAnsi="Times New Roman" w:eastAsia="Times New Roman" w:cs="Times New Roman"/>
         </w:rPr>
         <w:t>（</w:t>
+      </w:r>
+      <w:r>
+        <w:rPr>
+          <w:rFonts w:ascii="Times New Roman" w:hAnsi="Times New Roman" w:eastAsia="Times New Roman" w:cs="Times New Roman"/>
+        </w:rPr>
+        <w:t xml:space="preserve">$\ce{C6H5N}$</w:t>
+      </w:r>
+      <w:r>
+        <w:rPr>
+          <w:rFonts w:hint="eastAsia" w:ascii="Times New Roman" w:hAnsi="Times New Roman" w:eastAsia="Times New Roman" w:cs="Times New Roman"/>
+        </w:rPr>
+        <w:t>）</w:t>
+      </w:r>
+      <w:r>
+        <w:rPr>
+          <w:rFonts w:hint="eastAsia" w:ascii="Times New Roman" w:hAnsi="Times New Roman" w:eastAsia="FangSong" w:cs="Times New Roman"/>
+        </w:rPr>
+        <w:t>的衍生物</w:t>
+      </w:r>
+      <w:r>
+        <w:rPr>
+          <w:rFonts w:ascii="Times New Roman" w:hAnsi="Times New Roman" w:eastAsia="Times New Roman" w:cs="Times New Roman"/>
+        </w:rPr>
+        <w:t xml:space="preserve"> </w:t>
+      </w:r>
+      <w:r>
+        <w:rPr>
+          <w:rFonts w:hint="eastAsia" w:ascii="Times New Roman" w:hAnsi="Times New Roman" w:eastAsia="Times New Roman" w:cs="Times New Roman"/>
+        </w:rPr>
+        <w:t>2,2-</w:t>
+      </w:r>
+      <w:r>
+        <w:rPr>
+          <w:rFonts w:hint="eastAsia" w:ascii="Times New Roman" w:hAnsi="Times New Roman" w:eastAsia="FangSong" w:cs="Times New Roman"/>
+        </w:rPr>
+        <w:t>联吡啶</w:t>
+      </w:r>
+      <w:r>
+        <w:rPr>
+          <w:rFonts w:ascii="Times New Roman" w:hAnsi="Times New Roman" w:eastAsia="Times New Roman" w:cs="Times New Roman"/>
+        </w:rPr>
+        <w:t xml:space="preserve"> </w:t>
+      </w:r>
+      <w:r>
+        <w:rPr>
+          <w:rFonts w:ascii="Times New Roman" w:hAnsi="Times New Roman" w:eastAsia="Times New Roman" w:cs="Times New Roman"/>
+        </w:rPr>
+        <w:t xml:space="preserve">$\ce{C6H5N}$</w:t>
+      </w:r>
+      <w:r>
+        <w:rPr>
+          <w:rFonts w:hint="eastAsia" w:ascii="Times New Roman" w:hAnsi="Times New Roman" w:eastAsia="Times New Roman" w:cs="Times New Roman"/>
+        </w:rPr>
+        <w:t>（</w:t>
+      </w:r>
+      <w:r>
+        <w:rPr>
+          <w:rFonts w:hint="eastAsia" w:ascii="Times New Roman" w:hAnsi="Times New Roman" w:eastAsia="FangSong" w:cs="Times New Roman"/>
+        </w:rPr>
+        <w:t>代号</w:t>
+      </w:r>
+      <w:r>
+        <w:rPr>
+          <w:rFonts w:ascii="Times New Roman" w:hAnsi="Times New Roman" w:eastAsia="Times New Roman" w:cs="Times New Roman"/>
+        </w:rPr>
+        <w:t xml:space="preserve"> </w:t>
+      </w:r>
+      <w:r>
+        <w:rPr>
+          <w:rFonts w:hint="eastAsia" w:ascii="Times New Roman" w:hAnsi="Times New Roman" w:eastAsia="Times New Roman" w:cs="Times New Roman"/>
+        </w:rPr>
+        <w:t>A）</w:t>
+      </w:r>
+      <w:r>
+        <w:rPr>
+          <w:rFonts w:hint="eastAsia" w:ascii="Times New Roman" w:hAnsi="Times New Roman" w:eastAsia="FangSong" w:cs="Times New Roman"/>
+        </w:rPr>
+        <w:t>中加入冰醋酸与</w:t>
+      </w:r>
+      <w:r>
+        <w:rPr>
+          <w:rFonts w:ascii="Times New Roman" w:hAnsi="Times New Roman" w:eastAsia="Times New Roman" w:cs="Times New Roman"/>
+        </w:rPr>
+        <w:t xml:space="preserve"> 30%</w:t>
+      </w:r>
+      <w:r>
+        <w:rPr>
+          <w:rFonts w:ascii="Times New Roman" w:hAnsi="Times New Roman" w:eastAsia="Times New Roman" w:cs="Times New Roman"/>
+        </w:rPr>
+        <w:t xml:space="preserve"> </w:t>
       </w:r>
       <m:oMath>
         <m:sSub>
           <m:e>
             <m:r>
-              <m:t>C</m:t>
+              <m:rPr>
+                <m:sty m:val="p"/>
+              </m:rPr>
+              <m:t>H</m:t>
             </m:r>
           </m:e>
           <m:sub>
             <m:r>
-              <m:t>6</m:t>
+              <m:rPr>
+                <m:sty m:val="p"/>
+              </m:rPr>
+              <m:t>2</m:t>
             </m:r>
           </m:sub>
         </m:sSub>
         <m:sSub>
           <m:e>
             <m:r>
-              <m:t>H</m:t>
-            </m:r>
-          </m:e>
-          <m:sub>
-            <m:r>
-              <m:t>5</m:t>
-            </m:r>
-          </m:sub>
-        </m:sSub>
-        <m:r>
-          <m:t>N</m:t>
-        </m:r>
-      </m:oMath>
-      <w:r>
-        <w:rPr>
-          <w:rFonts w:hint="eastAsia" w:ascii="Times New Roman" w:hAnsi="Times New Roman" w:eastAsia="Times New Roman" w:cs="Times New Roman"/>
-        </w:rPr>
-        <w:t>）</w:t>
-      </w:r>
-      <w:r>
-        <w:rPr>
-          <w:rFonts w:hint="eastAsia" w:ascii="Times New Roman" w:hAnsi="Times New Roman" w:eastAsia="FangSong" w:cs="Times New Roman"/>
-        </w:rPr>
-        <w:t>的衍生物</w:t>
-      </w:r>
-      <w:r>
-        <w:rPr>
-          <w:rFonts w:ascii="Times New Roman" w:hAnsi="Times New Roman" w:eastAsia="Times New Roman" w:cs="Times New Roman"/>
-        </w:rPr>
-        <w:t xml:space="preserve"> </w:t>
-      </w:r>
-      <w:r>
-        <w:rPr>
-          <w:rFonts w:hint="eastAsia" w:ascii="Times New Roman" w:hAnsi="Times New Roman" w:eastAsia="Times New Roman" w:cs="Times New Roman"/>
-        </w:rPr>
-        <w:t>2,2-</w:t>
-      </w:r>
-      <w:r>
-        <w:rPr>
-          <w:rFonts w:hint="eastAsia" w:ascii="Times New Roman" w:hAnsi="Times New Roman" w:eastAsia="FangSong" w:cs="Times New Roman"/>
-        </w:rPr>
-        <w:t>联吡啶</w:t>
-      </w:r>
-      <w:r>
-        <w:rPr>
-          <w:rFonts w:ascii="Times New Roman" w:hAnsi="Times New Roman" w:eastAsia="Times New Roman" w:cs="Times New Roman"/>
-        </w:rPr>
-        <w:t xml:space="preserve"> </w:t>
-      </w:r>
-      <m:oMath>
-        <m:sSub>
-          <m:e>
-            <m:r>
-              <m:t>C</m:t>
-            </m:r>
-          </m:e>
-          <m:sub>
-            <m:r>
-              <m:t>6</m:t>
-            </m:r>
-          </m:sub>
-        </m:sSub>
-        <m:sSub>
-          <m:e>
-            <m:r>
-              <m:t>H</m:t>
-            </m:r>
-          </m:e>
-          <m:sub>
-            <m:r>
-              <m:t>5</m:t>
-            </m:r>
-          </m:sub>
-        </m:sSub>
-        <m:r>
-          <m:t>N</m:t>
-        </m:r>
-      </m:oMath>
-      <w:r>
-        <w:rPr>
-          <w:rFonts w:hint="eastAsia" w:ascii="Times New Roman" w:hAnsi="Times New Roman" w:eastAsia="Times New Roman" w:cs="Times New Roman"/>
-        </w:rPr>
-        <w:t>（</w:t>
-      </w:r>
-      <w:r>
-        <w:rPr>
-          <w:rFonts w:hint="eastAsia" w:ascii="Times New Roman" w:hAnsi="Times New Roman" w:eastAsia="FangSong" w:cs="Times New Roman"/>
-        </w:rPr>
-        <w:t>代号</w:t>
-      </w:r>
-      <w:r>
-        <w:rPr>
-          <w:rFonts w:ascii="Times New Roman" w:hAnsi="Times New Roman" w:eastAsia="Times New Roman" w:cs="Times New Roman"/>
-        </w:rPr>
-        <w:t xml:space="preserve"> </w:t>
-      </w:r>
-      <w:r>
-        <w:rPr>
-          <w:rFonts w:hint="eastAsia" w:ascii="Times New Roman" w:hAnsi="Times New Roman" w:eastAsia="Times New Roman" w:cs="Times New Roman"/>
-        </w:rPr>
-        <w:t>A）</w:t>
-      </w:r>
-      <w:r>
-        <w:rPr>
-          <w:rFonts w:hint="eastAsia" w:ascii="Times New Roman" w:hAnsi="Times New Roman" w:eastAsia="FangSong" w:cs="Times New Roman"/>
-        </w:rPr>
-        <w:t>中加入冰醋酸与</w:t>
-      </w:r>
-      <w:r>
-        <w:rPr>
-          <w:rFonts w:ascii="Times New Roman" w:hAnsi="Times New Roman" w:eastAsia="Times New Roman" w:cs="Times New Roman"/>
-        </w:rPr>
-        <w:t xml:space="preserve"> 30%</w:t>
-      </w:r>
-      <w:r>
-        <w:rPr>
-          <w:rFonts w:ascii="Times New Roman" w:hAnsi="Times New Roman" w:eastAsia="Times New Roman" w:cs="Times New Roman"/>
-        </w:rPr>
-        <w:t xml:space="preserve"> </w:t>
-      </w:r>
-      <m:oMath>
-        <m:sSub>
-          <m:e>
-            <m:r>
-              <m:rPr>
-                <m:sty m:val="p"/>
-              </m:rPr>
-              <m:t>H</m:t>
-            </m:r>
-          </m:e>
-          <m:sub>
-            <m:r>
-              <m:rPr>
-                <m:sty m:val="p"/>
-              </m:rPr>
-              <m:t>2</m:t>
-            </m:r>
-          </m:sub>
-        </m:sSub>
-        <m:sSub>
-          <m:e>
-            <m:r>
               <m:rPr>
                 <m:sty m:val="p"/>
               </m:rPr>
@@ -8410,7 +8245,7 @@
         </w:rPr>
         <w:drawing>
           <wp:inline>
-            <wp:extent cx="1866900" cy="1104900"/>
+            <wp:extent cx="1917700" cy="1104900"/>
             <wp:effectExtent b="0" l="0" r="0" t="0"/>
             <wp:docPr descr="" title="" id="36" name="Picture"/>
             <a:graphic>
@@ -8431,7 +8266,7 @@
                   <pic:spPr bwMode="auto">
                     <a:xfrm>
                       <a:off x="0" y="0"/>
-                      <a:ext cx="1866900" cy="1104900"/>
+                      <a:ext cx="1917700" cy="1104900"/>
                     </a:xfrm>
                     <a:prstGeom prst="rect">
                       <a:avLst/>
@@ -8453,6 +8288,7 @@
     <w:p>
       <w:pPr>
         <w:pStyle w:val="BodyText"/>
+        <w:ind w:firstLine="420"/>
       </w:pPr>
       <w:r>
         <w:rPr>
@@ -8979,14 +8815,12 @@
     </w:p>
     <w:p>
       <w:pPr>
-        <w:pStyle w:val="BodyText"/>
-      </w:pPr>
-      <w:r>
-        <w:rPr>
-          <w:rFonts w:ascii="Times New Roman" w:hAnsi="Times New Roman" w:eastAsia="Times New Roman" w:cs="Times New Roman"/>
-        </w:rPr>
-        <w:t xml:space="preserve">9-1 </w:t>
-      </w:r>
+        <w:numPr>
+          <w:ilvl w:val="0"/>
+          <w:numId w:val="1008"/>
+        </w:numPr>
+        <w:ind w:firstLine="420"/>
+      </w:pPr>
       <w:r>
         <w:rPr>
           <w:rFonts w:hint="eastAsia" w:ascii="Times New Roman" w:hAnsi="Times New Roman" w:eastAsia="FangSong" w:cs="Times New Roman"/>
@@ -9014,14 +8848,12 @@
     </w:p>
     <w:p>
       <w:pPr>
-        <w:pStyle w:val="BodyText"/>
-      </w:pPr>
-      <w:r>
-        <w:rPr>
-          <w:rFonts w:ascii="Times New Roman" w:hAnsi="Times New Roman" w:eastAsia="Times New Roman" w:cs="Times New Roman"/>
-        </w:rPr>
-        <w:t xml:space="preserve">9-2 </w:t>
-      </w:r>
+        <w:numPr>
+          <w:ilvl w:val="0"/>
+          <w:numId w:val="1008"/>
+        </w:numPr>
+        <w:ind w:firstLine="420"/>
+      </w:pPr>
       <w:r>
         <w:rPr>
           <w:rFonts w:hint="eastAsia" w:ascii="Times New Roman" w:hAnsi="Times New Roman" w:eastAsia="FangSong" w:cs="Times New Roman"/>
@@ -9097,14 +8929,12 @@
     </w:p>
     <w:p>
       <w:pPr>
-        <w:pStyle w:val="BodyText"/>
-      </w:pPr>
-      <w:r>
-        <w:rPr>
-          <w:rFonts w:ascii="Times New Roman" w:hAnsi="Times New Roman" w:eastAsia="Times New Roman" w:cs="Times New Roman"/>
-        </w:rPr>
-        <w:t xml:space="preserve">9-3 </w:t>
-      </w:r>
+        <w:numPr>
+          <w:ilvl w:val="0"/>
+          <w:numId w:val="1008"/>
+        </w:numPr>
+        <w:ind w:firstLine="420"/>
+      </w:pPr>
       <w:r>
         <w:rPr>
           <w:rFonts w:hint="eastAsia" w:ascii="Times New Roman" w:hAnsi="Times New Roman" w:eastAsia="FangSong" w:cs="Times New Roman"/>
@@ -9132,14 +8962,12 @@
     </w:p>
     <w:p>
       <w:pPr>
-        <w:pStyle w:val="BodyText"/>
-      </w:pPr>
-      <w:r>
-        <w:rPr>
-          <w:rFonts w:ascii="Times New Roman" w:hAnsi="Times New Roman" w:eastAsia="Times New Roman" w:cs="Times New Roman"/>
-        </w:rPr>
-        <w:t xml:space="preserve">9-4 </w:t>
-      </w:r>
+        <w:numPr>
+          <w:ilvl w:val="0"/>
+          <w:numId w:val="1008"/>
+        </w:numPr>
+        <w:ind w:firstLine="420"/>
+      </w:pPr>
       <w:r>
         <w:rPr>
           <w:rFonts w:hint="eastAsia" w:ascii="Times New Roman" w:hAnsi="Times New Roman" w:eastAsia="FangSong" w:cs="Times New Roman"/>
@@ -9167,43 +8995,13 @@
     </w:p>
     <w:p>
       <w:pPr>
-        <w:spacing w:before="0" w:after="0"/>
-      </w:pPr>
-    </w:p>
-    <w:p>
-      <w:pPr>
-        <w:spacing w:before="0" w:after="0"/>
-      </w:pPr>
-    </w:p>
-    <w:p>
-      <w:pPr>
-        <w:spacing w:before="0" w:after="0"/>
-      </w:pPr>
-    </w:p>
-    <w:p>
-      <w:pPr>
-        <w:spacing w:before="0" w:after="0"/>
-      </w:pPr>
-    </w:p>
-    <w:p>
-      <w:pPr>
-        <w:spacing w:before="0" w:after="0"/>
-      </w:pPr>
-    </w:p>
-    <w:p>
-      <w:pPr>
-        <w:spacing w:before="0" w:after="0"/>
-      </w:pPr>
-    </w:p>
-    <w:p>
-      <w:pPr>
-        <w:spacing w:before="0" w:after="0"/>
-      </w:pPr>
-    </w:p>
-    <w:p>
-      <w:pPr>
-        <w:spacing w:before="0" w:after="0"/>
-      </w:pPr>
+        <w:spacing w:before="160" w:after="80"/>
+      </w:pPr>
+      <w:r>
+        <w:pict>
+          <v:rect style="width:0;height:1.5pt" o:hralign="center" o:hrstd="t" o:hr="t"/>
+        </w:pict>
+      </w:r>
     </w:p>
     <w:p>
       <w:pPr>
@@ -9244,6 +9042,7 @@
     <w:p>
       <w:pPr>
         <w:pStyle w:val="FirstParagraph"/>
+        <w:ind w:firstLine="420"/>
       </w:pPr>
       <w:r>
         <w:rPr>
@@ -9459,6 +9258,7 @@
     <w:p>
       <w:pPr>
         <w:pStyle w:val="BodyText"/>
+        <w:ind w:firstLine="420"/>
       </w:pPr>
       <w:r>
         <w:rPr>
@@ -9590,6 +9390,7 @@
     <w:p>
       <w:pPr>
         <w:pStyle w:val="BodyText"/>
+        <w:ind w:firstLine="420"/>
       </w:pPr>
       <w:r>
         <w:rPr>
@@ -9597,7 +9398,7 @@
           <w:b/>
           <w:bCs/>
         </w:rPr>
-        <w:t xml:space="preserve">5-1</w:t>
+        <w:t xml:space="preserve">(1)</w:t>
       </w:r>
       <w:r>
         <w:rPr>
@@ -9645,6 +9446,7 @@
     <w:p>
       <w:pPr>
         <w:pStyle w:val="BodyText"/>
+        <w:ind w:firstLine="420"/>
       </w:pPr>
       <w:r>
         <w:rPr>
@@ -9652,7 +9454,7 @@
           <w:b/>
           <w:bCs/>
         </w:rPr>
-        <w:t xml:space="preserve">5-2</w:t>
+        <w:t xml:space="preserve">(2)</w:t>
       </w:r>
       <w:r>
         <w:rPr>
@@ -9736,6 +9538,7 @@
     <w:p>
       <w:pPr>
         <w:pStyle w:val="BodyText"/>
+        <w:ind w:firstLine="420"/>
       </w:pPr>
       <w:r>
         <w:rPr>
@@ -9743,7 +9546,7 @@
           <w:b/>
           <w:bCs/>
         </w:rPr>
-        <w:t xml:space="preserve">5-3</w:t>
+        <w:t xml:space="preserve">(3)</w:t>
       </w:r>
       <w:r>
         <w:rPr>
@@ -9897,6 +9700,7 @@
     <w:p>
       <w:pPr>
         <w:pStyle w:val="BodyText"/>
+        <w:ind w:firstLine="420"/>
       </w:pPr>
       <w:r>
         <w:rPr>
@@ -9904,7 +9708,7 @@
           <w:b/>
           <w:bCs/>
         </w:rPr>
-        <w:t xml:space="preserve">5-4</w:t>
+        <w:t xml:space="preserve">(4)</w:t>
       </w:r>
       <w:r>
         <w:rPr>
@@ -10006,6 +9810,7 @@
     <w:p>
       <w:pPr>
         <w:pStyle w:val="BodyText"/>
+        <w:ind w:firstLine="420"/>
       </w:pPr>
       <w:r>
         <w:rPr>
@@ -10013,7 +9818,7 @@
           <w:b/>
           <w:bCs/>
         </w:rPr>
-        <w:t xml:space="preserve">5-5</w:t>
+        <w:t xml:space="preserve">(5)</w:t>
       </w:r>
       <w:r>
         <w:rPr>
@@ -10388,43 +10193,13 @@
     </w:p>
     <w:p>
       <w:pPr>
-        <w:spacing w:before="0" w:after="0"/>
-      </w:pPr>
-    </w:p>
-    <w:p>
-      <w:pPr>
-        <w:spacing w:before="0" w:after="0"/>
-      </w:pPr>
-    </w:p>
-    <w:p>
-      <w:pPr>
-        <w:spacing w:before="0" w:after="0"/>
-      </w:pPr>
-    </w:p>
-    <w:p>
-      <w:pPr>
-        <w:spacing w:before="0" w:after="0"/>
-      </w:pPr>
-    </w:p>
-    <w:p>
-      <w:pPr>
-        <w:spacing w:before="0" w:after="0"/>
-      </w:pPr>
-    </w:p>
-    <w:p>
-      <w:pPr>
-        <w:spacing w:before="0" w:after="0"/>
-      </w:pPr>
-    </w:p>
-    <w:p>
-      <w:pPr>
-        <w:spacing w:before="0" w:after="0"/>
-      </w:pPr>
-    </w:p>
-    <w:p>
-      <w:pPr>
-        <w:spacing w:before="0" w:after="0"/>
-      </w:pPr>
+        <w:spacing w:before="160" w:after="80"/>
+      </w:pPr>
+      <w:r>
+        <w:pict>
+          <v:rect style="width:0;height:1.5pt" o:hralign="center" o:hrstd="t" o:hr="t"/>
+        </w:pict>
+      </w:r>
     </w:p>
     <w:p>
       <w:pPr>
@@ -10465,6 +10240,7 @@
     <w:p>
       <w:pPr>
         <w:pStyle w:val="FirstParagraph"/>
+        <w:ind w:firstLine="420"/>
       </w:pPr>
       <w:r>
         <w:rPr>
@@ -10883,6 +10659,7 @@
     <w:p>
       <w:pPr>
         <w:pStyle w:val="BodyText"/>
+        <w:ind w:firstLine="420"/>
       </w:pPr>
       <w:r>
         <w:rPr>
@@ -11188,14 +10965,12 @@
     </w:p>
     <w:p>
       <w:pPr>
-        <w:pStyle w:val="BodyText"/>
-      </w:pPr>
-      <w:r>
-        <w:rPr>
-          <w:rFonts w:ascii="Times New Roman" w:hAnsi="Times New Roman" w:eastAsia="Times New Roman" w:cs="Times New Roman"/>
-        </w:rPr>
-        <w:t xml:space="preserve">9-1 </w:t>
-      </w:r>
+        <w:numPr>
+          <w:ilvl w:val="0"/>
+          <w:numId w:val="1009"/>
+        </w:numPr>
+        <w:ind w:firstLine="420"/>
+      </w:pPr>
       <w:r>
         <w:rPr>
           <w:rFonts w:hint="eastAsia" w:ascii="Times New Roman" w:hAnsi="Times New Roman" w:eastAsia="FangSong" w:cs="Times New Roman"/>
@@ -11520,14 +11295,12 @@
     </w:p>
     <w:p>
       <w:pPr>
-        <w:pStyle w:val="BodyText"/>
-      </w:pPr>
-      <w:r>
-        <w:rPr>
-          <w:rFonts w:ascii="Times New Roman" w:hAnsi="Times New Roman" w:eastAsia="Times New Roman" w:cs="Times New Roman"/>
-        </w:rPr>
-        <w:t xml:space="preserve">9-2 </w:t>
-      </w:r>
+        <w:numPr>
+          <w:ilvl w:val="0"/>
+          <w:numId w:val="1009"/>
+        </w:numPr>
+        <w:ind w:firstLine="420"/>
+      </w:pPr>
       <w:r>
         <w:rPr>
           <w:rFonts w:hint="eastAsia" w:ascii="Times New Roman" w:hAnsi="Times New Roman" w:eastAsia="FangSong" w:cs="Times New Roman"/>
@@ -11796,14 +11569,12 @@
     </w:p>
     <w:p>
       <w:pPr>
-        <w:pStyle w:val="BodyText"/>
-      </w:pPr>
-      <w:r>
-        <w:rPr>
-          <w:rFonts w:ascii="Times New Roman" w:hAnsi="Times New Roman" w:eastAsia="Times New Roman" w:cs="Times New Roman"/>
-        </w:rPr>
-        <w:t xml:space="preserve">9-3 </w:t>
-      </w:r>
+        <w:numPr>
+          <w:ilvl w:val="0"/>
+          <w:numId w:val="1009"/>
+        </w:numPr>
+        <w:ind w:firstLine="420"/>
+      </w:pPr>
       <w:r>
         <w:rPr>
           <w:rFonts w:hint="eastAsia" w:ascii="Times New Roman" w:hAnsi="Times New Roman" w:eastAsia="FangSong" w:cs="Times New Roman"/>
@@ -12204,7 +11975,7 @@
     </w:p>
     <w:p>
       <w:pPr>
-        <w:pStyle w:val="BodyText"/>
+        <w:pStyle w:val="FirstParagraph"/>
         <w:spacing w:before="160" w:after="80"/>
         <w:jc w:val="center"/>
       </w:pPr>
@@ -12378,7 +12149,7 @@
         </w:rPr>
         <w:drawing>
           <wp:inline>
-            <wp:extent cx="3600000" cy="2590974"/>
+            <wp:extent cx="3600000" cy="2616627"/>
             <wp:effectExtent b="0" l="0" r="0" t="0"/>
             <wp:docPr descr="" title="" id="50" name="Picture"/>
             <a:graphic>
@@ -12399,7 +12170,7 @@
                   <pic:spPr bwMode="auto">
                     <a:xfrm>
                       <a:off x="0" y="0"/>
-                      <a:ext cx="3600000" cy="2590974"/>
+                      <a:ext cx="3600000" cy="2616627"/>
                     </a:xfrm>
                     <a:prstGeom prst="rect">
                       <a:avLst/>
@@ -12439,6 +12210,7 @@
     <w:p>
       <w:pPr>
         <w:pStyle w:val="BodyText"/>
+        <w:ind w:firstLine="420"/>
       </w:pPr>
       <w:r>
         <w:rPr>
@@ -12607,6 +12379,7 @@
     <w:p>
       <w:pPr>
         <w:pStyle w:val="BodyText"/>
+        <w:ind w:firstLine="420"/>
       </w:pPr>
       <w:r>
         <w:rPr>
@@ -12659,6 +12432,7 @@
     <w:p>
       <w:pPr>
         <w:pStyle w:val="BodyText"/>
+        <w:ind w:firstLine="420"/>
       </w:pPr>
       <w:r>
         <w:rPr>
@@ -12827,43 +12601,13 @@
     </w:p>
     <w:p>
       <w:pPr>
-        <w:spacing w:before="0" w:after="0"/>
-      </w:pPr>
-    </w:p>
-    <w:p>
-      <w:pPr>
-        <w:spacing w:before="0" w:after="0"/>
-      </w:pPr>
-    </w:p>
-    <w:p>
-      <w:pPr>
-        <w:spacing w:before="0" w:after="0"/>
-      </w:pPr>
-    </w:p>
-    <w:p>
-      <w:pPr>
-        <w:spacing w:before="0" w:after="0"/>
-      </w:pPr>
-    </w:p>
-    <w:p>
-      <w:pPr>
-        <w:spacing w:before="0" w:after="0"/>
-      </w:pPr>
-    </w:p>
-    <w:p>
-      <w:pPr>
-        <w:spacing w:before="0" w:after="0"/>
-      </w:pPr>
-    </w:p>
-    <w:p>
-      <w:pPr>
-        <w:spacing w:before="0" w:after="0"/>
-      </w:pPr>
-    </w:p>
-    <w:p>
-      <w:pPr>
-        <w:spacing w:before="0" w:after="0"/>
-      </w:pPr>
+        <w:spacing w:before="160" w:after="80"/>
+      </w:pPr>
+      <w:r>
+        <w:pict>
+          <v:rect style="width:0;height:1.5pt" o:hralign="center" o:hrstd="t" o:hr="t"/>
+        </w:pict>
+      </w:r>
     </w:p>
     <w:p>
       <w:pPr>
@@ -12904,6 +12648,7 @@
     <w:p>
       <w:pPr>
         <w:pStyle w:val="FirstParagraph"/>
+        <w:ind w:firstLine="420"/>
       </w:pPr>
       <w:r>
         <w:rPr>
@@ -13334,15 +13079,16 @@
       <w:tblPr>
         <w:tblStyle w:val="Table"/>
         <w:tblW w:type="auto" w:w="0"/>
+        <w:tblLook w:firstRow="1" w:lastRow="0" w:firstColumn="0" w:lastColumn="0" w:noHBand="0" w:noVBand="0" w:val="0020"/>
+        <w:jc w:val="center"/>
         <w:tblBorders>
           <w:top w:val="single" w:sz="12" w:space="0" w:color="000000"/>
-          <w:left w:val="none" w:sz="0" w:space="0" w:color="auto"/>
           <w:bottom w:val="single" w:sz="12" w:space="0" w:color="000000"/>
-          <w:right w:val="none" w:sz="0" w:space="0" w:color="auto"/>
-          <w:insideH w:val="none" w:sz="0" w:space="0" w:color="auto"/>
-          <w:insideV w:val="none" w:sz="0" w:space="0" w:color="auto"/>
+          <w:left w:val="none"/>
+          <w:right w:val="none"/>
+          <w:insideH w:val="none"/>
+          <w:insideV w:val="none"/>
         </w:tblBorders>
-        <w:tblLook w:firstRow="1" w:lastRow="0" w:firstColumn="0" w:lastColumn="0" w:noHBand="0" w:noVBand="0" w:val="0020"/>
       </w:tblPr>
       <w:tblGrid>
         <w:gridCol w:w="1980"/>
@@ -13357,7 +13103,7 @@
         <w:tc>
           <w:tcPr>
             <w:tcBorders>
-              <w:bottom w:val="single" w:sz="8" w:space="0" w:color="000000"/>
+              <w:bottom w:val="single" w:sz="6" w:space="0" w:color="000000"/>
             </w:tcBorders>
           </w:tcPr>
           <w:p>
@@ -13377,7 +13123,7 @@
         <w:tc>
           <w:tcPr>
             <w:tcBorders>
-              <w:bottom w:val="single" w:sz="8" w:space="0" w:color="000000"/>
+              <w:bottom w:val="single" w:sz="6" w:space="0" w:color="000000"/>
             </w:tcBorders>
           </w:tcPr>
           <w:p>
@@ -13432,7 +13178,7 @@
         <w:tc>
           <w:tcPr>
             <w:tcBorders>
-              <w:bottom w:val="single" w:sz="8" w:space="0" w:color="000000"/>
+              <w:bottom w:val="single" w:sz="6" w:space="0" w:color="000000"/>
             </w:tcBorders>
           </w:tcPr>
           <w:p>
@@ -13487,7 +13233,7 @@
         <w:tc>
           <w:tcPr>
             <w:tcBorders>
-              <w:bottom w:val="single" w:sz="8" w:space="0" w:color="000000"/>
+              <w:bottom w:val="single" w:sz="6" w:space="0" w:color="000000"/>
             </w:tcBorders>
           </w:tcPr>
           <w:p>
@@ -13681,6 +13427,7 @@
       <w:pPr>
         <w:pStyle w:val="BodyText"/>
         <w:spacing w:before="120"/>
+        <w:ind w:firstLine="420"/>
       </w:pPr>
       <w:r>
         <w:rPr>
@@ -13697,14 +13444,12 @@
     </w:p>
     <w:p>
       <w:pPr>
-        <w:pStyle w:val="BodyText"/>
-      </w:pPr>
-      <w:r>
-        <w:rPr>
-          <w:rFonts w:ascii="Times New Roman" w:hAnsi="Times New Roman" w:eastAsia="Times New Roman" w:cs="Times New Roman"/>
-        </w:rPr>
-        <w:t xml:space="preserve">1-1 </w:t>
-      </w:r>
+        <w:numPr>
+          <w:ilvl w:val="0"/>
+          <w:numId w:val="1010"/>
+        </w:numPr>
+        <w:ind w:firstLine="420"/>
+      </w:pPr>
       <w:r>
         <w:rPr>
           <w:rFonts w:hint="eastAsia" w:ascii="Times New Roman" w:hAnsi="Times New Roman" w:eastAsia="FangSong" w:cs="Times New Roman"/>
@@ -13766,14 +13511,12 @@
     </w:p>
     <w:p>
       <w:pPr>
-        <w:pStyle w:val="BodyText"/>
-      </w:pPr>
-      <w:r>
-        <w:rPr>
-          <w:rFonts w:ascii="Times New Roman" w:hAnsi="Times New Roman" w:eastAsia="Times New Roman" w:cs="Times New Roman"/>
-        </w:rPr>
-        <w:t xml:space="preserve">1-2 </w:t>
-      </w:r>
+        <w:numPr>
+          <w:ilvl w:val="0"/>
+          <w:numId w:val="1010"/>
+        </w:numPr>
+        <w:ind w:firstLine="420"/>
+      </w:pPr>
       <w:r>
         <w:rPr>
           <w:rFonts w:hint="eastAsia" w:ascii="Times New Roman" w:hAnsi="Times New Roman" w:eastAsia="FangSong" w:cs="Times New Roman"/>
@@ -13813,14 +13556,12 @@
     </w:p>
     <w:p>
       <w:pPr>
-        <w:pStyle w:val="BodyText"/>
-      </w:pPr>
-      <w:r>
-        <w:rPr>
-          <w:rFonts w:ascii="Times New Roman" w:hAnsi="Times New Roman" w:eastAsia="Times New Roman" w:cs="Times New Roman"/>
-        </w:rPr>
-        <w:t xml:space="preserve">1-3 </w:t>
-      </w:r>
+        <w:numPr>
+          <w:ilvl w:val="0"/>
+          <w:numId w:val="1010"/>
+        </w:numPr>
+        <w:ind w:firstLine="420"/>
+      </w:pPr>
       <w:r>
         <w:rPr>
           <w:rFonts w:hint="eastAsia" w:ascii="Times New Roman" w:hAnsi="Times New Roman" w:eastAsia="FangSong" w:cs="Times New Roman"/>
@@ -13906,14 +13647,12 @@
     </w:p>
     <w:p>
       <w:pPr>
-        <w:pStyle w:val="BodyText"/>
-      </w:pPr>
-      <w:r>
-        <w:rPr>
-          <w:rFonts w:ascii="Times New Roman" w:hAnsi="Times New Roman" w:eastAsia="Times New Roman" w:cs="Times New Roman"/>
-        </w:rPr>
-        <w:t xml:space="preserve">1-4 </w:t>
-      </w:r>
+        <w:numPr>
+          <w:ilvl w:val="0"/>
+          <w:numId w:val="1010"/>
+        </w:numPr>
+        <w:ind w:firstLine="420"/>
+      </w:pPr>
       <w:r>
         <w:rPr>
           <w:rFonts w:hint="eastAsia" w:ascii="Times New Roman" w:hAnsi="Times New Roman" w:eastAsia="FangSong" w:cs="Times New Roman"/>
@@ -14033,14 +13772,12 @@
     </w:p>
     <w:p>
       <w:pPr>
-        <w:pStyle w:val="BodyText"/>
-      </w:pPr>
-      <w:r>
-        <w:rPr>
-          <w:rFonts w:ascii="Times New Roman" w:hAnsi="Times New Roman" w:eastAsia="Times New Roman" w:cs="Times New Roman"/>
-        </w:rPr>
-        <w:t xml:space="preserve">1-5 </w:t>
-      </w:r>
+        <w:numPr>
+          <w:ilvl w:val="0"/>
+          <w:numId w:val="1010"/>
+        </w:numPr>
+        <w:ind w:firstLine="420"/>
+      </w:pPr>
       <w:r>
         <w:rPr>
           <w:rFonts w:hint="eastAsia" w:ascii="Times New Roman" w:hAnsi="Times New Roman" w:eastAsia="FangSong" w:cs="Times New Roman"/>
@@ -14068,7 +13805,7 @@
     </w:p>
     <w:p>
       <w:pPr>
-        <w:pStyle w:val="BodyText"/>
+        <w:pStyle w:val="FirstParagraph"/>
         <w:spacing w:before="160" w:after="80"/>
         <w:jc w:val="center"/>
       </w:pPr>
@@ -14151,6 +13888,7 @@
     <w:p>
       <w:pPr>
         <w:pStyle w:val="BodyText"/>
+        <w:ind w:firstLine="420"/>
       </w:pPr>
       <w:r>
         <w:rPr>
@@ -14222,6 +13960,7 @@
     <w:p>
       <w:pPr>
         <w:pStyle w:val="BodyText"/>
+        <w:ind w:firstLine="420"/>
       </w:pPr>
       <w:r>
         <w:rPr>
@@ -14495,43 +14234,13 @@
     </w:p>
     <w:p>
       <w:pPr>
-        <w:spacing w:before="0" w:after="0"/>
-      </w:pPr>
-    </w:p>
-    <w:p>
-      <w:pPr>
-        <w:spacing w:before="0" w:after="0"/>
-      </w:pPr>
-    </w:p>
-    <w:p>
-      <w:pPr>
-        <w:spacing w:before="0" w:after="0"/>
-      </w:pPr>
-    </w:p>
-    <w:p>
-      <w:pPr>
-        <w:spacing w:before="0" w:after="0"/>
-      </w:pPr>
-    </w:p>
-    <w:p>
-      <w:pPr>
-        <w:spacing w:before="0" w:after="0"/>
-      </w:pPr>
-    </w:p>
-    <w:p>
-      <w:pPr>
-        <w:spacing w:before="0" w:after="0"/>
-      </w:pPr>
-    </w:p>
-    <w:p>
-      <w:pPr>
-        <w:spacing w:before="0" w:after="0"/>
-      </w:pPr>
-    </w:p>
-    <w:p>
-      <w:pPr>
-        <w:spacing w:before="0" w:after="0"/>
-      </w:pPr>
+        <w:spacing w:before="160" w:after="80"/>
+      </w:pPr>
+      <w:r>
+        <w:pict>
+          <v:rect style="width:0;height:1.5pt" o:hralign="center" o:hrstd="t" o:hr="t"/>
+        </w:pict>
+      </w:r>
     </w:p>
     <w:p>
       <w:pPr>
@@ -14572,6 +14281,7 @@
     <w:p>
       <w:pPr>
         <w:pStyle w:val="FirstParagraph"/>
+        <w:ind w:firstLine="420"/>
       </w:pPr>
       <w:r>
         <w:rPr>
@@ -14612,14 +14322,12 @@
     </w:p>
     <w:p>
       <w:pPr>
-        <w:pStyle w:val="BodyText"/>
-      </w:pPr>
-      <w:r>
-        <w:rPr>
-          <w:rFonts w:ascii="Times New Roman" w:hAnsi="Times New Roman" w:eastAsia="Times New Roman" w:cs="Times New Roman"/>
-        </w:rPr>
-        <w:t xml:space="preserve">8-1 </w:t>
-      </w:r>
+        <w:numPr>
+          <w:ilvl w:val="0"/>
+          <w:numId w:val="1011"/>
+        </w:numPr>
+        <w:ind w:firstLine="420"/>
+      </w:pPr>
       <w:r>
         <w:rPr>
           <w:rFonts w:hint="eastAsia" w:ascii="Times New Roman" w:hAnsi="Times New Roman" w:eastAsia="FangSong" w:cs="Times New Roman"/>
@@ -14713,14 +14421,12 @@
     </w:p>
     <w:p>
       <w:pPr>
-        <w:pStyle w:val="BodyText"/>
-      </w:pPr>
-      <w:r>
-        <w:rPr>
-          <w:rFonts w:ascii="Times New Roman" w:hAnsi="Times New Roman" w:eastAsia="Times New Roman" w:cs="Times New Roman"/>
-        </w:rPr>
-        <w:t xml:space="preserve">8-2 </w:t>
-      </w:r>
+        <w:numPr>
+          <w:ilvl w:val="0"/>
+          <w:numId w:val="1011"/>
+        </w:numPr>
+        <w:ind w:firstLine="420"/>
+      </w:pPr>
       <w:r>
         <w:rPr>
           <w:rFonts w:hint="eastAsia" w:ascii="Times New Roman" w:hAnsi="Times New Roman" w:eastAsia="FangSong" w:cs="Times New Roman"/>
@@ -14884,8 +14590,9 @@
       <w:pPr>
         <w:numPr>
           <w:ilvl w:val="0"/>
-          <w:numId w:val="1008"/>
+          <w:numId w:val="1011"/>
         </w:numPr>
+        <w:ind w:firstLine="420"/>
       </w:pPr>
       <w:r>
         <w:rPr>
@@ -14916,8 +14623,9 @@
       <w:pPr>
         <w:numPr>
           <w:ilvl w:val="0"/>
-          <w:numId w:val="1008"/>
+          <w:numId w:val="1011"/>
         </w:numPr>
+        <w:ind w:firstLine="420"/>
       </w:pPr>
       <w:r>
         <w:rPr>
@@ -14948,8 +14656,9 @@
       <w:pPr>
         <w:numPr>
           <w:ilvl w:val="0"/>
-          <w:numId w:val="1008"/>
+          <w:numId w:val="1011"/>
         </w:numPr>
+        <w:ind w:firstLine="420"/>
       </w:pPr>
       <w:r>
         <w:rPr>
@@ -14978,14 +14687,12 @@
     </w:p>
     <w:p>
       <w:pPr>
-        <w:pStyle w:val="FirstParagraph"/>
-      </w:pPr>
-      <w:r>
-        <w:rPr>
-          <w:rFonts w:ascii="Times New Roman" w:hAnsi="Times New Roman" w:eastAsia="Times New Roman" w:cs="Times New Roman"/>
-        </w:rPr>
-        <w:t xml:space="preserve">8-3 </w:t>
-      </w:r>
+        <w:numPr>
+          <w:ilvl w:val="0"/>
+          <w:numId w:val="1011"/>
+        </w:numPr>
+        <w:ind w:firstLine="420"/>
+      </w:pPr>
       <w:r>
         <w:rPr>
           <w:rFonts w:hint="eastAsia" w:ascii="Times New Roman" w:hAnsi="Times New Roman" w:eastAsia="FangSong" w:cs="Times New Roman"/>
@@ -15037,14 +14744,12 @@
     </w:p>
     <w:p>
       <w:pPr>
-        <w:pStyle w:val="BodyText"/>
-      </w:pPr>
-      <w:r>
-        <w:rPr>
-          <w:rFonts w:ascii="Times New Roman" w:hAnsi="Times New Roman" w:eastAsia="Times New Roman" w:cs="Times New Roman"/>
-        </w:rPr>
-        <w:t xml:space="preserve">8-4 </w:t>
-      </w:r>
+        <w:numPr>
+          <w:ilvl w:val="0"/>
+          <w:numId w:val="1011"/>
+        </w:numPr>
+        <w:ind w:firstLine="420"/>
+      </w:pPr>
       <w:r>
         <w:rPr>
           <w:rFonts w:hint="eastAsia" w:ascii="Times New Roman" w:hAnsi="Times New Roman" w:eastAsia="FangSong" w:cs="Times New Roman"/>
@@ -15220,43 +14925,13 @@
     </w:p>
     <w:p>
       <w:pPr>
-        <w:spacing w:before="0" w:after="0"/>
-      </w:pPr>
-    </w:p>
-    <w:p>
-      <w:pPr>
-        <w:spacing w:before="0" w:after="0"/>
-      </w:pPr>
-    </w:p>
-    <w:p>
-      <w:pPr>
-        <w:spacing w:before="0" w:after="0"/>
-      </w:pPr>
-    </w:p>
-    <w:p>
-      <w:pPr>
-        <w:spacing w:before="0" w:after="0"/>
-      </w:pPr>
-    </w:p>
-    <w:p>
-      <w:pPr>
-        <w:spacing w:before="0" w:after="0"/>
-      </w:pPr>
-    </w:p>
-    <w:p>
-      <w:pPr>
-        <w:spacing w:before="0" w:after="0"/>
-      </w:pPr>
-    </w:p>
-    <w:p>
-      <w:pPr>
-        <w:spacing w:before="0" w:after="0"/>
-      </w:pPr>
-    </w:p>
-    <w:p>
-      <w:pPr>
-        <w:spacing w:before="0" w:after="0"/>
-      </w:pPr>
+        <w:spacing w:before="160" w:after="80"/>
+      </w:pPr>
+      <w:r>
+        <w:pict>
+          <v:rect style="width:0;height:1.5pt" o:hralign="center" o:hrstd="t" o:hr="t"/>
+        </w:pict>
+      </w:r>
     </w:p>
     <w:p>
       <w:pPr>
@@ -15297,6 +14972,7 @@
     <w:p>
       <w:pPr>
         <w:pStyle w:val="FirstParagraph"/>
+        <w:ind w:firstLine="420"/>
       </w:pPr>
       <w:r>
         <w:rPr>
@@ -15408,6 +15084,7 @@
     <w:p>
       <w:pPr>
         <w:pStyle w:val="BodyText"/>
+        <w:ind w:firstLine="420"/>
       </w:pPr>
       <w:r>
         <w:rPr>
@@ -15415,7 +15092,7 @@
           <w:b/>
           <w:bCs/>
         </w:rPr>
-        <w:t xml:space="preserve">4-1</w:t>
+        <w:t xml:space="preserve">(1)</w:t>
       </w:r>
       <w:r>
         <w:rPr>
@@ -15439,6 +15116,7 @@
     <w:p>
       <w:pPr>
         <w:pStyle w:val="BodyText"/>
+        <w:ind w:firstLine="420"/>
       </w:pPr>
       <w:r>
         <w:rPr>
@@ -15566,6 +15244,7 @@
     <w:p>
       <w:pPr>
         <w:pStyle w:val="BodyText"/>
+        <w:ind w:firstLine="420"/>
       </w:pPr>
       <w:r>
         <w:rPr>
@@ -15573,7 +15252,7 @@
           <w:b/>
           <w:bCs/>
         </w:rPr>
-        <w:t xml:space="preserve">4-2</w:t>
+        <w:t xml:space="preserve">(2)</w:t>
       </w:r>
       <w:r>
         <w:rPr>
@@ -15645,6 +15324,7 @@
     <w:p>
       <w:pPr>
         <w:pStyle w:val="BodyText"/>
+        <w:ind w:firstLine="420"/>
       </w:pPr>
       <w:r>
         <w:rPr>
@@ -15652,7 +15332,7 @@
           <w:b/>
           <w:bCs/>
         </w:rPr>
-        <w:t xml:space="preserve">4-3</w:t>
+        <w:t xml:space="preserve">(3)</w:t>
       </w:r>
       <w:r>
         <w:rPr>
@@ -15724,6 +15404,7 @@
     <w:p>
       <w:pPr>
         <w:pStyle w:val="BodyText"/>
+        <w:ind w:firstLine="420"/>
       </w:pPr>
       <w:r>
         <w:rPr>
@@ -15731,7 +15412,7 @@
           <w:b/>
           <w:bCs/>
         </w:rPr>
-        <w:t xml:space="preserve">4-4</w:t>
+        <w:t xml:space="preserve">(4)</w:t>
       </w:r>
       <w:r>
         <w:rPr>
@@ -15800,7 +15481,7 @@
         </w:rPr>
         <w:drawing>
           <wp:inline>
-            <wp:extent cx="3600000" cy="1839181"/>
+            <wp:extent cx="3600000" cy="1857618"/>
             <wp:effectExtent b="0" l="0" r="0" t="0"/>
             <wp:docPr descr="" title="" id="62" name="Picture"/>
             <a:graphic>
@@ -15821,7 +15502,7 @@
                   <pic:spPr bwMode="auto">
                     <a:xfrm>
                       <a:off x="0" y="0"/>
-                      <a:ext cx="3600000" cy="1839181"/>
+                      <a:ext cx="3600000" cy="1857618"/>
                     </a:xfrm>
                     <a:prstGeom prst="rect">
                       <a:avLst/>
@@ -15843,6 +15524,7 @@
     <w:p>
       <w:pPr>
         <w:pStyle w:val="BodyText"/>
+        <w:ind w:firstLine="420"/>
       </w:pPr>
       <w:r>
         <w:rPr>
@@ -15860,6 +15542,7 @@
     <w:p>
       <w:pPr>
         <w:pStyle w:val="BodyText"/>
+        <w:ind w:firstLine="420"/>
       </w:pPr>
       <w:r>
         <w:rPr>
@@ -15867,7 +15550,7 @@
           <w:b/>
           <w:bCs/>
         </w:rPr>
-        <w:t xml:space="preserve">4-5</w:t>
+        <w:t xml:space="preserve">(5)</w:t>
       </w:r>
       <w:r>
         <w:rPr>
@@ -15983,6 +15666,7 @@
     <w:p>
       <w:pPr>
         <w:pStyle w:val="BodyText"/>
+        <w:ind w:firstLine="420"/>
       </w:pPr>
       <w:r>
         <w:rPr>
@@ -15990,7 +15674,7 @@
           <w:b/>
           <w:bCs/>
         </w:rPr>
-        <w:t xml:space="preserve">4-6</w:t>
+        <w:t xml:space="preserve">(6)</w:t>
       </w:r>
       <w:r>
         <w:rPr>
@@ -16038,6 +15722,7 @@
     <w:p>
       <w:pPr>
         <w:pStyle w:val="BodyText"/>
+        <w:ind w:firstLine="420"/>
       </w:pPr>
       <w:r>
         <w:rPr>
@@ -16045,7 +15730,7 @@
           <w:b/>
           <w:bCs/>
         </w:rPr>
-        <w:t xml:space="preserve">4-7</w:t>
+        <w:t xml:space="preserve">(7)</w:t>
       </w:r>
       <w:r>
         <w:rPr>
@@ -16114,7 +15799,7 @@
         </w:rPr>
         <w:drawing>
           <wp:inline>
-            <wp:extent cx="3600000" cy="745763"/>
+            <wp:extent cx="3600000" cy="755931"/>
             <wp:effectExtent b="0" l="0" r="0" t="0"/>
             <wp:docPr descr="" title="" id="65" name="Picture"/>
             <a:graphic>
@@ -16135,7 +15820,7 @@
                   <pic:spPr bwMode="auto">
                     <a:xfrm>
                       <a:off x="0" y="0"/>
-                      <a:ext cx="3600000" cy="745763"/>
+                      <a:ext cx="3600000" cy="755931"/>
                     </a:xfrm>
                     <a:prstGeom prst="rect">
                       <a:avLst/>
@@ -16157,6 +15842,7 @@
     <w:p>
       <w:pPr>
         <w:pStyle w:val="BodyText"/>
+        <w:ind w:firstLine="420"/>
       </w:pPr>
       <w:r>
         <w:rPr>
@@ -16263,43 +15949,13 @@
     </w:p>
     <w:p>
       <w:pPr>
-        <w:spacing w:before="0" w:after="0"/>
-      </w:pPr>
-    </w:p>
-    <w:p>
-      <w:pPr>
-        <w:spacing w:before="0" w:after="0"/>
-      </w:pPr>
-    </w:p>
-    <w:p>
-      <w:pPr>
-        <w:spacing w:before="0" w:after="0"/>
-      </w:pPr>
-    </w:p>
-    <w:p>
-      <w:pPr>
-        <w:spacing w:before="0" w:after="0"/>
-      </w:pPr>
-    </w:p>
-    <w:p>
-      <w:pPr>
-        <w:spacing w:before="0" w:after="0"/>
-      </w:pPr>
-    </w:p>
-    <w:p>
-      <w:pPr>
-        <w:spacing w:before="0" w:after="0"/>
-      </w:pPr>
-    </w:p>
-    <w:p>
-      <w:pPr>
-        <w:spacing w:before="0" w:after="0"/>
-      </w:pPr>
-    </w:p>
-    <w:p>
-      <w:pPr>
-        <w:spacing w:before="0" w:after="0"/>
-      </w:pPr>
+        <w:spacing w:before="160" w:after="80"/>
+      </w:pPr>
+      <w:r>
+        <w:pict>
+          <v:rect style="width:0;height:1.5pt" o:hralign="center" o:hrstd="t" o:hr="t"/>
+        </w:pict>
+      </w:r>
     </w:p>
     <w:p>
       <w:pPr>
@@ -16340,6 +15996,7 @@
     <w:p>
       <w:pPr>
         <w:pStyle w:val="FirstParagraph"/>
+        <w:ind w:firstLine="420"/>
       </w:pPr>
       <w:r>
         <w:rPr>
@@ -16381,6 +16038,7 @@
     <w:p>
       <w:pPr>
         <w:pStyle w:val="BodyText"/>
+        <w:ind w:firstLine="420"/>
       </w:pPr>
       <w:r>
         <w:rPr>
@@ -16388,7 +16046,7 @@
           <w:b/>
           <w:bCs/>
         </w:rPr>
-        <w:t xml:space="preserve">8-1</w:t>
+        <w:t xml:space="preserve">(1)</w:t>
       </w:r>
       <w:r>
         <w:rPr>
@@ -16498,6 +16156,7 @@
     <w:p>
       <w:pPr>
         <w:pStyle w:val="BodyText"/>
+        <w:ind w:firstLine="420"/>
       </w:pPr>
       <w:r>
         <w:rPr>
@@ -16505,7 +16164,7 @@
           <w:b/>
           <w:bCs/>
         </w:rPr>
-        <w:t xml:space="preserve">8-2</w:t>
+        <w:t xml:space="preserve">(2)</w:t>
       </w:r>
       <w:r>
         <w:rPr>
@@ -16541,6 +16200,7 @@
     <w:p>
       <w:pPr>
         <w:pStyle w:val="BodyText"/>
+        <w:ind w:firstLine="420"/>
       </w:pPr>
       <w:r>
         <w:rPr>
@@ -16548,7 +16208,7 @@
           <w:b/>
           <w:bCs/>
         </w:rPr>
-        <w:t xml:space="preserve">8-3</w:t>
+        <w:t xml:space="preserve">(3)</w:t>
       </w:r>
       <w:r>
         <w:rPr>
@@ -16776,6 +16436,7 @@
     <w:p>
       <w:pPr>
         <w:pStyle w:val="BodyText"/>
+        <w:ind w:firstLine="420"/>
       </w:pPr>
       <w:r>
         <w:rPr>
@@ -16783,7 +16444,7 @@
           <w:b/>
           <w:bCs/>
         </w:rPr>
-        <w:t xml:space="preserve">8-4</w:t>
+        <w:t xml:space="preserve">(4)</w:t>
       </w:r>
       <w:r>
         <w:rPr>
@@ -17892,6 +17553,7 @@
     <w:p>
       <w:pPr>
         <w:pStyle w:val="BodyText"/>
+        <w:ind w:firstLine="420"/>
       </w:pPr>
       <w:r>
         <w:rPr>
@@ -17899,7 +17561,7 @@
           <w:b/>
           <w:bCs/>
         </w:rPr>
-        <w:t xml:space="preserve">8-5</w:t>
+        <w:t xml:space="preserve">(5)</w:t>
       </w:r>
       <w:r>
         <w:rPr>
@@ -18017,6 +17679,7 @@
     <w:p>
       <w:pPr>
         <w:pStyle w:val="BodyText"/>
+        <w:ind w:firstLine="420"/>
       </w:pPr>
       <w:r>
         <w:rPr>
@@ -18024,7 +17687,7 @@
           <w:b/>
           <w:bCs/>
         </w:rPr>
-        <w:t xml:space="preserve">8-6</w:t>
+        <w:t xml:space="preserve">(6)</w:t>
       </w:r>
       <w:r>
         <w:rPr>
@@ -19175,43 +18838,13 @@
     </w:p>
     <w:p>
       <w:pPr>
-        <w:spacing w:before="0" w:after="0"/>
-      </w:pPr>
-    </w:p>
-    <w:p>
-      <w:pPr>
-        <w:spacing w:before="0" w:after="0"/>
-      </w:pPr>
-    </w:p>
-    <w:p>
-      <w:pPr>
-        <w:spacing w:before="0" w:after="0"/>
-      </w:pPr>
-    </w:p>
-    <w:p>
-      <w:pPr>
-        <w:spacing w:before="0" w:after="0"/>
-      </w:pPr>
-    </w:p>
-    <w:p>
-      <w:pPr>
-        <w:spacing w:before="0" w:after="0"/>
-      </w:pPr>
-    </w:p>
-    <w:p>
-      <w:pPr>
-        <w:spacing w:before="0" w:after="0"/>
-      </w:pPr>
-    </w:p>
-    <w:p>
-      <w:pPr>
-        <w:spacing w:before="0" w:after="0"/>
-      </w:pPr>
-    </w:p>
-    <w:p>
-      <w:pPr>
-        <w:spacing w:before="0" w:after="0"/>
-      </w:pPr>
+        <w:spacing w:before="160" w:after="80"/>
+      </w:pPr>
+      <w:r>
+        <w:pict>
+          <v:rect style="width:0;height:1.5pt" o:hralign="center" o:hrstd="t" o:hr="t"/>
+        </w:pict>
+      </w:r>
     </w:p>
     <w:p>
       <w:pPr>
@@ -19252,6 +18885,7 @@
     <w:p>
       <w:pPr>
         <w:pStyle w:val="FirstParagraph"/>
+        <w:ind w:firstLine="420"/>
       </w:pPr>
       <w:r>
         <w:rPr>
@@ -19579,6 +19213,7 @@
     <w:p>
       <w:pPr>
         <w:pStyle w:val="BodyText"/>
+        <w:ind w:firstLine="420"/>
       </w:pPr>
       <w:r>
         <w:rPr>
@@ -19778,6 +19413,7 @@
     <w:p>
       <w:pPr>
         <w:pStyle w:val="BodyText"/>
+        <w:ind w:firstLine="420"/>
       </w:pPr>
       <w:r>
         <w:rPr>
@@ -19794,14 +19430,12 @@
     </w:p>
     <w:p>
       <w:pPr>
-        <w:pStyle w:val="BodyText"/>
-      </w:pPr>
-      <w:r>
-        <w:rPr>
-          <w:rFonts w:ascii="Times New Roman" w:hAnsi="Times New Roman" w:eastAsia="Times New Roman" w:cs="Times New Roman"/>
-        </w:rPr>
-        <w:t xml:space="preserve">8-1 </w:t>
-      </w:r>
+        <w:numPr>
+          <w:ilvl w:val="0"/>
+          <w:numId w:val="1012"/>
+        </w:numPr>
+        <w:ind w:firstLine="420"/>
+      </w:pPr>
       <w:r>
         <w:rPr>
           <w:rFonts w:hint="eastAsia" w:ascii="Times New Roman" w:hAnsi="Times New Roman" w:eastAsia="FangSong" w:cs="Times New Roman"/>
@@ -19889,14 +19523,12 @@
     </w:p>
     <w:p>
       <w:pPr>
-        <w:pStyle w:val="BodyText"/>
-      </w:pPr>
-      <w:r>
-        <w:rPr>
-          <w:rFonts w:ascii="Times New Roman" w:hAnsi="Times New Roman" w:eastAsia="Times New Roman" w:cs="Times New Roman"/>
-        </w:rPr>
-        <w:t xml:space="preserve">8-2 </w:t>
-      </w:r>
+        <w:numPr>
+          <w:ilvl w:val="0"/>
+          <w:numId w:val="1012"/>
+        </w:numPr>
+        <w:ind w:firstLine="420"/>
+      </w:pPr>
       <w:r>
         <w:rPr>
           <w:rFonts w:hint="eastAsia" w:ascii="Times New Roman" w:hAnsi="Times New Roman" w:eastAsia="FangSong" w:cs="Times New Roman"/>
@@ -19941,14 +19573,12 @@
     </w:p>
     <w:p>
       <w:pPr>
-        <w:pStyle w:val="BodyText"/>
-      </w:pPr>
-      <w:r>
-        <w:rPr>
-          <w:rFonts w:ascii="Times New Roman" w:hAnsi="Times New Roman" w:eastAsia="Times New Roman" w:cs="Times New Roman"/>
-        </w:rPr>
-        <w:t xml:space="preserve">8-3 </w:t>
-      </w:r>
+        <w:numPr>
+          <w:ilvl w:val="0"/>
+          <w:numId w:val="1012"/>
+        </w:numPr>
+        <w:ind w:firstLine="420"/>
+      </w:pPr>
       <w:r>
         <w:rPr>
           <w:rFonts w:hint="eastAsia" w:ascii="Times New Roman" w:hAnsi="Times New Roman" w:eastAsia="FangSong" w:cs="Times New Roman"/>
@@ -20047,14 +19677,12 @@
     </w:p>
     <w:p>
       <w:pPr>
-        <w:pStyle w:val="BodyText"/>
-      </w:pPr>
-      <w:r>
-        <w:rPr>
-          <w:rFonts w:ascii="Times New Roman" w:hAnsi="Times New Roman" w:eastAsia="Times New Roman" w:cs="Times New Roman"/>
-        </w:rPr>
-        <w:t xml:space="preserve">8-4 </w:t>
-      </w:r>
+        <w:numPr>
+          <w:ilvl w:val="0"/>
+          <w:numId w:val="1012"/>
+        </w:numPr>
+        <w:ind w:firstLine="420"/>
+      </w:pPr>
       <w:r>
         <w:rPr>
           <w:rFonts w:hint="eastAsia" w:ascii="Times New Roman" w:hAnsi="Times New Roman" w:eastAsia="FangSong" w:cs="Times New Roman"/>
@@ -20188,14 +19816,12 @@
     </w:p>
     <w:p>
       <w:pPr>
-        <w:pStyle w:val="BodyText"/>
-      </w:pPr>
-      <w:r>
-        <w:rPr>
-          <w:rFonts w:ascii="Times New Roman" w:hAnsi="Times New Roman" w:eastAsia="Times New Roman" w:cs="Times New Roman"/>
-        </w:rPr>
-        <w:t xml:space="preserve">8-5 </w:t>
-      </w:r>
+        <w:numPr>
+          <w:ilvl w:val="0"/>
+          <w:numId w:val="1012"/>
+        </w:numPr>
+        <w:ind w:firstLine="420"/>
+      </w:pPr>
       <w:r>
         <w:rPr>
           <w:rFonts w:hint="eastAsia" w:ascii="Times New Roman" w:hAnsi="Times New Roman" w:eastAsia="FangSong" w:cs="Times New Roman"/>
@@ -20319,14 +19945,12 @@
     </w:p>
     <w:p>
       <w:pPr>
-        <w:pStyle w:val="BodyText"/>
-      </w:pPr>
-      <w:r>
-        <w:rPr>
-          <w:rFonts w:ascii="Times New Roman" w:hAnsi="Times New Roman" w:eastAsia="Times New Roman" w:cs="Times New Roman"/>
-        </w:rPr>
-        <w:t xml:space="preserve">8-6 </w:t>
-      </w:r>
+        <w:numPr>
+          <w:ilvl w:val="0"/>
+          <w:numId w:val="1012"/>
+        </w:numPr>
+        <w:ind w:firstLine="420"/>
+      </w:pPr>
       <w:r>
         <w:rPr>
           <w:rFonts w:hint="eastAsia" w:ascii="Times New Roman" w:hAnsi="Times New Roman" w:eastAsia="FangSong" w:cs="Times New Roman"/>
@@ -20519,43 +20143,13 @@
     </w:p>
     <w:p>
       <w:pPr>
-        <w:spacing w:before="0" w:after="0"/>
-      </w:pPr>
-    </w:p>
-    <w:p>
-      <w:pPr>
-        <w:spacing w:before="0" w:after="0"/>
-      </w:pPr>
-    </w:p>
-    <w:p>
-      <w:pPr>
-        <w:spacing w:before="0" w:after="0"/>
-      </w:pPr>
-    </w:p>
-    <w:p>
-      <w:pPr>
-        <w:spacing w:before="0" w:after="0"/>
-      </w:pPr>
-    </w:p>
-    <w:p>
-      <w:pPr>
-        <w:spacing w:before="0" w:after="0"/>
-      </w:pPr>
-    </w:p>
-    <w:p>
-      <w:pPr>
-        <w:spacing w:before="0" w:after="0"/>
-      </w:pPr>
-    </w:p>
-    <w:p>
-      <w:pPr>
-        <w:spacing w:before="0" w:after="0"/>
-      </w:pPr>
-    </w:p>
-    <w:p>
-      <w:pPr>
-        <w:spacing w:before="0" w:after="0"/>
-      </w:pPr>
+        <w:spacing w:before="160" w:after="80"/>
+      </w:pPr>
+      <w:r>
+        <w:pict>
+          <v:rect style="width:0;height:1.5pt" o:hralign="center" o:hrstd="t" o:hr="t"/>
+        </w:pict>
+      </w:r>
     </w:p>
     <w:p>
       <w:pPr>
@@ -20596,6 +20190,7 @@
     <w:p>
       <w:pPr>
         <w:pStyle w:val="FirstParagraph"/>
+        <w:ind w:firstLine="420"/>
       </w:pPr>
       <w:r>
         <w:rPr>
@@ -20771,14 +20366,12 @@
     </w:p>
     <w:p>
       <w:pPr>
-        <w:pStyle w:val="BodyText"/>
-      </w:pPr>
-      <w:r>
-        <w:rPr>
-          <w:rFonts w:ascii="Times New Roman" w:hAnsi="Times New Roman" w:eastAsia="Times New Roman" w:cs="Times New Roman"/>
-        </w:rPr>
-        <w:t xml:space="preserve">9-1 </w:t>
-      </w:r>
+        <w:numPr>
+          <w:ilvl w:val="0"/>
+          <w:numId w:val="1013"/>
+        </w:numPr>
+        <w:ind w:firstLine="420"/>
+      </w:pPr>
       <w:r>
         <w:rPr>
           <w:rFonts w:hint="eastAsia" w:ascii="Times New Roman" w:hAnsi="Times New Roman" w:eastAsia="FangSong" w:cs="Times New Roman"/>
@@ -20830,14 +20423,12 @@
     </w:p>
     <w:p>
       <w:pPr>
-        <w:pStyle w:val="BodyText"/>
-      </w:pPr>
-      <w:r>
-        <w:rPr>
-          <w:rFonts w:ascii="Times New Roman" w:hAnsi="Times New Roman" w:eastAsia="Times New Roman" w:cs="Times New Roman"/>
-        </w:rPr>
-        <w:t xml:space="preserve">9-2 </w:t>
-      </w:r>
+        <w:numPr>
+          <w:ilvl w:val="0"/>
+          <w:numId w:val="1013"/>
+        </w:numPr>
+        <w:ind w:firstLine="420"/>
+      </w:pPr>
       <w:r>
         <w:rPr>
           <w:rFonts w:hint="eastAsia" w:ascii="Times New Roman" w:hAnsi="Times New Roman" w:eastAsia="FangSong" w:cs="Times New Roman"/>
@@ -20877,14 +20468,12 @@
     </w:p>
     <w:p>
       <w:pPr>
-        <w:pStyle w:val="BodyText"/>
-      </w:pPr>
-      <w:r>
-        <w:rPr>
-          <w:rFonts w:ascii="Times New Roman" w:hAnsi="Times New Roman" w:eastAsia="Times New Roman" w:cs="Times New Roman"/>
-        </w:rPr>
-        <w:t xml:space="preserve">9-3 </w:t>
-      </w:r>
+        <w:numPr>
+          <w:ilvl w:val="0"/>
+          <w:numId w:val="1013"/>
+        </w:numPr>
+        <w:ind w:firstLine="420"/>
+      </w:pPr>
       <w:r>
         <w:rPr>
           <w:rFonts w:hint="eastAsia" w:ascii="Times New Roman" w:hAnsi="Times New Roman" w:eastAsia="FangSong" w:cs="Times New Roman"/>
@@ -21018,13 +20607,17 @@
     </w:p>
     <w:p>
       <w:pPr>
-        <w:pStyle w:val="BodyText"/>
-      </w:pPr>
-      <w:r>
-        <w:rPr>
-          <w:rFonts w:ascii="Times New Roman" w:hAnsi="Times New Roman" w:eastAsia="Times New Roman" w:cs="Times New Roman"/>
-        </w:rPr>
-        <w:t xml:space="preserve">9-4 X </w:t>
+        <w:numPr>
+          <w:ilvl w:val="0"/>
+          <w:numId w:val="1013"/>
+        </w:numPr>
+        <w:ind w:firstLine="420"/>
+      </w:pPr>
+      <w:r>
+        <w:rPr>
+          <w:rFonts w:ascii="Times New Roman" w:hAnsi="Times New Roman" w:eastAsia="Times New Roman" w:cs="Times New Roman"/>
+        </w:rPr>
+        <w:t xml:space="preserve">X </w:t>
       </w:r>
       <w:r>
         <w:rPr>
@@ -21147,14 +20740,12 @@
     </w:p>
     <w:p>
       <w:pPr>
-        <w:pStyle w:val="BodyText"/>
-      </w:pPr>
-      <w:r>
-        <w:rPr>
-          <w:rFonts w:ascii="Times New Roman" w:hAnsi="Times New Roman" w:eastAsia="Times New Roman" w:cs="Times New Roman"/>
-        </w:rPr>
-        <w:t xml:space="preserve">9-5 </w:t>
-      </w:r>
+        <w:numPr>
+          <w:ilvl w:val="0"/>
+          <w:numId w:val="1013"/>
+        </w:numPr>
+        <w:ind w:firstLine="420"/>
+      </w:pPr>
       <w:r>
         <w:rPr>
           <w:rFonts w:hint="eastAsia" w:ascii="Times New Roman" w:hAnsi="Times New Roman" w:eastAsia="FangSong" w:cs="Times New Roman"/>
@@ -21182,13 +20773,17 @@
     </w:p>
     <w:p>
       <w:pPr>
-        <w:pStyle w:val="BodyText"/>
-      </w:pPr>
-      <w:r>
-        <w:rPr>
-          <w:rFonts w:ascii="Times New Roman" w:hAnsi="Times New Roman" w:eastAsia="Times New Roman" w:cs="Times New Roman"/>
-        </w:rPr>
-        <w:t xml:space="preserve">9-6 X </w:t>
+        <w:numPr>
+          <w:ilvl w:val="0"/>
+          <w:numId w:val="1013"/>
+        </w:numPr>
+        <w:ind w:firstLine="420"/>
+      </w:pPr>
+      <w:r>
+        <w:rPr>
+          <w:rFonts w:ascii="Times New Roman" w:hAnsi="Times New Roman" w:eastAsia="Times New Roman" w:cs="Times New Roman"/>
+        </w:rPr>
+        <w:t xml:space="preserve">X </w:t>
       </w:r>
       <w:r>
         <w:rPr>
@@ -21229,43 +20824,13 @@
     </w:p>
     <w:p>
       <w:pPr>
-        <w:spacing w:before="0" w:after="0"/>
-      </w:pPr>
-    </w:p>
-    <w:p>
-      <w:pPr>
-        <w:spacing w:before="0" w:after="0"/>
-      </w:pPr>
-    </w:p>
-    <w:p>
-      <w:pPr>
-        <w:spacing w:before="0" w:after="0"/>
-      </w:pPr>
-    </w:p>
-    <w:p>
-      <w:pPr>
-        <w:spacing w:before="0" w:after="0"/>
-      </w:pPr>
-    </w:p>
-    <w:p>
-      <w:pPr>
-        <w:spacing w:before="0" w:after="0"/>
-      </w:pPr>
-    </w:p>
-    <w:p>
-      <w:pPr>
-        <w:spacing w:before="0" w:after="0"/>
-      </w:pPr>
-    </w:p>
-    <w:p>
-      <w:pPr>
-        <w:spacing w:before="0" w:after="0"/>
-      </w:pPr>
-    </w:p>
-    <w:p>
-      <w:pPr>
-        <w:spacing w:before="0" w:after="0"/>
-      </w:pPr>
+        <w:spacing w:before="160" w:after="80"/>
+      </w:pPr>
+      <w:r>
+        <w:pict>
+          <v:rect style="width:0;height:1.5pt" o:hralign="center" o:hrstd="t" o:hr="t"/>
+        </w:pict>
+      </w:r>
     </w:p>
     <w:p>
       <w:pPr>
@@ -21306,6 +20871,7 @@
     <w:p>
       <w:pPr>
         <w:pStyle w:val="FirstParagraph"/>
+        <w:ind w:firstLine="420"/>
       </w:pPr>
       <w:r>
         <w:rPr>
@@ -21401,14 +20967,12 @@
     </w:p>
     <w:p>
       <w:pPr>
-        <w:pStyle w:val="BodyText"/>
-      </w:pPr>
-      <w:r>
-        <w:rPr>
-          <w:rFonts w:ascii="Times New Roman" w:hAnsi="Times New Roman" w:eastAsia="Times New Roman" w:cs="Times New Roman"/>
-        </w:rPr>
-        <w:t xml:space="preserve">1-1 </w:t>
-      </w:r>
+        <w:numPr>
+          <w:ilvl w:val="0"/>
+          <w:numId w:val="1014"/>
+        </w:numPr>
+        <w:ind w:firstLine="420"/>
+      </w:pPr>
       <w:r>
         <w:rPr>
           <w:rFonts w:hint="eastAsia" w:ascii="Times New Roman" w:hAnsi="Times New Roman" w:eastAsia="FangSong" w:cs="Times New Roman"/>
@@ -21611,14 +21175,12 @@
     </w:p>
     <w:p>
       <w:pPr>
-        <w:pStyle w:val="BodyText"/>
-      </w:pPr>
-      <w:r>
-        <w:rPr>
-          <w:rFonts w:ascii="Times New Roman" w:hAnsi="Times New Roman" w:eastAsia="Times New Roman" w:cs="Times New Roman"/>
-        </w:rPr>
-        <w:t xml:space="preserve">1-2 </w:t>
-      </w:r>
+        <w:numPr>
+          <w:ilvl w:val="0"/>
+          <w:numId w:val="1014"/>
+        </w:numPr>
+        <w:ind w:firstLine="420"/>
+      </w:pPr>
       <w:r>
         <w:rPr>
           <w:rFonts w:hint="eastAsia" w:ascii="Times New Roman" w:hAnsi="Times New Roman" w:eastAsia="FangSong" w:cs="Times New Roman"/>
@@ -21658,14 +21220,12 @@
     </w:p>
     <w:p>
       <w:pPr>
-        <w:pStyle w:val="BodyText"/>
-      </w:pPr>
-      <w:r>
-        <w:rPr>
-          <w:rFonts w:ascii="Times New Roman" w:hAnsi="Times New Roman" w:eastAsia="Times New Roman" w:cs="Times New Roman"/>
-        </w:rPr>
-        <w:t xml:space="preserve">1-3 </w:t>
-      </w:r>
+        <w:numPr>
+          <w:ilvl w:val="0"/>
+          <w:numId w:val="1014"/>
+        </w:numPr>
+        <w:ind w:firstLine="420"/>
+      </w:pPr>
       <w:r>
         <w:rPr>
           <w:rFonts w:hint="eastAsia" w:ascii="Times New Roman" w:hAnsi="Times New Roman" w:eastAsia="FangSong" w:cs="Times New Roman"/>
@@ -21705,20 +21265,12 @@
     </w:p>
     <w:p>
       <w:pPr>
-        <w:pStyle w:val="BodyText"/>
-      </w:pPr>
-      <w:r>
-        <w:rPr>
-          <w:rFonts w:ascii="Times New Roman" w:hAnsi="Times New Roman" w:eastAsia="Times New Roman" w:cs="Times New Roman"/>
-        </w:rPr>
-        <w:t xml:space="preserve">1-4</w:t>
-      </w:r>
-      <w:r>
-        <w:rPr>
-          <w:rFonts w:ascii="Times New Roman" w:hAnsi="Times New Roman" w:eastAsia="Times New Roman" w:cs="Times New Roman"/>
-        </w:rPr>
-        <w:t xml:space="preserve"> </w:t>
-      </w:r>
+        <w:numPr>
+          <w:ilvl w:val="0"/>
+          <w:numId w:val="1014"/>
+        </w:numPr>
+        <w:ind w:firstLine="420"/>
+      </w:pPr>
       <m:oMath>
         <m:r>
           <m:t>I</m:t>
@@ -21769,13 +21321,17 @@
     </w:p>
     <w:p>
       <w:pPr>
-        <w:pStyle w:val="BodyText"/>
-      </w:pPr>
-      <w:r>
-        <w:rPr>
-          <w:rFonts w:ascii="Times New Roman" w:hAnsi="Times New Roman" w:eastAsia="Times New Roman" w:cs="Times New Roman"/>
-        </w:rPr>
-        <w:t xml:space="preserve">1-5 Pb </w:t>
+        <w:numPr>
+          <w:ilvl w:val="0"/>
+          <w:numId w:val="1014"/>
+        </w:numPr>
+        <w:ind w:firstLine="420"/>
+      </w:pPr>
+      <w:r>
+        <w:rPr>
+          <w:rFonts w:ascii="Times New Roman" w:hAnsi="Times New Roman" w:eastAsia="Times New Roman" w:cs="Times New Roman"/>
+        </w:rPr>
+        <w:t xml:space="preserve">Pb </w:t>
       </w:r>
       <w:r>
         <w:rPr>
@@ -21804,14 +21360,12 @@
     </w:p>
     <w:p>
       <w:pPr>
-        <w:pStyle w:val="BodyText"/>
-      </w:pPr>
-      <w:r>
-        <w:rPr>
-          <w:rFonts w:ascii="Times New Roman" w:hAnsi="Times New Roman" w:eastAsia="Times New Roman" w:cs="Times New Roman"/>
-        </w:rPr>
-        <w:t xml:space="preserve">1-6 </w:t>
-      </w:r>
+        <w:numPr>
+          <w:ilvl w:val="0"/>
+          <w:numId w:val="1014"/>
+        </w:numPr>
+        <w:ind w:firstLine="420"/>
+      </w:pPr>
       <w:r>
         <w:rPr>
           <w:rFonts w:hint="eastAsia" w:ascii="Times New Roman" w:hAnsi="Times New Roman" w:eastAsia="FangSong" w:cs="Times New Roman"/>
@@ -21939,43 +21493,13 @@
     </w:p>
     <w:p>
       <w:pPr>
-        <w:spacing w:before="0" w:after="0"/>
-      </w:pPr>
-    </w:p>
-    <w:p>
-      <w:pPr>
-        <w:spacing w:before="0" w:after="0"/>
-      </w:pPr>
-    </w:p>
-    <w:p>
-      <w:pPr>
-        <w:spacing w:before="0" w:after="0"/>
-      </w:pPr>
-    </w:p>
-    <w:p>
-      <w:pPr>
-        <w:spacing w:before="0" w:after="0"/>
-      </w:pPr>
-    </w:p>
-    <w:p>
-      <w:pPr>
-        <w:spacing w:before="0" w:after="0"/>
-      </w:pPr>
-    </w:p>
-    <w:p>
-      <w:pPr>
-        <w:spacing w:before="0" w:after="0"/>
-      </w:pPr>
-    </w:p>
-    <w:p>
-      <w:pPr>
-        <w:spacing w:before="0" w:after="0"/>
-      </w:pPr>
-    </w:p>
-    <w:p>
-      <w:pPr>
-        <w:spacing w:before="0" w:after="0"/>
-      </w:pPr>
+        <w:spacing w:before="160" w:after="80"/>
+      </w:pPr>
+      <w:r>
+        <w:pict>
+          <v:rect style="width:0;height:1.5pt" o:hralign="center" o:hrstd="t" o:hr="t"/>
+        </w:pict>
+      </w:r>
     </w:p>
     <w:p>
       <w:pPr>
@@ -22016,6 +21540,7 @@
     <w:p>
       <w:pPr>
         <w:pStyle w:val="FirstParagraph"/>
+        <w:ind w:firstLine="420"/>
       </w:pPr>
       <w:r>
         <w:rPr>
@@ -22056,14 +21581,12 @@
     </w:p>
     <w:p>
       <w:pPr>
-        <w:pStyle w:val="BodyText"/>
-      </w:pPr>
-      <w:r>
-        <w:rPr>
-          <w:rFonts w:ascii="Times New Roman" w:hAnsi="Times New Roman" w:eastAsia="Times New Roman" w:cs="Times New Roman"/>
-        </w:rPr>
-        <w:t xml:space="preserve">7-1 </w:t>
-      </w:r>
+        <w:numPr>
+          <w:ilvl w:val="0"/>
+          <w:numId w:val="1015"/>
+        </w:numPr>
+        <w:ind w:firstLine="420"/>
+      </w:pPr>
       <w:r>
         <w:rPr>
           <w:rFonts w:hint="eastAsia" w:ascii="Times New Roman" w:hAnsi="Times New Roman" w:eastAsia="FangSong" w:cs="Times New Roman"/>
@@ -22079,14 +21602,12 @@
     </w:p>
     <w:p>
       <w:pPr>
-        <w:pStyle w:val="BodyText"/>
-      </w:pPr>
-      <w:r>
-        <w:rPr>
-          <w:rFonts w:ascii="Times New Roman" w:hAnsi="Times New Roman" w:eastAsia="Times New Roman" w:cs="Times New Roman"/>
-        </w:rPr>
-        <w:t xml:space="preserve">7-2 </w:t>
-      </w:r>
+        <w:numPr>
+          <w:ilvl w:val="0"/>
+          <w:numId w:val="1015"/>
+        </w:numPr>
+        <w:ind w:firstLine="420"/>
+      </w:pPr>
       <w:r>
         <w:rPr>
           <w:rFonts w:hint="eastAsia" w:ascii="Times New Roman" w:hAnsi="Times New Roman" w:eastAsia="Times New Roman" w:cs="Times New Roman"/>
@@ -22434,14 +21955,12 @@
     </w:p>
     <w:p>
       <w:pPr>
-        <w:pStyle w:val="BodyText"/>
-      </w:pPr>
-      <w:r>
-        <w:rPr>
-          <w:rFonts w:ascii="Times New Roman" w:hAnsi="Times New Roman" w:eastAsia="Times New Roman" w:cs="Times New Roman"/>
-        </w:rPr>
-        <w:t xml:space="preserve">7-3 </w:t>
-      </w:r>
+        <w:numPr>
+          <w:ilvl w:val="0"/>
+          <w:numId w:val="1015"/>
+        </w:numPr>
+        <w:ind w:firstLine="420"/>
+      </w:pPr>
       <w:r>
         <w:rPr>
           <w:rFonts w:hint="eastAsia" w:ascii="Times New Roman" w:hAnsi="Times New Roman" w:eastAsia="FangSong" w:cs="Times New Roman"/>
@@ -22608,14 +22127,12 @@
     </w:p>
     <w:p>
       <w:pPr>
-        <w:pStyle w:val="BodyText"/>
-      </w:pPr>
-      <w:r>
-        <w:rPr>
-          <w:rFonts w:ascii="Times New Roman" w:hAnsi="Times New Roman" w:eastAsia="Times New Roman" w:cs="Times New Roman"/>
-        </w:rPr>
-        <w:t xml:space="preserve">7-4 </w:t>
-      </w:r>
+        <w:numPr>
+          <w:ilvl w:val="0"/>
+          <w:numId w:val="1015"/>
+        </w:numPr>
+        <w:ind w:firstLine="420"/>
+      </w:pPr>
       <w:r>
         <w:rPr>
           <w:rFonts w:hint="eastAsia" w:ascii="Times New Roman" w:hAnsi="Times New Roman" w:eastAsia="FangSong" w:cs="Times New Roman"/>
@@ -22775,43 +22292,13 @@
     </w:p>
     <w:p>
       <w:pPr>
-        <w:spacing w:before="0" w:after="0"/>
-      </w:pPr>
-    </w:p>
-    <w:p>
-      <w:pPr>
-        <w:spacing w:before="0" w:after="0"/>
-      </w:pPr>
-    </w:p>
-    <w:p>
-      <w:pPr>
-        <w:spacing w:before="0" w:after="0"/>
-      </w:pPr>
-    </w:p>
-    <w:p>
-      <w:pPr>
-        <w:spacing w:before="0" w:after="0"/>
-      </w:pPr>
-    </w:p>
-    <w:p>
-      <w:pPr>
-        <w:spacing w:before="0" w:after="0"/>
-      </w:pPr>
-    </w:p>
-    <w:p>
-      <w:pPr>
-        <w:spacing w:before="0" w:after="0"/>
-      </w:pPr>
-    </w:p>
-    <w:p>
-      <w:pPr>
-        <w:spacing w:before="0" w:after="0"/>
-      </w:pPr>
-    </w:p>
-    <w:p>
-      <w:pPr>
-        <w:spacing w:before="0" w:after="0"/>
-      </w:pPr>
+        <w:spacing w:before="160" w:after="80"/>
+      </w:pPr>
+      <w:r>
+        <w:pict>
+          <v:rect style="width:0;height:1.5pt" o:hralign="center" o:hrstd="t" o:hr="t"/>
+        </w:pict>
+      </w:r>
     </w:p>
     <w:p>
       <w:pPr>
@@ -22852,6 +22339,7 @@
     <w:p>
       <w:pPr>
         <w:pStyle w:val="FirstParagraph"/>
+        <w:ind w:firstLine="420"/>
       </w:pPr>
       <w:r>
         <w:rPr>
@@ -23097,7 +22585,7 @@
         </w:rPr>
         <w:drawing>
           <wp:inline>
-            <wp:extent cx="3600000" cy="1096815"/>
+            <wp:extent cx="3600000" cy="1108280"/>
             <wp:effectExtent b="0" l="0" r="0" t="0"/>
             <wp:docPr descr="" title="" id="77" name="Picture"/>
             <a:graphic>
@@ -23118,7 +22606,7 @@
                   <pic:spPr bwMode="auto">
                     <a:xfrm>
                       <a:off x="0" y="0"/>
-                      <a:ext cx="3600000" cy="1096815"/>
+                      <a:ext cx="3600000" cy="1108280"/>
                     </a:xfrm>
                     <a:prstGeom prst="rect">
                       <a:avLst/>
@@ -23170,6 +22658,7 @@
     <w:p>
       <w:pPr>
         <w:pStyle w:val="BodyText"/>
+        <w:ind w:firstLine="420"/>
       </w:pPr>
       <w:r>
         <w:rPr>
@@ -23187,6 +22676,7 @@
     <w:p>
       <w:pPr>
         <w:pStyle w:val="BodyText"/>
+        <w:ind w:firstLine="420"/>
       </w:pPr>
       <w:r>
         <w:rPr>
@@ -23376,6 +22866,7 @@
       <w:pPr>
         <w:pStyle w:val="BodyText"/>
         <w:spacing w:after="80"/>
+        <w:ind w:firstLine="420"/>
       </w:pPr>
       <w:r>
         <w:rPr>
@@ -23413,15 +22904,16 @@
         <w:tblStyle w:val="Table"/>
         <w:tblW w:type="pct" w:w="5000"/>
         <w:tblLayout w:type="fixed"/>
+        <w:tblLook w:firstRow="1" w:lastRow="0" w:firstColumn="0" w:lastColumn="0" w:noHBand="0" w:noVBand="0" w:val="0020"/>
+        <w:jc w:val="center"/>
         <w:tblBorders>
           <w:top w:val="single" w:sz="12" w:space="0" w:color="000000"/>
-          <w:left w:val="none" w:sz="0" w:space="0" w:color="auto"/>
           <w:bottom w:val="single" w:sz="12" w:space="0" w:color="000000"/>
-          <w:right w:val="none" w:sz="0" w:space="0" w:color="auto"/>
-          <w:insideH w:val="none" w:sz="0" w:space="0" w:color="auto"/>
-          <w:insideV w:val="none" w:sz="0" w:space="0" w:color="auto"/>
+          <w:left w:val="none"/>
+          <w:right w:val="none"/>
+          <w:insideH w:val="none"/>
+          <w:insideV w:val="none"/>
         </w:tblBorders>
-        <w:tblLook w:firstRow="1" w:lastRow="0" w:firstColumn="0" w:lastColumn="0" w:noHBand="0" w:noVBand="0" w:val="0020"/>
       </w:tblPr>
       <w:tblGrid>
         <w:gridCol w:w="1584"/>
@@ -23437,7 +22929,7 @@
         <w:tc>
           <w:tcPr>
             <w:tcBorders>
-              <w:bottom w:val="single" w:sz="8" w:space="0" w:color="000000"/>
+              <w:bottom w:val="single" w:sz="6" w:space="0" w:color="000000"/>
             </w:tcBorders>
           </w:tcPr>
           <w:p>
@@ -23457,7 +22949,7 @@
         <w:tc>
           <w:tcPr>
             <w:tcBorders>
-              <w:bottom w:val="single" w:sz="8" w:space="0" w:color="000000"/>
+              <w:bottom w:val="single" w:sz="6" w:space="0" w:color="000000"/>
             </w:tcBorders>
           </w:tcPr>
           <w:p>
@@ -23527,7 +23019,7 @@
         <w:tc>
           <w:tcPr>
             <w:tcBorders>
-              <w:bottom w:val="single" w:sz="8" w:space="0" w:color="000000"/>
+              <w:bottom w:val="single" w:sz="6" w:space="0" w:color="000000"/>
             </w:tcBorders>
           </w:tcPr>
           <w:p>
@@ -23597,7 +23089,7 @@
         <w:tc>
           <w:tcPr>
             <w:tcBorders>
-              <w:bottom w:val="single" w:sz="8" w:space="0" w:color="000000"/>
+              <w:bottom w:val="single" w:sz="6" w:space="0" w:color="000000"/>
             </w:tcBorders>
           </w:tcPr>
           <w:p>
@@ -23667,7 +23159,7 @@
         <w:tc>
           <w:tcPr>
             <w:tcBorders>
-              <w:bottom w:val="single" w:sz="8" w:space="0" w:color="000000"/>
+              <w:bottom w:val="single" w:sz="6" w:space="0" w:color="000000"/>
             </w:tcBorders>
           </w:tcPr>
           <w:p>
@@ -23950,6 +23442,7 @@
       <w:pPr>
         <w:pStyle w:val="BodyText"/>
         <w:spacing w:before="120"/>
+        <w:ind w:firstLine="420"/>
       </w:pPr>
       <w:r>
         <w:rPr>
@@ -24040,6 +23533,7 @@
     <w:p>
       <w:pPr>
         <w:pStyle w:val="BodyText"/>
+        <w:ind w:firstLine="420"/>
       </w:pPr>
       <w:r>
         <w:rPr>
@@ -24179,20 +23673,13 @@
     </w:p>
     <w:p>
       <w:pPr>
-        <w:pStyle w:val="BodyText"/>
-      </w:pPr>
-      <w:r>
-        <w:rPr>
-          <w:rFonts w:ascii="Times New Roman" w:hAnsi="Times New Roman" w:eastAsia="Times New Roman" w:cs="Times New Roman"/>
-        </w:rPr>
-        <w:t xml:space="preserve">10-1</w:t>
-      </w:r>
-      <w:r>
-        <w:rPr>
-          <w:rFonts w:ascii="Times New Roman" w:hAnsi="Times New Roman" w:eastAsia="Times New Roman" w:cs="Times New Roman"/>
-        </w:rPr>
-        <w:t xml:space="preserve"> </w:t>
-      </w:r>
+        <w:pStyle w:val="Compact"/>
+        <w:numPr>
+          <w:ilvl w:val="0"/>
+          <w:numId w:val="1016"/>
+        </w:numPr>
+        <w:ind w:firstLine="420"/>
+      </w:pPr>
       <w:r>
         <w:rPr>
           <w:rFonts w:hint="eastAsia" w:ascii="Times New Roman" w:hAnsi="Times New Roman" w:eastAsia="Times New Roman" w:cs="Times New Roman"/>
@@ -24343,7 +23830,7 @@
     </w:p>
     <w:p>
       <w:pPr>
-        <w:pStyle w:val="BodyText"/>
+        <w:pStyle w:val="FirstParagraph"/>
         <w:spacing w:before="160" w:after="80"/>
         <w:jc w:val="center"/>
       </w:pPr>
@@ -24425,20 +23912,12 @@
     </w:p>
     <w:p>
       <w:pPr>
-        <w:pStyle w:val="BodyText"/>
-      </w:pPr>
-      <w:r>
-        <w:rPr>
-          <w:rFonts w:ascii="Times New Roman" w:hAnsi="Times New Roman" w:eastAsia="Times New Roman" w:cs="Times New Roman"/>
-        </w:rPr>
-        <w:t xml:space="preserve">10-2</w:t>
-      </w:r>
-      <w:r>
-        <w:rPr>
-          <w:rFonts w:ascii="Times New Roman" w:hAnsi="Times New Roman" w:eastAsia="Times New Roman" w:cs="Times New Roman"/>
-        </w:rPr>
-        <w:t xml:space="preserve"> </w:t>
-      </w:r>
+        <w:numPr>
+          <w:ilvl w:val="0"/>
+          <w:numId w:val="1017"/>
+        </w:numPr>
+        <w:ind w:firstLine="420"/>
+      </w:pPr>
       <w:r>
         <w:rPr>
           <w:rFonts w:hint="eastAsia" w:ascii="Times New Roman" w:hAnsi="Times New Roman" w:eastAsia="Times New Roman" w:cs="Times New Roman"/>
@@ -24514,20 +23993,12 @@
     </w:p>
     <w:p>
       <w:pPr>
-        <w:pStyle w:val="BodyText"/>
-      </w:pPr>
-      <w:r>
-        <w:rPr>
-          <w:rFonts w:ascii="Times New Roman" w:hAnsi="Times New Roman" w:eastAsia="Times New Roman" w:cs="Times New Roman"/>
-        </w:rPr>
-        <w:t xml:space="preserve">10-3</w:t>
-      </w:r>
-      <w:r>
-        <w:rPr>
-          <w:rFonts w:ascii="Times New Roman" w:hAnsi="Times New Roman" w:eastAsia="Times New Roman" w:cs="Times New Roman"/>
-        </w:rPr>
-        <w:t xml:space="preserve"> </w:t>
-      </w:r>
+        <w:numPr>
+          <w:ilvl w:val="0"/>
+          <w:numId w:val="1017"/>
+        </w:numPr>
+        <w:ind w:firstLine="420"/>
+      </w:pPr>
       <w:r>
         <w:rPr>
           <w:rFonts w:hint="eastAsia" w:ascii="Times New Roman" w:hAnsi="Times New Roman" w:eastAsia="Times New Roman" w:cs="Times New Roman"/>
@@ -24561,20 +24032,12 @@
     </w:p>
     <w:p>
       <w:pPr>
-        <w:pStyle w:val="BodyText"/>
-      </w:pPr>
-      <w:r>
-        <w:rPr>
-          <w:rFonts w:ascii="Times New Roman" w:hAnsi="Times New Roman" w:eastAsia="Times New Roman" w:cs="Times New Roman"/>
-        </w:rPr>
-        <w:t xml:space="preserve">10-4</w:t>
-      </w:r>
-      <w:r>
-        <w:rPr>
-          <w:rFonts w:ascii="Times New Roman" w:hAnsi="Times New Roman" w:eastAsia="Times New Roman" w:cs="Times New Roman"/>
-        </w:rPr>
-        <w:t xml:space="preserve"> </w:t>
-      </w:r>
+        <w:numPr>
+          <w:ilvl w:val="0"/>
+          <w:numId w:val="1017"/>
+        </w:numPr>
+        <w:ind w:firstLine="420"/>
+      </w:pPr>
       <w:r>
         <w:rPr>
           <w:rFonts w:hint="eastAsia" w:ascii="Times New Roman" w:hAnsi="Times New Roman" w:eastAsia="Times New Roman" w:cs="Times New Roman"/>
@@ -24893,20 +24356,12 @@
     </w:p>
     <w:p>
       <w:pPr>
-        <w:pStyle w:val="BodyText"/>
-      </w:pPr>
-      <w:r>
-        <w:rPr>
-          <w:rFonts w:ascii="Times New Roman" w:hAnsi="Times New Roman" w:eastAsia="Times New Roman" w:cs="Times New Roman"/>
-        </w:rPr>
-        <w:t xml:space="preserve">10-5</w:t>
-      </w:r>
-      <w:r>
-        <w:rPr>
-          <w:rFonts w:ascii="Times New Roman" w:hAnsi="Times New Roman" w:eastAsia="Times New Roman" w:cs="Times New Roman"/>
-        </w:rPr>
-        <w:t xml:space="preserve"> </w:t>
-      </w:r>
+        <w:numPr>
+          <w:ilvl w:val="0"/>
+          <w:numId w:val="1017"/>
+        </w:numPr>
+        <w:ind w:firstLine="420"/>
+      </w:pPr>
       <w:r>
         <w:rPr>
           <w:rFonts w:hint="eastAsia" w:ascii="Times New Roman" w:hAnsi="Times New Roman" w:eastAsia="Times New Roman" w:cs="Times New Roman"/>
@@ -25064,20 +24519,12 @@
     </w:p>
     <w:p>
       <w:pPr>
-        <w:pStyle w:val="BodyText"/>
-      </w:pPr>
-      <w:r>
-        <w:rPr>
-          <w:rFonts w:ascii="Times New Roman" w:hAnsi="Times New Roman" w:eastAsia="Times New Roman" w:cs="Times New Roman"/>
-        </w:rPr>
-        <w:t xml:space="preserve">10-6</w:t>
-      </w:r>
-      <w:r>
-        <w:rPr>
-          <w:rFonts w:ascii="Times New Roman" w:hAnsi="Times New Roman" w:eastAsia="Times New Roman" w:cs="Times New Roman"/>
-        </w:rPr>
-        <w:t xml:space="preserve"> </w:t>
-      </w:r>
+        <w:numPr>
+          <w:ilvl w:val="0"/>
+          <w:numId w:val="1017"/>
+        </w:numPr>
+        <w:ind w:firstLine="420"/>
+      </w:pPr>
       <w:r>
         <w:rPr>
           <w:rFonts w:hint="eastAsia" w:ascii="Times New Roman" w:hAnsi="Times New Roman" w:eastAsia="Times New Roman" w:cs="Times New Roman"/>
@@ -25393,20 +24840,12 @@
     </w:p>
     <w:p>
       <w:pPr>
-        <w:pStyle w:val="BodyText"/>
-      </w:pPr>
-      <w:r>
-        <w:rPr>
-          <w:rFonts w:ascii="Times New Roman" w:hAnsi="Times New Roman" w:eastAsia="Times New Roman" w:cs="Times New Roman"/>
-        </w:rPr>
-        <w:t xml:space="preserve">10-7</w:t>
-      </w:r>
-      <w:r>
-        <w:rPr>
-          <w:rFonts w:ascii="Times New Roman" w:hAnsi="Times New Roman" w:eastAsia="Times New Roman" w:cs="Times New Roman"/>
-        </w:rPr>
-        <w:t xml:space="preserve"> </w:t>
-      </w:r>
+        <w:numPr>
+          <w:ilvl w:val="0"/>
+          <w:numId w:val="1017"/>
+        </w:numPr>
+        <w:ind w:firstLine="420"/>
+      </w:pPr>
       <w:r>
         <w:rPr>
           <w:rFonts w:hint="eastAsia" w:ascii="Times New Roman" w:hAnsi="Times New Roman" w:eastAsia="Times New Roman" w:cs="Times New Roman"/>
@@ -25478,43 +24917,13 @@
     </w:p>
     <w:p>
       <w:pPr>
-        <w:spacing w:before="0" w:after="0"/>
-      </w:pPr>
-    </w:p>
-    <w:p>
-      <w:pPr>
-        <w:spacing w:before="0" w:after="0"/>
-      </w:pPr>
-    </w:p>
-    <w:p>
-      <w:pPr>
-        <w:spacing w:before="0" w:after="0"/>
-      </w:pPr>
-    </w:p>
-    <w:p>
-      <w:pPr>
-        <w:spacing w:before="0" w:after="0"/>
-      </w:pPr>
-    </w:p>
-    <w:p>
-      <w:pPr>
-        <w:spacing w:before="0" w:after="0"/>
-      </w:pPr>
-    </w:p>
-    <w:p>
-      <w:pPr>
-        <w:spacing w:before="0" w:after="0"/>
-      </w:pPr>
-    </w:p>
-    <w:p>
-      <w:pPr>
-        <w:spacing w:before="0" w:after="0"/>
-      </w:pPr>
-    </w:p>
-    <w:p>
-      <w:pPr>
-        <w:spacing w:before="0" w:after="0"/>
-      </w:pPr>
+        <w:spacing w:before="160" w:after="80"/>
+      </w:pPr>
+      <w:r>
+        <w:pict>
+          <v:rect style="width:0;height:1.5pt" o:hralign="center" o:hrstd="t" o:hr="t"/>
+        </w:pict>
+      </w:r>
     </w:p>
     <w:p>
       <w:pPr>
@@ -25555,6 +24964,7 @@
     <w:p>
       <w:pPr>
         <w:pStyle w:val="FirstParagraph"/>
+        <w:ind w:firstLine="420"/>
       </w:pPr>
       <w:r>
         <w:rPr>
@@ -25962,6 +25372,7 @@
     <w:p>
       <w:pPr>
         <w:pStyle w:val="BodyText"/>
+        <w:ind w:firstLine="420"/>
       </w:pPr>
       <w:r>
         <w:rPr>
@@ -26049,6 +25460,7 @@
     <w:p>
       <w:pPr>
         <w:pStyle w:val="BodyText"/>
+        <w:ind w:firstLine="420"/>
       </w:pPr>
       <w:r>
         <w:rPr>
@@ -26465,14 +25877,12 @@
     </w:p>
     <w:p>
       <w:pPr>
-        <w:pStyle w:val="BodyText"/>
-      </w:pPr>
-      <w:r>
-        <w:rPr>
-          <w:rFonts w:ascii="Times New Roman" w:hAnsi="Times New Roman" w:eastAsia="Times New Roman" w:cs="Times New Roman"/>
-        </w:rPr>
-        <w:t xml:space="preserve">1-1 </w:t>
-      </w:r>
+        <w:numPr>
+          <w:ilvl w:val="0"/>
+          <w:numId w:val="1018"/>
+        </w:numPr>
+        <w:ind w:firstLine="420"/>
+      </w:pPr>
       <w:r>
         <w:rPr>
           <w:rFonts w:hint="eastAsia" w:ascii="Times New Roman" w:hAnsi="Times New Roman" w:eastAsia="FangSong" w:cs="Times New Roman"/>
@@ -26512,14 +25922,12 @@
     </w:p>
     <w:p>
       <w:pPr>
-        <w:pStyle w:val="BodyText"/>
-      </w:pPr>
-      <w:r>
-        <w:rPr>
-          <w:rFonts w:ascii="Times New Roman" w:hAnsi="Times New Roman" w:eastAsia="Times New Roman" w:cs="Times New Roman"/>
-        </w:rPr>
-        <w:t xml:space="preserve">1-2 </w:t>
-      </w:r>
+        <w:numPr>
+          <w:ilvl w:val="0"/>
+          <w:numId w:val="1018"/>
+        </w:numPr>
+        <w:ind w:firstLine="420"/>
+      </w:pPr>
       <w:r>
         <w:rPr>
           <w:rFonts w:hint="eastAsia" w:ascii="Times New Roman" w:hAnsi="Times New Roman" w:eastAsia="FangSong" w:cs="Times New Roman"/>
@@ -26547,43 +25955,13 @@
     </w:p>
     <w:p>
       <w:pPr>
-        <w:spacing w:before="0" w:after="0"/>
-      </w:pPr>
-    </w:p>
-    <w:p>
-      <w:pPr>
-        <w:spacing w:before="0" w:after="0"/>
-      </w:pPr>
-    </w:p>
-    <w:p>
-      <w:pPr>
-        <w:spacing w:before="0" w:after="0"/>
-      </w:pPr>
-    </w:p>
-    <w:p>
-      <w:pPr>
-        <w:spacing w:before="0" w:after="0"/>
-      </w:pPr>
-    </w:p>
-    <w:p>
-      <w:pPr>
-        <w:spacing w:before="0" w:after="0"/>
-      </w:pPr>
-    </w:p>
-    <w:p>
-      <w:pPr>
-        <w:spacing w:before="0" w:after="0"/>
-      </w:pPr>
-    </w:p>
-    <w:p>
-      <w:pPr>
-        <w:spacing w:before="0" w:after="0"/>
-      </w:pPr>
-    </w:p>
-    <w:p>
-      <w:pPr>
-        <w:spacing w:before="0" w:after="0"/>
-      </w:pPr>
+        <w:spacing w:before="160" w:after="80"/>
+      </w:pPr>
+      <w:r>
+        <w:pict>
+          <v:rect style="width:0;height:1.5pt" o:hralign="center" o:hrstd="t" o:hr="t"/>
+        </w:pict>
+      </w:r>
     </w:p>
     <w:p>
       <w:pPr>
@@ -26624,6 +26002,7 @@
     <w:p>
       <w:pPr>
         <w:pStyle w:val="FirstParagraph"/>
+        <w:ind w:firstLine="420"/>
       </w:pPr>
       <w:r>
         <w:rPr>
@@ -26806,7 +26185,7 @@
               <m:rPr>
                 <m:sty m:val="p"/>
               </m:rPr>
-              <m:t xml:space="preserve"> </m:t>
+              <m:t>​</m:t>
             </m:r>
           </m:e>
           <m:sup>
@@ -26864,7 +26243,7 @@
               <m:rPr>
                 <m:sty m:val="p"/>
               </m:rPr>
-              <m:t xml:space="preserve"> </m:t>
+              <m:t>​</m:t>
             </m:r>
           </m:e>
           <m:sup>
@@ -26922,7 +26301,7 @@
               <m:rPr>
                 <m:sty m:val="p"/>
               </m:rPr>
-              <m:t xml:space="preserve"> </m:t>
+              <m:t>​</m:t>
             </m:r>
           </m:e>
           <m:sup>
@@ -26972,7 +26351,7 @@
               <m:rPr>
                 <m:sty m:val="p"/>
               </m:rPr>
-              <m:t xml:space="preserve"> </m:t>
+              <m:t>​</m:t>
             </m:r>
           </m:e>
           <m:sup>
@@ -27037,6 +26416,7 @@
     <w:p>
       <w:pPr>
         <w:pStyle w:val="BodyText"/>
+        <w:ind w:firstLine="420"/>
       </w:pPr>
       <w:r>
         <w:rPr>
@@ -27065,7 +26445,7 @@
               <m:rPr>
                 <m:sty m:val="p"/>
               </m:rPr>
-              <m:t xml:space="preserve"> </m:t>
+              <m:t>​</m:t>
             </m:r>
           </m:e>
           <m:sup>
@@ -27153,7 +26533,7 @@
               <m:rPr>
                 <m:sty m:val="p"/>
               </m:rPr>
-              <m:t xml:space="preserve"> </m:t>
+              <m:t>​</m:t>
             </m:r>
           </m:e>
           <m:sup>
@@ -27203,7 +26583,7 @@
               <m:rPr>
                 <m:sty m:val="p"/>
               </m:rPr>
-              <m:t xml:space="preserve"> </m:t>
+              <m:t>​</m:t>
             </m:r>
           </m:e>
           <m:sup>
@@ -27365,7 +26745,7 @@
               <m:rPr>
                 <m:sty m:val="p"/>
               </m:rPr>
-              <m:t xml:space="preserve"> </m:t>
+              <m:t>​</m:t>
             </m:r>
           </m:e>
           <m:sup>
@@ -27475,7 +26855,7 @@
               <m:rPr>
                 <m:sty m:val="p"/>
               </m:rPr>
-              <m:t xml:space="preserve"> </m:t>
+              <m:t>​</m:t>
             </m:r>
           </m:e>
           <m:sup>
@@ -27515,14 +26895,12 @@
     </w:p>
     <w:p>
       <w:pPr>
-        <w:pStyle w:val="BodyText"/>
-      </w:pPr>
-      <w:r>
-        <w:rPr>
-          <w:rFonts w:ascii="Times New Roman" w:hAnsi="Times New Roman" w:eastAsia="Times New Roman" w:cs="Times New Roman"/>
-        </w:rPr>
-        <w:t xml:space="preserve">6-1 </w:t>
-      </w:r>
+        <w:numPr>
+          <w:ilvl w:val="0"/>
+          <w:numId w:val="1019"/>
+        </w:numPr>
+        <w:ind w:firstLine="420"/>
+      </w:pPr>
       <w:r>
         <w:rPr>
           <w:rFonts w:hint="eastAsia" w:ascii="Times New Roman" w:hAnsi="Times New Roman" w:eastAsia="FangSong" w:cs="Times New Roman"/>
@@ -27550,14 +26928,12 @@
     </w:p>
     <w:p>
       <w:pPr>
-        <w:pStyle w:val="BodyText"/>
-      </w:pPr>
-      <w:r>
-        <w:rPr>
-          <w:rFonts w:ascii="Times New Roman" w:hAnsi="Times New Roman" w:eastAsia="Times New Roman" w:cs="Times New Roman"/>
-        </w:rPr>
-        <w:t xml:space="preserve">6-2 </w:t>
-      </w:r>
+        <w:numPr>
+          <w:ilvl w:val="0"/>
+          <w:numId w:val="1019"/>
+        </w:numPr>
+        <w:ind w:firstLine="420"/>
+      </w:pPr>
       <w:r>
         <w:rPr>
           <w:rFonts w:hint="eastAsia" w:ascii="Times New Roman" w:hAnsi="Times New Roman" w:eastAsia="FangSong" w:cs="Times New Roman"/>
@@ -27585,7 +26961,7 @@
               <m:rPr>
                 <m:sty m:val="p"/>
               </m:rPr>
-              <m:t xml:space="preserve"> </m:t>
+              <m:t>​</m:t>
             </m:r>
           </m:e>
           <m:sup>
@@ -27655,14 +27031,12 @@
     </w:p>
     <w:p>
       <w:pPr>
-        <w:pStyle w:val="BodyText"/>
-      </w:pPr>
-      <w:r>
-        <w:rPr>
-          <w:rFonts w:ascii="Times New Roman" w:hAnsi="Times New Roman" w:eastAsia="Times New Roman" w:cs="Times New Roman"/>
-        </w:rPr>
-        <w:t xml:space="preserve">6-3 </w:t>
-      </w:r>
+        <w:numPr>
+          <w:ilvl w:val="0"/>
+          <w:numId w:val="1019"/>
+        </w:numPr>
+        <w:ind w:firstLine="420"/>
+      </w:pPr>
       <w:r>
         <w:rPr>
           <w:rFonts w:hint="eastAsia" w:ascii="Times New Roman" w:hAnsi="Times New Roman" w:eastAsia="FangSong" w:cs="Times New Roman"/>
@@ -27736,7 +27110,7 @@
               <m:rPr>
                 <m:sty m:val="p"/>
               </m:rPr>
-              <m:t xml:space="preserve"> </m:t>
+              <m:t>​</m:t>
             </m:r>
           </m:e>
           <m:sup>
@@ -27788,7 +27162,7 @@
               <m:rPr>
                 <m:sty m:val="p"/>
               </m:rPr>
-              <m:t xml:space="preserve"> </m:t>
+              <m:t>​</m:t>
             </m:r>
           </m:e>
           <m:sup>
@@ -27838,7 +27212,7 @@
               <m:rPr>
                 <m:sty m:val="p"/>
               </m:rPr>
-              <m:t xml:space="preserve"> </m:t>
+              <m:t>​</m:t>
             </m:r>
           </m:e>
           <m:sup>
@@ -27878,7 +27252,8 @@
     </w:p>
     <w:p>
       <w:pPr>
-        <w:pStyle w:val="BodyText"/>
+        <w:pStyle w:val="FirstParagraph"/>
+        <w:ind w:firstLine="420"/>
       </w:pPr>
       <w:r>
         <w:rPr>
@@ -27899,7 +27274,7 @@
               <m:rPr>
                 <m:sty m:val="p"/>
               </m:rPr>
-              <m:t xml:space="preserve"> </m:t>
+              <m:t>​</m:t>
             </m:r>
           </m:e>
           <m:sup>
@@ -27975,7 +27350,7 @@
               <m:rPr>
                 <m:sty m:val="p"/>
               </m:rPr>
-              <m:t xml:space="preserve"> </m:t>
+              <m:t>​</m:t>
             </m:r>
           </m:e>
           <m:sup>
@@ -28033,7 +27408,7 @@
               <m:rPr>
                 <m:sty m:val="p"/>
               </m:rPr>
-              <m:t xml:space="preserve"> </m:t>
+              <m:t>​</m:t>
             </m:r>
           </m:e>
           <m:sub>
@@ -28081,7 +27456,7 @@
                   <m:rPr>
                     <m:sty m:val="p"/>
                   </m:rPr>
-                  <m:t xml:space="preserve"> </m:t>
+                  <m:t>​</m:t>
                 </m:r>
               </m:lim>
             </m:limUpp>
@@ -28209,7 +27584,7 @@
                   <m:rPr>
                     <m:sty m:val="p"/>
                   </m:rPr>
-                  <m:t xml:space="preserve"> </m:t>
+                  <m:t>​</m:t>
                 </m:r>
               </m:lim>
             </m:limUpp>
@@ -28325,14 +27700,13 @@
     </w:p>
     <w:p>
       <w:pPr>
-        <w:pStyle w:val="BodyText"/>
-      </w:pPr>
-      <w:r>
-        <w:rPr>
-          <w:rFonts w:ascii="Times New Roman" w:hAnsi="Times New Roman" w:eastAsia="Times New Roman" w:cs="Times New Roman"/>
-        </w:rPr>
-        <w:t xml:space="preserve">6-4 </w:t>
-      </w:r>
+        <w:pStyle w:val="Compact"/>
+        <w:numPr>
+          <w:ilvl w:val="0"/>
+          <w:numId w:val="1020"/>
+        </w:numPr>
+        <w:ind w:firstLine="420"/>
+      </w:pPr>
       <w:r>
         <w:rPr>
           <w:rFonts w:hint="eastAsia" w:ascii="Times New Roman" w:hAnsi="Times New Roman" w:eastAsia="FangSong" w:cs="Times New Roman"/>
@@ -28360,7 +27734,7 @@
               <m:rPr>
                 <m:sty m:val="p"/>
               </m:rPr>
-              <m:t xml:space="preserve"> </m:t>
+              <m:t>​</m:t>
             </m:r>
           </m:e>
           <m:sup>
@@ -28430,7 +27804,7 @@
               <m:rPr>
                 <m:sty m:val="p"/>
               </m:rPr>
-              <m:t xml:space="preserve"> </m:t>
+              <m:t>​</m:t>
             </m:r>
           </m:e>
           <m:sup>
@@ -28500,7 +27874,7 @@
     </w:p>
     <w:p>
       <w:pPr>
-        <w:pStyle w:val="BodyText"/>
+        <w:pStyle w:val="FirstParagraph"/>
       </w:pPr>
       <w:r>
         <w:rPr>
@@ -28529,7 +27903,7 @@
               <m:rPr>
                 <m:sty m:val="p"/>
               </m:rPr>
-              <m:t xml:space="preserve"> </m:t>
+              <m:t>​</m:t>
             </m:r>
           </m:e>
           <m:sup>
@@ -28581,7 +27955,7 @@
               <m:rPr>
                 <m:sty m:val="p"/>
               </m:rPr>
-              <m:t xml:space="preserve"> </m:t>
+              <m:t>​</m:t>
             </m:r>
           </m:e>
           <m:sup>
@@ -28633,7 +28007,7 @@
               <m:rPr>
                 <m:sty m:val="p"/>
               </m:rPr>
-              <m:t xml:space="preserve"> </m:t>
+              <m:t>​</m:t>
             </m:r>
           </m:e>
           <m:sup>
@@ -28661,43 +28035,13 @@
     </w:p>
     <w:p>
       <w:pPr>
-        <w:spacing w:before="0" w:after="0"/>
-      </w:pPr>
-    </w:p>
-    <w:p>
-      <w:pPr>
-        <w:spacing w:before="0" w:after="0"/>
-      </w:pPr>
-    </w:p>
-    <w:p>
-      <w:pPr>
-        <w:spacing w:before="0" w:after="0"/>
-      </w:pPr>
-    </w:p>
-    <w:p>
-      <w:pPr>
-        <w:spacing w:before="0" w:after="0"/>
-      </w:pPr>
-    </w:p>
-    <w:p>
-      <w:pPr>
-        <w:spacing w:before="0" w:after="0"/>
-      </w:pPr>
-    </w:p>
-    <w:p>
-      <w:pPr>
-        <w:spacing w:before="0" w:after="0"/>
-      </w:pPr>
-    </w:p>
-    <w:p>
-      <w:pPr>
-        <w:spacing w:before="0" w:after="0"/>
-      </w:pPr>
-    </w:p>
-    <w:p>
-      <w:pPr>
-        <w:spacing w:before="0" w:after="0"/>
-      </w:pPr>
+        <w:spacing w:before="160" w:after="80"/>
+      </w:pPr>
+      <w:r>
+        <w:pict>
+          <v:rect style="width:0;height:1.5pt" o:hralign="center" o:hrstd="t" o:hr="t"/>
+        </w:pict>
+      </w:r>
     </w:p>
     <w:p>
       <w:pPr>
@@ -28738,6 +28082,7 @@
     <w:p>
       <w:pPr>
         <w:pStyle w:val="FirstParagraph"/>
+        <w:ind w:firstLine="420"/>
       </w:pPr>
       <w:r>
         <w:rPr>
@@ -28754,20 +28099,12 @@
     </w:p>
     <w:p>
       <w:pPr>
-        <w:pStyle w:val="BodyText"/>
-      </w:pPr>
-      <w:r>
-        <w:rPr>
-          <w:rFonts w:ascii="Times New Roman" w:hAnsi="Times New Roman" w:eastAsia="Times New Roman" w:cs="Times New Roman"/>
-        </w:rPr>
-        <w:t xml:space="preserve">4-1</w:t>
-      </w:r>
-      <w:r>
-        <w:rPr>
-          <w:rFonts w:ascii="Times New Roman" w:hAnsi="Times New Roman" w:eastAsia="Times New Roman" w:cs="Times New Roman"/>
-        </w:rPr>
-        <w:t xml:space="preserve"> </w:t>
-      </w:r>
+        <w:numPr>
+          <w:ilvl w:val="0"/>
+          <w:numId w:val="1021"/>
+        </w:numPr>
+        <w:ind w:firstLine="420"/>
+      </w:pPr>
       <m:oMath>
         <m:r>
           <m:rPr>
@@ -29049,14 +28386,12 @@
     </w:p>
     <w:p>
       <w:pPr>
-        <w:pStyle w:val="BodyText"/>
-      </w:pPr>
-      <w:r>
-        <w:rPr>
-          <w:rFonts w:ascii="Times New Roman" w:hAnsi="Times New Roman" w:eastAsia="Times New Roman" w:cs="Times New Roman"/>
-        </w:rPr>
-        <w:t xml:space="preserve">4-2 </w:t>
-      </w:r>
+        <w:numPr>
+          <w:ilvl w:val="0"/>
+          <w:numId w:val="1021"/>
+        </w:numPr>
+        <w:ind w:firstLine="420"/>
+      </w:pPr>
       <w:r>
         <w:rPr>
           <w:rFonts w:hint="eastAsia" w:ascii="Times New Roman" w:hAnsi="Times New Roman" w:eastAsia="FangSong" w:cs="Times New Roman"/>
@@ -29519,8 +28854,9 @@
       <w:pPr>
         <w:numPr>
           <w:ilvl w:val="0"/>
-          <w:numId w:val="1009"/>
+          <w:numId w:val="1021"/>
         </w:numPr>
+        <w:ind w:firstLine="420"/>
       </w:pPr>
       <w:r>
         <w:rPr>
@@ -29545,8 +28881,9 @@
       <w:pPr>
         <w:numPr>
           <w:ilvl w:val="0"/>
-          <w:numId w:val="1009"/>
+          <w:numId w:val="1021"/>
         </w:numPr>
+        <w:ind w:firstLine="420"/>
       </w:pPr>
       <w:r>
         <w:rPr>
@@ -29768,14 +29105,12 @@
     </w:p>
     <w:p>
       <w:pPr>
-        <w:pStyle w:val="FirstParagraph"/>
-      </w:pPr>
-      <w:r>
-        <w:rPr>
-          <w:rFonts w:ascii="Times New Roman" w:hAnsi="Times New Roman" w:eastAsia="Times New Roman" w:cs="Times New Roman"/>
-        </w:rPr>
-        <w:t xml:space="preserve">4-3 </w:t>
-      </w:r>
+        <w:numPr>
+          <w:ilvl w:val="0"/>
+          <w:numId w:val="1021"/>
+        </w:numPr>
+        <w:ind w:firstLine="420"/>
+      </w:pPr>
       <w:r>
         <w:rPr>
           <w:rFonts w:hint="eastAsia" w:ascii="Times New Roman" w:hAnsi="Times New Roman" w:eastAsia="FangSong" w:cs="Times New Roman"/>
@@ -30057,14 +29392,12 @@
     </w:p>
     <w:p>
       <w:pPr>
-        <w:pStyle w:val="BodyText"/>
-      </w:pPr>
-      <w:r>
-        <w:rPr>
-          <w:rFonts w:ascii="Times New Roman" w:hAnsi="Times New Roman" w:eastAsia="Times New Roman" w:cs="Times New Roman"/>
-        </w:rPr>
-        <w:t xml:space="preserve">4-4 </w:t>
-      </w:r>
+        <w:numPr>
+          <w:ilvl w:val="0"/>
+          <w:numId w:val="1021"/>
+        </w:numPr>
+        <w:ind w:firstLine="420"/>
+      </w:pPr>
       <w:r>
         <w:rPr>
           <w:rFonts w:hint="eastAsia" w:ascii="Times New Roman" w:hAnsi="Times New Roman" w:eastAsia="FangSong" w:cs="Times New Roman"/>
@@ -30219,14 +29552,12 @@
     </w:p>
     <w:p>
       <w:pPr>
-        <w:pStyle w:val="BodyText"/>
-      </w:pPr>
-      <w:r>
-        <w:rPr>
-          <w:rFonts w:ascii="Times New Roman" w:hAnsi="Times New Roman" w:eastAsia="Times New Roman" w:cs="Times New Roman"/>
-        </w:rPr>
-        <w:t xml:space="preserve">4-5 </w:t>
-      </w:r>
+        <w:numPr>
+          <w:ilvl w:val="0"/>
+          <w:numId w:val="1021"/>
+        </w:numPr>
+        <w:ind w:firstLine="420"/>
+      </w:pPr>
       <w:r>
         <w:rPr>
           <w:rFonts w:hint="eastAsia" w:ascii="Times New Roman" w:hAnsi="Times New Roman" w:eastAsia="FangSong" w:cs="Times New Roman"/>
@@ -30357,43 +29688,13 @@
     </w:p>
     <w:p>
       <w:pPr>
-        <w:spacing w:before="0" w:after="0"/>
-      </w:pPr>
-    </w:p>
-    <w:p>
-      <w:pPr>
-        <w:spacing w:before="0" w:after="0"/>
-      </w:pPr>
-    </w:p>
-    <w:p>
-      <w:pPr>
-        <w:spacing w:before="0" w:after="0"/>
-      </w:pPr>
-    </w:p>
-    <w:p>
-      <w:pPr>
-        <w:spacing w:before="0" w:after="0"/>
-      </w:pPr>
-    </w:p>
-    <w:p>
-      <w:pPr>
-        <w:spacing w:before="0" w:after="0"/>
-      </w:pPr>
-    </w:p>
-    <w:p>
-      <w:pPr>
-        <w:spacing w:before="0" w:after="0"/>
-      </w:pPr>
-    </w:p>
-    <w:p>
-      <w:pPr>
-        <w:spacing w:before="0" w:after="0"/>
-      </w:pPr>
-    </w:p>
-    <w:p>
-      <w:pPr>
-        <w:spacing w:before="0" w:after="0"/>
-      </w:pPr>
+        <w:spacing w:before="160" w:after="80"/>
+      </w:pPr>
+      <w:r>
+        <w:pict>
+          <v:rect style="width:0;height:1.5pt" o:hralign="center" o:hrstd="t" o:hr="t"/>
+        </w:pict>
+      </w:r>
     </w:p>
     <w:p>
       <w:pPr>
@@ -30434,6 +29735,7 @@
     <w:p>
       <w:pPr>
         <w:pStyle w:val="FirstParagraph"/>
+        <w:ind w:firstLine="420"/>
       </w:pPr>
       <w:r>
         <w:rPr>
@@ -30782,18 +30084,13 @@
     </w:p>
     <w:p>
       <w:pPr>
-        <w:spacing w:before="0" w:after="0"/>
-      </w:pPr>
-    </w:p>
-    <w:p>
-      <w:pPr>
-        <w:spacing w:before="0" w:after="0"/>
-      </w:pPr>
-    </w:p>
-    <w:p>
-      <w:pPr>
-        <w:spacing w:before="0" w:after="0"/>
-      </w:pPr>
+        <w:spacing w:before="160" w:after="80"/>
+      </w:pPr>
+      <w:r>
+        <w:pict>
+          <v:rect style="width:0;height:1.5pt" o:hralign="center" o:hrstd="t" o:hr="t"/>
+        </w:pict>
+      </w:r>
     </w:p>
     <w:p>
       <w:pPr>
@@ -30834,6 +30131,7 @@
     <w:p>
       <w:pPr>
         <w:pStyle w:val="FirstParagraph"/>
+        <w:ind w:firstLine="420"/>
       </w:pPr>
       <w:r>
         <w:rPr>
@@ -30964,9 +30262,11 @@
     </w:p>
     <w:p>
       <w:pPr>
-        <w:pStyle w:val="BodyText"/>
-        <w:spacing w:before="0" w:after="0"/>
-        <w:ind w:left="480" w:hanging="480"/>
+        <w:pStyle w:val="Compact"/>
+        <w:numPr>
+          <w:ilvl w:val="0"/>
+          <w:numId w:val="1022"/>
+        </w:numPr>
       </w:pPr>
       <w:r>
         <w:rPr>
@@ -31009,18 +30309,14 @@
           </m:sub>
         </m:sSub>
       </m:oMath>
-      <w:r>
-        <w:rPr>
-          <w:rFonts w:ascii="Times New Roman" w:hAnsi="Times New Roman" w:eastAsia="Times New Roman" w:cs="Times New Roman"/>
-        </w:rPr>
-        <w:t xml:space="preserve"> </w:t>
-      </w:r>
     </w:p>
     <w:p>
       <w:pPr>
-        <w:pStyle w:val="BodyText"/>
-        <w:spacing w:before="0" w:after="0"/>
-        <w:ind w:left="480" w:hanging="480"/>
+        <w:pStyle w:val="Compact"/>
+        <w:numPr>
+          <w:ilvl w:val="0"/>
+          <w:numId w:val="1022"/>
+        </w:numPr>
       </w:pPr>
       <w:r>
         <w:rPr>
@@ -31115,18 +30411,14 @@
           </m:sub>
         </m:sSub>
       </m:oMath>
-      <w:r>
-        <w:rPr>
-          <w:rFonts w:ascii="Times New Roman" w:hAnsi="Times New Roman" w:eastAsia="Times New Roman" w:cs="Times New Roman"/>
-        </w:rPr>
-        <w:t xml:space="preserve"> </w:t>
-      </w:r>
     </w:p>
     <w:p>
       <w:pPr>
-        <w:pStyle w:val="BodyText"/>
-        <w:spacing w:before="0" w:after="0"/>
-        <w:ind w:left="480" w:hanging="480"/>
+        <w:pStyle w:val="Compact"/>
+        <w:numPr>
+          <w:ilvl w:val="0"/>
+          <w:numId w:val="1022"/>
+        </w:numPr>
       </w:pPr>
       <w:r>
         <w:rPr>
@@ -31236,18 +30528,14 @@
           </m:sub>
         </m:sSub>
       </m:oMath>
-      <w:r>
-        <w:rPr>
-          <w:rFonts w:ascii="Times New Roman" w:hAnsi="Times New Roman" w:eastAsia="Times New Roman" w:cs="Times New Roman"/>
-        </w:rPr>
-        <w:t xml:space="preserve"> </w:t>
-      </w:r>
     </w:p>
     <w:p>
       <w:pPr>
-        <w:pStyle w:val="BodyText"/>
-        <w:spacing w:before="0" w:after="0"/>
-        <w:ind w:left="480" w:hanging="480"/>
+        <w:pStyle w:val="Compact"/>
+        <w:numPr>
+          <w:ilvl w:val="0"/>
+          <w:numId w:val="1022"/>
+        </w:numPr>
       </w:pPr>
       <w:r>
         <w:rPr>
@@ -31365,7 +30653,7 @@
     </w:p>
     <w:p>
       <w:pPr>
-        <w:pStyle w:val="BodyText"/>
+        <w:pStyle w:val="FirstParagraph"/>
         <w:spacing w:before="160" w:after="80"/>
         <w:jc w:val="center"/>
       </w:pPr>
@@ -31417,13 +30705,13 @@
     </w:p>
     <w:p>
       <w:pPr>
-        <w:spacing w:before="0" w:after="0"/>
-      </w:pPr>
-    </w:p>
-    <w:p>
-      <w:pPr>
-        <w:spacing w:before="0" w:after="0"/>
-      </w:pPr>
+        <w:spacing w:before="160" w:after="80"/>
+      </w:pPr>
+      <w:r>
+        <w:pict>
+          <v:rect style="width:0;height:1.5pt" o:hralign="center" o:hrstd="t" o:hr="t"/>
+        </w:pict>
+      </w:r>
     </w:p>
     <w:p>
       <w:pPr>
@@ -31464,6 +30752,7 @@
     <w:p>
       <w:pPr>
         <w:pStyle w:val="FirstParagraph"/>
+        <w:ind w:firstLine="420"/>
       </w:pPr>
       <w:r>
         <w:rPr>
@@ -31858,6 +31147,7 @@
     <w:p>
       <w:pPr>
         <w:pStyle w:val="BodyText"/>
+        <w:ind w:firstLine="420"/>
       </w:pPr>
       <w:r>
         <w:rPr>
@@ -32055,6 +31345,7 @@
     <w:p>
       <w:pPr>
         <w:pStyle w:val="FirstParagraph"/>
+        <w:ind w:firstLine="420"/>
       </w:pPr>
       <w:r>
         <w:rPr>
@@ -32090,6 +31381,7 @@
     <w:p>
       <w:pPr>
         <w:pStyle w:val="BodyText"/>
+        <w:ind w:firstLine="420"/>
       </w:pPr>
       <w:r>
         <w:rPr>
@@ -32200,28 +31492,13 @@
     </w:p>
     <w:p>
       <w:pPr>
-        <w:spacing w:before="0" w:after="0"/>
-      </w:pPr>
-    </w:p>
-    <w:p>
-      <w:pPr>
-        <w:spacing w:before="0" w:after="0"/>
-      </w:pPr>
-    </w:p>
-    <w:p>
-      <w:pPr>
-        <w:spacing w:before="0" w:after="0"/>
-      </w:pPr>
-    </w:p>
-    <w:p>
-      <w:pPr>
-        <w:spacing w:before="0" w:after="0"/>
-      </w:pPr>
-    </w:p>
-    <w:p>
-      <w:pPr>
-        <w:spacing w:before="0" w:after="0"/>
-      </w:pPr>
+        <w:spacing w:before="160" w:after="80"/>
+      </w:pPr>
+      <w:r>
+        <w:pict>
+          <v:rect style="width:0;height:1.5pt" o:hralign="center" o:hrstd="t" o:hr="t"/>
+        </w:pict>
+      </w:r>
     </w:p>
     <w:p>
       <w:pPr>
@@ -32262,6 +31539,7 @@
     <w:p>
       <w:pPr>
         <w:pStyle w:val="FirstParagraph"/>
+        <w:ind w:firstLine="420"/>
       </w:pPr>
       <w:r>
         <w:rPr>
@@ -32294,7 +31572,7 @@
         </w:rPr>
         <w:drawing>
           <wp:inline>
-            <wp:extent cx="3227078" cy="3881365"/>
+            <wp:extent cx="3240000" cy="3881365"/>
             <wp:effectExtent b="0" l="0" r="0" t="0"/>
             <wp:docPr descr="" title="" id="99" name="Picture"/>
             <a:graphic>
@@ -32315,7 +31593,7 @@
                   <pic:spPr bwMode="auto">
                     <a:xfrm>
                       <a:off x="0" y="0"/>
-                      <a:ext cx="3227078" cy="3881365"/>
+                      <a:ext cx="3240000" cy="3881365"/>
                     </a:xfrm>
                     <a:prstGeom prst="rect">
                       <a:avLst/>
@@ -32358,7 +31636,7 @@
         </w:rPr>
         <w:drawing>
           <wp:inline>
-            <wp:extent cx="3240000" cy="3780000"/>
+            <wp:extent cx="3240000" cy="3810498"/>
             <wp:effectExtent b="0" l="0" r="0" t="0"/>
             <wp:docPr descr="" title="" id="102" name="Picture"/>
             <a:graphic>
@@ -32379,7 +31657,7 @@
                   <pic:spPr bwMode="auto">
                     <a:xfrm>
                       <a:off x="0" y="0"/>
-                      <a:ext cx="3240000" cy="3780000"/>
+                      <a:ext cx="3240000" cy="3810498"/>
                     </a:xfrm>
                     <a:prstGeom prst="rect">
                       <a:avLst/>
@@ -32422,7 +31700,7 @@
         </w:rPr>
         <w:drawing>
           <wp:inline>
-            <wp:extent cx="3240000" cy="2728421"/>
+            <wp:extent cx="3240000" cy="3026842"/>
             <wp:effectExtent b="0" l="0" r="0" t="0"/>
             <wp:docPr descr="" title="" id="105" name="Picture"/>
             <a:graphic>
@@ -32443,7 +31721,7 @@
                   <pic:spPr bwMode="auto">
                     <a:xfrm>
                       <a:off x="0" y="0"/>
-                      <a:ext cx="3240000" cy="2728421"/>
+                      <a:ext cx="3240000" cy="3026842"/>
                     </a:xfrm>
                     <a:prstGeom prst="rect">
                       <a:avLst/>
@@ -32486,7 +31764,7 @@
         </w:rPr>
         <w:drawing>
           <wp:inline>
-            <wp:extent cx="3240000" cy="2823750"/>
+            <wp:extent cx="3240000" cy="2840547"/>
             <wp:effectExtent b="0" l="0" r="0" t="0"/>
             <wp:docPr descr="" title="" id="108" name="Picture"/>
             <a:graphic>
@@ -32507,7 +31785,7 @@
                   <pic:spPr bwMode="auto">
                     <a:xfrm>
                       <a:off x="0" y="0"/>
-                      <a:ext cx="3240000" cy="2823750"/>
+                      <a:ext cx="3240000" cy="2840547"/>
                     </a:xfrm>
                     <a:prstGeom prst="rect">
                       <a:avLst/>
@@ -32540,18 +31818,13 @@
     </w:p>
     <w:p>
       <w:pPr>
-        <w:spacing w:before="0" w:after="0"/>
-      </w:pPr>
-    </w:p>
-    <w:p>
-      <w:pPr>
-        <w:spacing w:before="0" w:after="0"/>
-      </w:pPr>
-    </w:p>
-    <w:p>
-      <w:pPr>
-        <w:spacing w:before="0" w:after="0"/>
-      </w:pPr>
+        <w:spacing w:before="160" w:after="80"/>
+      </w:pPr>
+      <w:r>
+        <w:pict>
+          <v:rect style="width:0;height:1.5pt" o:hralign="center" o:hrstd="t" o:hr="t"/>
+        </w:pict>
+      </w:r>
     </w:p>
     <w:p>
       <w:pPr>
@@ -32592,6 +31865,7 @@
     <w:p>
       <w:pPr>
         <w:pStyle w:val="FirstParagraph"/>
+        <w:ind w:firstLine="420"/>
       </w:pPr>
       <w:r>
         <w:rPr>
@@ -32814,7 +32088,7 @@
         </w:rPr>
         <w:drawing>
           <wp:inline>
-            <wp:extent cx="3599993" cy="487238"/>
+            <wp:extent cx="3600000" cy="487238"/>
             <wp:effectExtent b="0" l="0" r="0" t="0"/>
             <wp:docPr descr="" title="" id="112" name="Picture"/>
             <a:graphic>
@@ -32835,7 +32109,7 @@
                   <pic:spPr bwMode="auto">
                     <a:xfrm>
                       <a:off x="0" y="0"/>
-                      <a:ext cx="3599993" cy="487238"/>
+                      <a:ext cx="3600000" cy="487238"/>
                     </a:xfrm>
                     <a:prstGeom prst="rect">
                       <a:avLst/>
@@ -32858,8 +32132,9 @@
       <w:pPr>
         <w:numPr>
           <w:ilvl w:val="0"/>
-          <w:numId w:val="1010"/>
+          <w:numId w:val="1023"/>
         </w:numPr>
+        <w:ind w:firstLine="420"/>
       </w:pPr>
       <w:r>
         <w:rPr>
@@ -32896,8 +32171,9 @@
       <w:pPr>
         <w:numPr>
           <w:ilvl w:val="0"/>
-          <w:numId w:val="1010"/>
+          <w:numId w:val="1023"/>
         </w:numPr>
+        <w:ind w:firstLine="420"/>
       </w:pPr>
       <w:r>
         <w:rPr>
@@ -33153,8 +32429,9 @@
       <w:pPr>
         <w:numPr>
           <w:ilvl w:val="0"/>
-          <w:numId w:val="1010"/>
+          <w:numId w:val="1023"/>
         </w:numPr>
+        <w:ind w:firstLine="420"/>
       </w:pPr>
       <m:oMath>
         <m:sSub>
@@ -33258,8 +32535,9 @@
       <w:pPr>
         <w:numPr>
           <w:ilvl w:val="0"/>
-          <w:numId w:val="1010"/>
+          <w:numId w:val="1023"/>
         </w:numPr>
+        <w:ind w:firstLine="420"/>
       </w:pPr>
       <w:r>
         <w:rPr>
@@ -33288,43 +32566,13 @@
     </w:p>
     <w:p>
       <w:pPr>
-        <w:spacing w:before="0" w:after="0"/>
-      </w:pPr>
-    </w:p>
-    <w:p>
-      <w:pPr>
-        <w:spacing w:before="0" w:after="0"/>
-      </w:pPr>
-    </w:p>
-    <w:p>
-      <w:pPr>
-        <w:spacing w:before="0" w:after="0"/>
-      </w:pPr>
-    </w:p>
-    <w:p>
-      <w:pPr>
-        <w:spacing w:before="0" w:after="0"/>
-      </w:pPr>
-    </w:p>
-    <w:p>
-      <w:pPr>
-        <w:spacing w:before="0" w:after="0"/>
-      </w:pPr>
-    </w:p>
-    <w:p>
-      <w:pPr>
-        <w:spacing w:before="0" w:after="0"/>
-      </w:pPr>
-    </w:p>
-    <w:p>
-      <w:pPr>
-        <w:spacing w:before="0" w:after="0"/>
-      </w:pPr>
-    </w:p>
-    <w:p>
-      <w:pPr>
-        <w:spacing w:before="0" w:after="0"/>
-      </w:pPr>
+        <w:spacing w:before="160" w:after="80"/>
+      </w:pPr>
+      <w:r>
+        <w:pict>
+          <v:rect style="width:0;height:1.5pt" o:hralign="center" o:hrstd="t" o:hr="t"/>
+        </w:pict>
+      </w:r>
     </w:p>
     <w:p>
       <w:pPr>
@@ -33341,6 +32589,7 @@
     <w:bookmarkEnd w:id="116"/>
     <w:sectPr>
       <w:footerReference w:type="default" r:id="rId9"/>
+      <w:headerReference w:type="default" r:id="rId10"/>
       <w:footnotePr>
         <w:numRestart w:val="eachSect"/>
       </w:footnotePr>
@@ -33359,32 +32608,90 @@
 <w:ftr xmlns:m="http://schemas.openxmlformats.org/officeDocument/2006/math" xmlns:mc="http://schemas.openxmlformats.org/markup-compatibility/2006" xmlns:mo="http://schemas.microsoft.com/office/mac/office/2008/main" xmlns:mv="urn:schemas-microsoft-com:mac:vml" xmlns:o="urn:schemas-microsoft-com:office:office" xmlns:r="http://schemas.openxmlformats.org/officeDocument/2006/relationships" xmlns:v="urn:schemas-microsoft-com:vml" xmlns:w10="urn:schemas-microsoft-com:office:word" xmlns:w14="http://schemas.microsoft.com/office/word/2010/wordml" xmlns:w="http://schemas.openxmlformats.org/wordprocessingml/2006/main" xmlns:wne="http://schemas.microsoft.com/office/word/2006/wordml" xmlns:wp14="http://schemas.microsoft.com/office/word/2010/wordprocessingDrawing" xmlns:wp="http://schemas.openxmlformats.org/drawingml/2006/wordprocessingDrawing" xmlns:wpc="http://schemas.microsoft.com/office/word/2010/wordprocessingCanvas" xmlns:wpg="http://schemas.microsoft.com/office/word/2010/wordprocessingGroup" xmlns:wpi="http://schemas.microsoft.com/office/word/2010/wordprocessingInk" xmlns:wps="http://schemas.microsoft.com/office/word/2010/wordprocessingShape" mc:Ignorable="w14 wp14">
   <w:p>
     <w:pPr>
-      <w:pStyle w:val="Footer"/>
       <w:jc w:val="center"/>
     </w:pPr>
     <w:r>
       <w:rPr>
-        <w:rFonts w:ascii="Times New Roman" w:hAnsi="Times New Roman" w:eastAsia="Times New Roman" w:cs="Times New Roman"/>
-        <w:b w:val="0"/>
-        <w:sz w:val="20"/>
+        <w:color w:val="000000"/>
+        <w:sz w:val="18"/>
+      </w:rPr>
+      <w:t xml:space="preserve">第 </w:t>
+    </w:r>
+    <w:r>
+      <w:rPr>
+        <w:color w:val="000000"/>
+        <w:sz w:val="18"/>
       </w:rPr>
       <w:fldChar w:fldCharType="begin"/>
     </w:r>
     <w:r>
       <w:rPr>
-        <w:rFonts w:ascii="Times New Roman" w:hAnsi="Times New Roman" w:eastAsia="Times New Roman" w:cs="Times New Roman"/>
-        <w:b w:val="0"/>
-        <w:sz w:val="20"/>
+        <w:sz w:val="18"/>
       </w:rPr>
       <w:instrText xml:space="preserve"> PAGE </w:instrText>
     </w:r>
     <w:r>
       <w:rPr>
-        <w:rFonts w:ascii="Times New Roman" w:hAnsi="Times New Roman" w:eastAsia="Times New Roman" w:cs="Times New Roman"/>
-        <w:b w:val="0"/>
-        <w:sz w:val="20"/>
+        <w:sz w:val="18"/>
+      </w:rPr>
+      <w:fldChar w:fldCharType="separate"/>
+    </w:r>
+    <w:r>
+      <w:rPr>
+        <w:sz w:val="18"/>
+      </w:rPr>
+      <w:t>1</w:t>
+    </w:r>
+    <w:r>
+      <w:rPr>
+        <w:sz w:val="18"/>
       </w:rPr>
       <w:fldChar w:fldCharType="end"/>
+    </w:r>
+    <w:r>
+      <w:rPr>
+        <w:color w:val="000000"/>
+        <w:sz w:val="18"/>
+      </w:rPr>
+      <w:t xml:space="preserve"> 页 / 共 </w:t>
+    </w:r>
+    <w:r>
+      <w:rPr>
+        <w:color w:val="000000"/>
+        <w:sz w:val="18"/>
+      </w:rPr>
+      <w:fldChar w:fldCharType="begin"/>
+    </w:r>
+    <w:r>
+      <w:rPr>
+        <w:sz w:val="18"/>
+      </w:rPr>
+      <w:instrText xml:space="preserve"> NUMPAGES </w:instrText>
+    </w:r>
+    <w:r>
+      <w:rPr>
+        <w:sz w:val="18"/>
+      </w:rPr>
+      <w:fldChar w:fldCharType="separate"/>
+    </w:r>
+    <w:r>
+      <w:rPr>
+        <w:sz w:val="18"/>
+      </w:rPr>
+      <w:t>1</w:t>
+    </w:r>
+    <w:r>
+      <w:rPr>
+        <w:sz w:val="18"/>
+      </w:rPr>
+      <w:fldChar w:fldCharType="end"/>
+    </w:r>
+    <w:r>
+      <w:rPr>
+        <w:color w:val="000000"/>
+        <w:sz w:val="18"/>
+      </w:rPr>
+      <w:t xml:space="preserve"> 页</w:t>
     </w:r>
   </w:p>
 </w:ftr>
@@ -33407,6 +32714,26 @@
     </w:p>
   </w:footnote>
 </w:footnotes>
+</file>
+
+<file path=word/header1.xml><?xml version="1.0" encoding="utf-8"?>
+<w:hdr xmlns:m="http://schemas.openxmlformats.org/officeDocument/2006/math" xmlns:mc="http://schemas.openxmlformats.org/markup-compatibility/2006" xmlns:mo="http://schemas.microsoft.com/office/mac/office/2008/main" xmlns:mv="urn:schemas-microsoft-com:mac:vml" xmlns:o="urn:schemas-microsoft-com:office:office" xmlns:r="http://schemas.openxmlformats.org/officeDocument/2006/relationships" xmlns:v="urn:schemas-microsoft-com:vml" xmlns:w10="urn:schemas-microsoft-com:office:word" xmlns:w14="http://schemas.microsoft.com/office/word/2010/wordml" xmlns:w="http://schemas.openxmlformats.org/wordprocessingml/2006/main" xmlns:wne="http://schemas.microsoft.com/office/word/2006/wordml" xmlns:wp14="http://schemas.microsoft.com/office/word/2010/wordprocessingDrawing" xmlns:wp="http://schemas.openxmlformats.org/drawingml/2006/wordprocessingDrawing" xmlns:wpc="http://schemas.microsoft.com/office/word/2010/wordprocessingCanvas" xmlns:wpg="http://schemas.microsoft.com/office/word/2010/wordprocessingGroup" xmlns:wpi="http://schemas.microsoft.com/office/word/2010/wordprocessingInk" xmlns:wps="http://schemas.microsoft.com/office/word/2010/wordprocessingShape" mc:Ignorable="w14 wp14">
+  <w:p>
+    <w:pPr>
+      <w:jc w:val="right"/>
+      <w:pBdr>
+        <w:bottom w:val="single" w:sz="4" w:space="2" w:color="000000"/>
+      </w:pBdr>
+    </w:pPr>
+    <w:r>
+      <w:rPr>
+        <w:color w:val="000000"/>
+        <w:sz w:val="18"/>
+      </w:rPr>
+      <w:t>第一轮原理·9-方程式与离子反应（学生版）</w:t>
+    </w:r>
+  </w:p>
+</w:hdr>
 </file>
 
 <file path=word/numbering.xml><?xml version="1.0" encoding="utf-8"?>
@@ -33752,6 +33079,176 @@
     </w:lvl>
     <w:lvl w:ilvl="8">
       <w:start w:val="1"/>
+      <w:numFmt w:val="decimal"/>
+      <w:lvlText w:val="(%9)"/>
+      <w:lvlJc w:val="left"/>
+      <w:pPr>
+        <w:ind w:left="6480" w:hanging="360"/>
+      </w:pPr>
+    </w:lvl>
+  </w:abstractNum>
+  <w:abstractNum w:abstractNumId="99432">
+    <w:nsid w:val="00A99432"/>
+    <w:multiLevelType w:val="multilevel"/>
+    <w:lvl w:ilvl="0">
+      <w:start w:val="2"/>
+      <w:numFmt w:val="decimal"/>
+      <w:lvlText w:val="(%1)"/>
+      <w:lvlJc w:val="left"/>
+      <w:pPr>
+        <w:ind w:left="720" w:hanging="360"/>
+      </w:pPr>
+    </w:lvl>
+    <w:lvl w:ilvl="1">
+      <w:start w:val="2"/>
+      <w:numFmt w:val="decimal"/>
+      <w:lvlText w:val="(%2)"/>
+      <w:lvlJc w:val="left"/>
+      <w:pPr>
+        <w:ind w:left="1440" w:hanging="360"/>
+      </w:pPr>
+    </w:lvl>
+    <w:lvl w:ilvl="2">
+      <w:start w:val="2"/>
+      <w:numFmt w:val="decimal"/>
+      <w:lvlText w:val="(%3)"/>
+      <w:lvlJc w:val="left"/>
+      <w:pPr>
+        <w:ind w:left="2160" w:hanging="360"/>
+      </w:pPr>
+    </w:lvl>
+    <w:lvl w:ilvl="3">
+      <w:start w:val="2"/>
+      <w:numFmt w:val="decimal"/>
+      <w:lvlText w:val="(%4)"/>
+      <w:lvlJc w:val="left"/>
+      <w:pPr>
+        <w:ind w:left="2880" w:hanging="360"/>
+      </w:pPr>
+    </w:lvl>
+    <w:lvl w:ilvl="4">
+      <w:start w:val="2"/>
+      <w:numFmt w:val="decimal"/>
+      <w:lvlText w:val="(%5)"/>
+      <w:lvlJc w:val="left"/>
+      <w:pPr>
+        <w:ind w:left="3600" w:hanging="360"/>
+      </w:pPr>
+    </w:lvl>
+    <w:lvl w:ilvl="5">
+      <w:start w:val="2"/>
+      <w:numFmt w:val="decimal"/>
+      <w:lvlText w:val="(%6)"/>
+      <w:lvlJc w:val="left"/>
+      <w:pPr>
+        <w:ind w:left="4320" w:hanging="360"/>
+      </w:pPr>
+    </w:lvl>
+    <w:lvl w:ilvl="6">
+      <w:start w:val="2"/>
+      <w:numFmt w:val="decimal"/>
+      <w:lvlText w:val="(%7)"/>
+      <w:lvlJc w:val="left"/>
+      <w:pPr>
+        <w:ind w:left="5040" w:hanging="360"/>
+      </w:pPr>
+    </w:lvl>
+    <w:lvl w:ilvl="7">
+      <w:start w:val="2"/>
+      <w:numFmt w:val="decimal"/>
+      <w:lvlText w:val="(%8)"/>
+      <w:lvlJc w:val="left"/>
+      <w:pPr>
+        <w:ind w:left="5760" w:hanging="360"/>
+      </w:pPr>
+    </w:lvl>
+    <w:lvl w:ilvl="8">
+      <w:start w:val="2"/>
+      <w:numFmt w:val="decimal"/>
+      <w:lvlText w:val="(%9)"/>
+      <w:lvlJc w:val="left"/>
+      <w:pPr>
+        <w:ind w:left="6480" w:hanging="360"/>
+      </w:pPr>
+    </w:lvl>
+  </w:abstractNum>
+  <w:abstractNum w:abstractNumId="99434">
+    <w:nsid w:val="00A99434"/>
+    <w:multiLevelType w:val="multilevel"/>
+    <w:lvl w:ilvl="0">
+      <w:start w:val="4"/>
+      <w:numFmt w:val="decimal"/>
+      <w:lvlText w:val="(%1)"/>
+      <w:lvlJc w:val="left"/>
+      <w:pPr>
+        <w:ind w:left="720" w:hanging="360"/>
+      </w:pPr>
+    </w:lvl>
+    <w:lvl w:ilvl="1">
+      <w:start w:val="4"/>
+      <w:numFmt w:val="decimal"/>
+      <w:lvlText w:val="(%2)"/>
+      <w:lvlJc w:val="left"/>
+      <w:pPr>
+        <w:ind w:left="1440" w:hanging="360"/>
+      </w:pPr>
+    </w:lvl>
+    <w:lvl w:ilvl="2">
+      <w:start w:val="4"/>
+      <w:numFmt w:val="decimal"/>
+      <w:lvlText w:val="(%3)"/>
+      <w:lvlJc w:val="left"/>
+      <w:pPr>
+        <w:ind w:left="2160" w:hanging="360"/>
+      </w:pPr>
+    </w:lvl>
+    <w:lvl w:ilvl="3">
+      <w:start w:val="4"/>
+      <w:numFmt w:val="decimal"/>
+      <w:lvlText w:val="(%4)"/>
+      <w:lvlJc w:val="left"/>
+      <w:pPr>
+        <w:ind w:left="2880" w:hanging="360"/>
+      </w:pPr>
+    </w:lvl>
+    <w:lvl w:ilvl="4">
+      <w:start w:val="4"/>
+      <w:numFmt w:val="decimal"/>
+      <w:lvlText w:val="(%5)"/>
+      <w:lvlJc w:val="left"/>
+      <w:pPr>
+        <w:ind w:left="3600" w:hanging="360"/>
+      </w:pPr>
+    </w:lvl>
+    <w:lvl w:ilvl="5">
+      <w:start w:val="4"/>
+      <w:numFmt w:val="decimal"/>
+      <w:lvlText w:val="(%6)"/>
+      <w:lvlJc w:val="left"/>
+      <w:pPr>
+        <w:ind w:left="4320" w:hanging="360"/>
+      </w:pPr>
+    </w:lvl>
+    <w:lvl w:ilvl="6">
+      <w:start w:val="4"/>
+      <w:numFmt w:val="decimal"/>
+      <w:lvlText w:val="(%7)"/>
+      <w:lvlJc w:val="left"/>
+      <w:pPr>
+        <w:ind w:left="5040" w:hanging="360"/>
+      </w:pPr>
+    </w:lvl>
+    <w:lvl w:ilvl="7">
+      <w:start w:val="4"/>
+      <w:numFmt w:val="decimal"/>
+      <w:lvlText w:val="(%8)"/>
+      <w:lvlJc w:val="left"/>
+      <w:pPr>
+        <w:ind w:left="5760" w:hanging="360"/>
+      </w:pPr>
+    </w:lvl>
+    <w:lvl w:ilvl="8">
+      <w:start w:val="4"/>
       <w:numFmt w:val="decimal"/>
       <w:lvlText w:val="(%9)"/>
       <w:lvlJc w:val="left"/>
@@ -34036,6 +33533,369 @@
       <w:startOverride w:val="1"/>
     </w:lvlOverride>
   </w:num>
+  <w:num w:numId="1011">
+    <w:abstractNumId w:val="99431"/>
+    <w:lvlOverride w:ilvl="0">
+      <w:startOverride w:val="1"/>
+    </w:lvlOverride>
+    <w:lvlOverride w:ilvl="1">
+      <w:startOverride w:val="1"/>
+    </w:lvlOverride>
+    <w:lvlOverride w:ilvl="2">
+      <w:startOverride w:val="1"/>
+    </w:lvlOverride>
+    <w:lvlOverride w:ilvl="3">
+      <w:startOverride w:val="1"/>
+    </w:lvlOverride>
+    <w:lvlOverride w:ilvl="4">
+      <w:startOverride w:val="1"/>
+    </w:lvlOverride>
+    <w:lvlOverride w:ilvl="5">
+      <w:startOverride w:val="1"/>
+    </w:lvlOverride>
+    <w:lvlOverride w:ilvl="6">
+      <w:startOverride w:val="1"/>
+    </w:lvlOverride>
+    <w:lvlOverride w:ilvl="7">
+      <w:startOverride w:val="1"/>
+    </w:lvlOverride>
+    <w:lvlOverride w:ilvl="8">
+      <w:startOverride w:val="1"/>
+    </w:lvlOverride>
+  </w:num>
+  <w:num w:numId="1012">
+    <w:abstractNumId w:val="99431"/>
+    <w:lvlOverride w:ilvl="0">
+      <w:startOverride w:val="1"/>
+    </w:lvlOverride>
+    <w:lvlOverride w:ilvl="1">
+      <w:startOverride w:val="1"/>
+    </w:lvlOverride>
+    <w:lvlOverride w:ilvl="2">
+      <w:startOverride w:val="1"/>
+    </w:lvlOverride>
+    <w:lvlOverride w:ilvl="3">
+      <w:startOverride w:val="1"/>
+    </w:lvlOverride>
+    <w:lvlOverride w:ilvl="4">
+      <w:startOverride w:val="1"/>
+    </w:lvlOverride>
+    <w:lvlOverride w:ilvl="5">
+      <w:startOverride w:val="1"/>
+    </w:lvlOverride>
+    <w:lvlOverride w:ilvl="6">
+      <w:startOverride w:val="1"/>
+    </w:lvlOverride>
+    <w:lvlOverride w:ilvl="7">
+      <w:startOverride w:val="1"/>
+    </w:lvlOverride>
+    <w:lvlOverride w:ilvl="8">
+      <w:startOverride w:val="1"/>
+    </w:lvlOverride>
+  </w:num>
+  <w:num w:numId="1013">
+    <w:abstractNumId w:val="99431"/>
+    <w:lvlOverride w:ilvl="0">
+      <w:startOverride w:val="1"/>
+    </w:lvlOverride>
+    <w:lvlOverride w:ilvl="1">
+      <w:startOverride w:val="1"/>
+    </w:lvlOverride>
+    <w:lvlOverride w:ilvl="2">
+      <w:startOverride w:val="1"/>
+    </w:lvlOverride>
+    <w:lvlOverride w:ilvl="3">
+      <w:startOverride w:val="1"/>
+    </w:lvlOverride>
+    <w:lvlOverride w:ilvl="4">
+      <w:startOverride w:val="1"/>
+    </w:lvlOverride>
+    <w:lvlOverride w:ilvl="5">
+      <w:startOverride w:val="1"/>
+    </w:lvlOverride>
+    <w:lvlOverride w:ilvl="6">
+      <w:startOverride w:val="1"/>
+    </w:lvlOverride>
+    <w:lvlOverride w:ilvl="7">
+      <w:startOverride w:val="1"/>
+    </w:lvlOverride>
+    <w:lvlOverride w:ilvl="8">
+      <w:startOverride w:val="1"/>
+    </w:lvlOverride>
+  </w:num>
+  <w:num w:numId="1014">
+    <w:abstractNumId w:val="99431"/>
+    <w:lvlOverride w:ilvl="0">
+      <w:startOverride w:val="1"/>
+    </w:lvlOverride>
+    <w:lvlOverride w:ilvl="1">
+      <w:startOverride w:val="1"/>
+    </w:lvlOverride>
+    <w:lvlOverride w:ilvl="2">
+      <w:startOverride w:val="1"/>
+    </w:lvlOverride>
+    <w:lvlOverride w:ilvl="3">
+      <w:startOverride w:val="1"/>
+    </w:lvlOverride>
+    <w:lvlOverride w:ilvl="4">
+      <w:startOverride w:val="1"/>
+    </w:lvlOverride>
+    <w:lvlOverride w:ilvl="5">
+      <w:startOverride w:val="1"/>
+    </w:lvlOverride>
+    <w:lvlOverride w:ilvl="6">
+      <w:startOverride w:val="1"/>
+    </w:lvlOverride>
+    <w:lvlOverride w:ilvl="7">
+      <w:startOverride w:val="1"/>
+    </w:lvlOverride>
+    <w:lvlOverride w:ilvl="8">
+      <w:startOverride w:val="1"/>
+    </w:lvlOverride>
+  </w:num>
+  <w:num w:numId="1015">
+    <w:abstractNumId w:val="99431"/>
+    <w:lvlOverride w:ilvl="0">
+      <w:startOverride w:val="1"/>
+    </w:lvlOverride>
+    <w:lvlOverride w:ilvl="1">
+      <w:startOverride w:val="1"/>
+    </w:lvlOverride>
+    <w:lvlOverride w:ilvl="2">
+      <w:startOverride w:val="1"/>
+    </w:lvlOverride>
+    <w:lvlOverride w:ilvl="3">
+      <w:startOverride w:val="1"/>
+    </w:lvlOverride>
+    <w:lvlOverride w:ilvl="4">
+      <w:startOverride w:val="1"/>
+    </w:lvlOverride>
+    <w:lvlOverride w:ilvl="5">
+      <w:startOverride w:val="1"/>
+    </w:lvlOverride>
+    <w:lvlOverride w:ilvl="6">
+      <w:startOverride w:val="1"/>
+    </w:lvlOverride>
+    <w:lvlOverride w:ilvl="7">
+      <w:startOverride w:val="1"/>
+    </w:lvlOverride>
+    <w:lvlOverride w:ilvl="8">
+      <w:startOverride w:val="1"/>
+    </w:lvlOverride>
+  </w:num>
+  <w:num w:numId="1016">
+    <w:abstractNumId w:val="99431"/>
+    <w:lvlOverride w:ilvl="0">
+      <w:startOverride w:val="1"/>
+    </w:lvlOverride>
+    <w:lvlOverride w:ilvl="1">
+      <w:startOverride w:val="1"/>
+    </w:lvlOverride>
+    <w:lvlOverride w:ilvl="2">
+      <w:startOverride w:val="1"/>
+    </w:lvlOverride>
+    <w:lvlOverride w:ilvl="3">
+      <w:startOverride w:val="1"/>
+    </w:lvlOverride>
+    <w:lvlOverride w:ilvl="4">
+      <w:startOverride w:val="1"/>
+    </w:lvlOverride>
+    <w:lvlOverride w:ilvl="5">
+      <w:startOverride w:val="1"/>
+    </w:lvlOverride>
+    <w:lvlOverride w:ilvl="6">
+      <w:startOverride w:val="1"/>
+    </w:lvlOverride>
+    <w:lvlOverride w:ilvl="7">
+      <w:startOverride w:val="1"/>
+    </w:lvlOverride>
+    <w:lvlOverride w:ilvl="8">
+      <w:startOverride w:val="1"/>
+    </w:lvlOverride>
+  </w:num>
+  <w:num w:numId="1017">
+    <w:abstractNumId w:val="99432"/>
+    <w:lvlOverride w:ilvl="0">
+      <w:startOverride w:val="2"/>
+    </w:lvlOverride>
+    <w:lvlOverride w:ilvl="1">
+      <w:startOverride w:val="2"/>
+    </w:lvlOverride>
+    <w:lvlOverride w:ilvl="2">
+      <w:startOverride w:val="2"/>
+    </w:lvlOverride>
+    <w:lvlOverride w:ilvl="3">
+      <w:startOverride w:val="2"/>
+    </w:lvlOverride>
+    <w:lvlOverride w:ilvl="4">
+      <w:startOverride w:val="2"/>
+    </w:lvlOverride>
+    <w:lvlOverride w:ilvl="5">
+      <w:startOverride w:val="2"/>
+    </w:lvlOverride>
+    <w:lvlOverride w:ilvl="6">
+      <w:startOverride w:val="2"/>
+    </w:lvlOverride>
+    <w:lvlOverride w:ilvl="7">
+      <w:startOverride w:val="2"/>
+    </w:lvlOverride>
+    <w:lvlOverride w:ilvl="8">
+      <w:startOverride w:val="2"/>
+    </w:lvlOverride>
+  </w:num>
+  <w:num w:numId="1018">
+    <w:abstractNumId w:val="99431"/>
+    <w:lvlOverride w:ilvl="0">
+      <w:startOverride w:val="1"/>
+    </w:lvlOverride>
+    <w:lvlOverride w:ilvl="1">
+      <w:startOverride w:val="1"/>
+    </w:lvlOverride>
+    <w:lvlOverride w:ilvl="2">
+      <w:startOverride w:val="1"/>
+    </w:lvlOverride>
+    <w:lvlOverride w:ilvl="3">
+      <w:startOverride w:val="1"/>
+    </w:lvlOverride>
+    <w:lvlOverride w:ilvl="4">
+      <w:startOverride w:val="1"/>
+    </w:lvlOverride>
+    <w:lvlOverride w:ilvl="5">
+      <w:startOverride w:val="1"/>
+    </w:lvlOverride>
+    <w:lvlOverride w:ilvl="6">
+      <w:startOverride w:val="1"/>
+    </w:lvlOverride>
+    <w:lvlOverride w:ilvl="7">
+      <w:startOverride w:val="1"/>
+    </w:lvlOverride>
+    <w:lvlOverride w:ilvl="8">
+      <w:startOverride w:val="1"/>
+    </w:lvlOverride>
+  </w:num>
+  <w:num w:numId="1019">
+    <w:abstractNumId w:val="99431"/>
+    <w:lvlOverride w:ilvl="0">
+      <w:startOverride w:val="1"/>
+    </w:lvlOverride>
+    <w:lvlOverride w:ilvl="1">
+      <w:startOverride w:val="1"/>
+    </w:lvlOverride>
+    <w:lvlOverride w:ilvl="2">
+      <w:startOverride w:val="1"/>
+    </w:lvlOverride>
+    <w:lvlOverride w:ilvl="3">
+      <w:startOverride w:val="1"/>
+    </w:lvlOverride>
+    <w:lvlOverride w:ilvl="4">
+      <w:startOverride w:val="1"/>
+    </w:lvlOverride>
+    <w:lvlOverride w:ilvl="5">
+      <w:startOverride w:val="1"/>
+    </w:lvlOverride>
+    <w:lvlOverride w:ilvl="6">
+      <w:startOverride w:val="1"/>
+    </w:lvlOverride>
+    <w:lvlOverride w:ilvl="7">
+      <w:startOverride w:val="1"/>
+    </w:lvlOverride>
+    <w:lvlOverride w:ilvl="8">
+      <w:startOverride w:val="1"/>
+    </w:lvlOverride>
+  </w:num>
+  <w:num w:numId="1020">
+    <w:abstractNumId w:val="99434"/>
+    <w:lvlOverride w:ilvl="0">
+      <w:startOverride w:val="4"/>
+    </w:lvlOverride>
+    <w:lvlOverride w:ilvl="1">
+      <w:startOverride w:val="4"/>
+    </w:lvlOverride>
+    <w:lvlOverride w:ilvl="2">
+      <w:startOverride w:val="4"/>
+    </w:lvlOverride>
+    <w:lvlOverride w:ilvl="3">
+      <w:startOverride w:val="4"/>
+    </w:lvlOverride>
+    <w:lvlOverride w:ilvl="4">
+      <w:startOverride w:val="4"/>
+    </w:lvlOverride>
+    <w:lvlOverride w:ilvl="5">
+      <w:startOverride w:val="4"/>
+    </w:lvlOverride>
+    <w:lvlOverride w:ilvl="6">
+      <w:startOverride w:val="4"/>
+    </w:lvlOverride>
+    <w:lvlOverride w:ilvl="7">
+      <w:startOverride w:val="4"/>
+    </w:lvlOverride>
+    <w:lvlOverride w:ilvl="8">
+      <w:startOverride w:val="4"/>
+    </w:lvlOverride>
+  </w:num>
+  <w:num w:numId="1021">
+    <w:abstractNumId w:val="99431"/>
+    <w:lvlOverride w:ilvl="0">
+      <w:startOverride w:val="1"/>
+    </w:lvlOverride>
+    <w:lvlOverride w:ilvl="1">
+      <w:startOverride w:val="1"/>
+    </w:lvlOverride>
+    <w:lvlOverride w:ilvl="2">
+      <w:startOverride w:val="1"/>
+    </w:lvlOverride>
+    <w:lvlOverride w:ilvl="3">
+      <w:startOverride w:val="1"/>
+    </w:lvlOverride>
+    <w:lvlOverride w:ilvl="4">
+      <w:startOverride w:val="1"/>
+    </w:lvlOverride>
+    <w:lvlOverride w:ilvl="5">
+      <w:startOverride w:val="1"/>
+    </w:lvlOverride>
+    <w:lvlOverride w:ilvl="6">
+      <w:startOverride w:val="1"/>
+    </w:lvlOverride>
+    <w:lvlOverride w:ilvl="7">
+      <w:startOverride w:val="1"/>
+    </w:lvlOverride>
+    <w:lvlOverride w:ilvl="8">
+      <w:startOverride w:val="1"/>
+    </w:lvlOverride>
+  </w:num>
+  <w:num w:numId="1022">
+    <w:abstractNumId w:val="991"/>
+  </w:num>
+  <w:num w:numId="1023">
+    <w:abstractNumId w:val="99431"/>
+    <w:lvlOverride w:ilvl="0">
+      <w:startOverride w:val="1"/>
+    </w:lvlOverride>
+    <w:lvlOverride w:ilvl="1">
+      <w:startOverride w:val="1"/>
+    </w:lvlOverride>
+    <w:lvlOverride w:ilvl="2">
+      <w:startOverride w:val="1"/>
+    </w:lvlOverride>
+    <w:lvlOverride w:ilvl="3">
+      <w:startOverride w:val="1"/>
+    </w:lvlOverride>
+    <w:lvlOverride w:ilvl="4">
+      <w:startOverride w:val="1"/>
+    </w:lvlOverride>
+    <w:lvlOverride w:ilvl="5">
+      <w:startOverride w:val="1"/>
+    </w:lvlOverride>
+    <w:lvlOverride w:ilvl="6">
+      <w:startOverride w:val="1"/>
+    </w:lvlOverride>
+    <w:lvlOverride w:ilvl="7">
+      <w:startOverride w:val="1"/>
+    </w:lvlOverride>
+    <w:lvlOverride w:ilvl="8">
+      <w:startOverride w:val="1"/>
+    </w:lvlOverride>
+  </w:num>
 </w:numbering>
 </file>
 
@@ -34114,7 +33974,7 @@
     <ns0:rPr>
       <ns0:rFonts ns0:ascii="Times New Roman" ns0:cs="Times New Roman" ns0:eastAsia="SimHei" ns0:hAnsi="Times New Roman"/>
       <ns0:b/>
-      <ns0:color ns0:val="000000"/>
+      <ns0:color ns0:val="17324D"/>
       <ns0:sz ns0:val="44"/>
       <ns0:szCs ns0:val="56"/>
     </ns0:rPr>
@@ -34256,7 +34116,7 @@
     <ns0:rPr>
       <ns0:rFonts ns0:ascii="Times New Roman" ns0:cs="Times New Roman" ns0:eastAsia="SimHei" ns0:hAnsi="Times New Roman"/>
       <ns0:b/>
-      <ns0:color ns0:val="000000"/>
+      <ns0:color ns0:val="17324D"/>
       <ns0:sz ns0:val="32"/>
       <ns0:szCs ns0:val="40"/>
     </ns0:rPr>
@@ -34280,7 +34140,7 @@
     <ns0:rPr>
       <ns0:rFonts ns0:ascii="Times New Roman" ns0:cs="Times New Roman" ns0:eastAsia="SimHei" ns0:hAnsi="Times New Roman"/>
       <ns0:b/>
-      <ns0:color ns0:val="000000"/>
+      <ns0:color ns0:val="17324D"/>
       <ns0:sz ns0:val="28"/>
       <ns0:szCs ns0:val="32"/>
     </ns0:rPr>
@@ -34304,7 +34164,7 @@
     <ns0:rPr>
       <ns0:rFonts ns0:ascii="Times New Roman" ns0:cs="Times New Roman" ns0:eastAsia="SimHei" ns0:hAnsi="Times New Roman"/>
       <ns0:b/>
-      <ns0:color ns0:val="000000"/>
+      <ns0:color ns0:val="17324D"/>
       <ns0:sz ns0:val="25"/>
       <ns0:szCs ns0:val="28"/>
     </ns0:rPr>
@@ -34780,7 +34640,7 @@
     <w:rPr>
       <w:rFonts w:ascii="Times New Roman" w:hAnsi="Times New Roman" w:eastAsia="FangSong" w:cs="Times New Roman"/>
       <w:b/>
-      <w:color w:val="007020"/>
+      <w:color w:val="000000"/>
     </w:rPr>
   </w:style>
   <w:style w:type="character" w:customStyle="1" w:styleId="DataTypeTok">
@@ -34788,7 +34648,7 @@
     <w:basedOn w:val="VerbatimChar"/>
     <w:rPr>
       <w:rFonts w:ascii="Times New Roman" w:hAnsi="Times New Roman" w:eastAsia="FangSong" w:cs="Times New Roman"/>
-      <w:color w:val="902000"/>
+      <w:color w:val="000000"/>
     </w:rPr>
   </w:style>
   <w:style w:type="character" w:customStyle="1" w:styleId="DecValTok">
@@ -34796,7 +34656,7 @@
     <w:basedOn w:val="VerbatimChar"/>
     <w:rPr>
       <w:rFonts w:ascii="Times New Roman" w:hAnsi="Times New Roman" w:eastAsia="FangSong" w:cs="Times New Roman"/>
-      <w:color w:val="40a070"/>
+      <w:color w:val="000000"/>
     </w:rPr>
   </w:style>
   <w:style w:type="character" w:customStyle="1" w:styleId="BaseNTok">
@@ -34804,7 +34664,7 @@
     <w:basedOn w:val="VerbatimChar"/>
     <w:rPr>
       <w:rFonts w:ascii="Times New Roman" w:hAnsi="Times New Roman" w:eastAsia="FangSong" w:cs="Times New Roman"/>
-      <w:color w:val="40a070"/>
+      <w:color w:val="000000"/>
     </w:rPr>
   </w:style>
   <w:style w:type="character" w:customStyle="1" w:styleId="FloatTok">
@@ -34812,7 +34672,7 @@
     <w:basedOn w:val="VerbatimChar"/>
     <w:rPr>
       <w:rFonts w:ascii="Times New Roman" w:hAnsi="Times New Roman" w:eastAsia="FangSong" w:cs="Times New Roman"/>
-      <w:color w:val="40a070"/>
+      <w:color w:val="000000"/>
     </w:rPr>
   </w:style>
   <w:style w:type="character" w:customStyle="1" w:styleId="ConstantTok">
@@ -34820,7 +34680,7 @@
     <w:basedOn w:val="VerbatimChar"/>
     <w:rPr>
       <w:rFonts w:ascii="Times New Roman" w:hAnsi="Times New Roman" w:eastAsia="FangSong" w:cs="Times New Roman"/>
-      <w:color w:val="880000"/>
+      <w:color w:val="000000"/>
     </w:rPr>
   </w:style>
   <w:style w:type="character" w:customStyle="1" w:styleId="CharTok">
@@ -34828,7 +34688,7 @@
     <w:basedOn w:val="VerbatimChar"/>
     <w:rPr>
       <w:rFonts w:ascii="Times New Roman" w:hAnsi="Times New Roman" w:eastAsia="FangSong" w:cs="Times New Roman"/>
-      <w:color w:val="4070a0"/>
+      <w:color w:val="000000"/>
     </w:rPr>
   </w:style>
   <w:style w:type="character" w:customStyle="1" w:styleId="SpecialCharTok">
@@ -34836,7 +34696,7 @@
     <w:basedOn w:val="VerbatimChar"/>
     <w:rPr>
       <w:rFonts w:ascii="Times New Roman" w:hAnsi="Times New Roman" w:eastAsia="FangSong" w:cs="Times New Roman"/>
-      <w:color w:val="4070a0"/>
+      <w:color w:val="000000"/>
     </w:rPr>
   </w:style>
   <w:style w:type="character" w:customStyle="1" w:styleId="StringTok">
@@ -34844,7 +34704,7 @@
     <w:basedOn w:val="VerbatimChar"/>
     <w:rPr>
       <w:rFonts w:ascii="Times New Roman" w:hAnsi="Times New Roman" w:eastAsia="FangSong" w:cs="Times New Roman"/>
-      <w:color w:val="4070a0"/>
+      <w:color w:val="000000"/>
     </w:rPr>
   </w:style>
   <w:style w:type="character" w:customStyle="1" w:styleId="VerbatimStringTok">
@@ -34852,7 +34712,7 @@
     <w:basedOn w:val="VerbatimChar"/>
     <w:rPr>
       <w:rFonts w:ascii="Times New Roman" w:hAnsi="Times New Roman" w:eastAsia="FangSong" w:cs="Times New Roman"/>
-      <w:color w:val="4070a0"/>
+      <w:color w:val="000000"/>
     </w:rPr>
   </w:style>
   <w:style w:type="character" w:customStyle="1" w:styleId="SpecialStringTok">
@@ -34860,7 +34720,7 @@
     <w:basedOn w:val="VerbatimChar"/>
     <w:rPr>
       <w:rFonts w:ascii="Times New Roman" w:hAnsi="Times New Roman" w:eastAsia="FangSong" w:cs="Times New Roman"/>
-      <w:color w:val="bb6688"/>
+      <w:color w:val="000000"/>
     </w:rPr>
   </w:style>
   <w:style w:type="character" w:customStyle="1" w:styleId="ImportTok">
@@ -34869,7 +34729,7 @@
     <w:rPr>
       <w:rFonts w:ascii="Times New Roman" w:hAnsi="Times New Roman" w:eastAsia="FangSong" w:cs="Times New Roman"/>
       <w:b/>
-      <w:color w:val="008000"/>
+      <w:color w:val="000000"/>
     </w:rPr>
   </w:style>
   <w:style w:type="character" w:customStyle="1" w:styleId="CommentTok">
@@ -34878,7 +34738,7 @@
     <w:rPr>
       <w:rFonts w:ascii="Times New Roman" w:hAnsi="Times New Roman" w:eastAsia="FangSong" w:cs="Times New Roman"/>
       <w:i/>
-      <w:color w:val="60a0b0"/>
+      <w:color w:val="000000"/>
     </w:rPr>
   </w:style>
   <w:style w:type="character" w:customStyle="1" w:styleId="DocumentationTok">
@@ -34887,7 +34747,7 @@
     <w:rPr>
       <w:rFonts w:ascii="Times New Roman" w:hAnsi="Times New Roman" w:eastAsia="FangSong" w:cs="Times New Roman"/>
       <w:i/>
-      <w:color w:val="ba2121"/>
+      <w:color w:val="000000"/>
     </w:rPr>
   </w:style>
   <w:style w:type="character" w:customStyle="1" w:styleId="AnnotationTok">
@@ -34897,7 +34757,7 @@
       <w:rFonts w:ascii="Times New Roman" w:hAnsi="Times New Roman" w:eastAsia="FangSong" w:cs="Times New Roman"/>
       <w:b/>
       <w:i/>
-      <w:color w:val="60a0b0"/>
+      <w:color w:val="000000"/>
     </w:rPr>
   </w:style>
   <w:style w:type="character" w:customStyle="1" w:styleId="CommentVarTok">
@@ -34907,7 +34767,7 @@
       <w:rFonts w:ascii="Times New Roman" w:hAnsi="Times New Roman" w:eastAsia="FangSong" w:cs="Times New Roman"/>
       <w:b/>
       <w:i/>
-      <w:color w:val="60a0b0"/>
+      <w:color w:val="000000"/>
     </w:rPr>
   </w:style>
   <w:style w:type="character" w:customStyle="1" w:styleId="OtherTok">
@@ -34915,7 +34775,7 @@
     <w:basedOn w:val="VerbatimChar"/>
     <w:rPr>
       <w:rFonts w:ascii="Times New Roman" w:hAnsi="Times New Roman" w:eastAsia="FangSong" w:cs="Times New Roman"/>
-      <w:color w:val="007020"/>
+      <w:color w:val="000000"/>
     </w:rPr>
   </w:style>
   <w:style w:type="character" w:customStyle="1" w:styleId="FunctionTok">
@@ -34923,7 +34783,7 @@
     <w:basedOn w:val="VerbatimChar"/>
     <w:rPr>
       <w:rFonts w:ascii="Times New Roman" w:hAnsi="Times New Roman" w:eastAsia="FangSong" w:cs="Times New Roman"/>
-      <w:color w:val="06287e"/>
+      <w:color w:val="000000"/>
     </w:rPr>
   </w:style>
   <w:style w:type="character" w:customStyle="1" w:styleId="VariableTok">
@@ -34931,7 +34791,7 @@
     <w:basedOn w:val="VerbatimChar"/>
     <w:rPr>
       <w:rFonts w:ascii="Times New Roman" w:hAnsi="Times New Roman" w:eastAsia="FangSong" w:cs="Times New Roman"/>
-      <w:color w:val="19177c"/>
+      <w:color w:val="000000"/>
     </w:rPr>
   </w:style>
   <w:style w:type="character" w:customStyle="1" w:styleId="ControlFlowTok">
@@ -34940,7 +34800,7 @@
     <w:rPr>
       <w:rFonts w:ascii="Times New Roman" w:hAnsi="Times New Roman" w:eastAsia="FangSong" w:cs="Times New Roman"/>
       <w:b/>
-      <w:color w:val="007020"/>
+      <w:color w:val="000000"/>
     </w:rPr>
   </w:style>
   <w:style w:type="character" w:customStyle="1" w:styleId="OperatorTok">
@@ -34948,7 +34808,7 @@
     <w:basedOn w:val="VerbatimChar"/>
     <w:rPr>
       <w:rFonts w:ascii="Times New Roman" w:hAnsi="Times New Roman" w:eastAsia="FangSong" w:cs="Times New Roman"/>
-      <w:color w:val="666666"/>
+      <w:color w:val="000000"/>
     </w:rPr>
   </w:style>
   <w:style w:type="character" w:customStyle="1" w:styleId="BuiltInTok">
@@ -34956,7 +34816,7 @@
     <w:basedOn w:val="VerbatimChar"/>
     <w:rPr>
       <w:rFonts w:ascii="Times New Roman" w:hAnsi="Times New Roman" w:eastAsia="FangSong" w:cs="Times New Roman"/>
-      <w:color w:val="008000"/>
+      <w:color w:val="000000"/>
     </w:rPr>
   </w:style>
   <w:style w:type="character" w:customStyle="1" w:styleId="ExtensionTok">
@@ -34971,7 +34831,7 @@
     <w:basedOn w:val="VerbatimChar"/>
     <w:rPr>
       <w:rFonts w:ascii="Times New Roman" w:hAnsi="Times New Roman" w:eastAsia="FangSong" w:cs="Times New Roman"/>
-      <w:color w:val="bc7a00"/>
+      <w:color w:val="000000"/>
     </w:rPr>
   </w:style>
   <w:style w:type="character" w:customStyle="1" w:styleId="AttributeTok">
@@ -34979,7 +34839,7 @@
     <w:basedOn w:val="VerbatimChar"/>
     <w:rPr>
       <w:rFonts w:ascii="Times New Roman" w:hAnsi="Times New Roman" w:eastAsia="FangSong" w:cs="Times New Roman"/>
-      <w:color w:val="7d9029"/>
+      <w:color w:val="000000"/>
     </w:rPr>
   </w:style>
   <w:style w:type="character" w:customStyle="1" w:styleId="RegionMarkerTok">
@@ -34996,7 +34856,7 @@
       <w:rFonts w:ascii="Times New Roman" w:hAnsi="Times New Roman" w:eastAsia="FangSong" w:cs="Times New Roman"/>
       <w:b/>
       <w:i/>
-      <w:color w:val="60a0b0"/>
+      <w:color w:val="000000"/>
     </w:rPr>
   </w:style>
   <w:style w:type="character" w:customStyle="1" w:styleId="WarningTok">
@@ -35006,7 +34866,7 @@
       <w:rFonts w:ascii="Times New Roman" w:hAnsi="Times New Roman" w:eastAsia="FangSong" w:cs="Times New Roman"/>
       <w:b/>
       <w:i/>
-      <w:color w:val="60a0b0"/>
+      <w:color w:val="000000"/>
     </w:rPr>
   </w:style>
   <w:style w:type="character" w:customStyle="1" w:styleId="AlertTok">
@@ -35015,7 +34875,7 @@
     <w:rPr>
       <w:rFonts w:ascii="Times New Roman" w:hAnsi="Times New Roman" w:eastAsia="FangSong" w:cs="Times New Roman"/>
       <w:b/>
-      <w:color w:val="ff0000"/>
+      <w:color w:val="000000"/>
     </w:rPr>
   </w:style>
   <w:style w:type="character" w:customStyle="1" w:styleId="ErrorTok">
@@ -35024,7 +34884,7 @@
     <w:rPr>
       <w:rFonts w:ascii="Times New Roman" w:hAnsi="Times New Roman" w:eastAsia="FangSong" w:cs="Times New Roman"/>
       <w:b/>
-      <w:color w:val="ff0000"/>
+      <w:color w:val="000000"/>
     </w:rPr>
   </w:style>
   <w:style w:type="character" w:customStyle="1" w:styleId="NormalTok">
